--- a/Project-organisation/Pflichtenheft.docx
+++ b/Project-organisation/Pflichtenheft.docx
@@ -23,35 +23,28 @@
         <w:t>Pflichtenheft</w:t>
       </w:r>
     </w:p>
-    <w:p>
-      <w:pPr>
-        <w:rPr>
-          <w:rFonts w:ascii="Arial" w:hAnsi="Arial" w:cs="Arial"/>
-          <w:b/>
-          <w:bCs/>
-          <w:sz w:val="28"/>
-          <w:szCs w:val="28"/>
-        </w:rPr>
-      </w:pPr>
-    </w:p>
     <w:tbl>
       <w:tblPr>
         <w:tblStyle w:val="Tabellenraster"/>
-        <w:tblW w:w="0" w:type="auto"/>
+        <w:tblW w:w="5000" w:type="pct"/>
+        <w:jc w:val="center"/>
         <w:tblLook w:val="04A0" w:firstRow="1" w:lastRow="0" w:firstColumn="1" w:lastColumn="0" w:noHBand="0" w:noVBand="1"/>
       </w:tblPr>
       <w:tblGrid>
-        <w:gridCol w:w="3397"/>
-        <w:gridCol w:w="5604"/>
+        <w:gridCol w:w="3257"/>
+        <w:gridCol w:w="5805"/>
       </w:tblGrid>
       <w:tr>
         <w:trPr>
-          <w:trHeight w:val="317"/>
+          <w:trHeight w:val="380"/>
+          <w:jc w:val="center"/>
         </w:trPr>
         <w:tc>
           <w:tcPr>
-            <w:tcW w:w="3397" w:type="dxa"/>
-            <w:shd w:val="clear" w:color="auto" w:fill="auto"/>
+            <w:tcW w:w="1797" w:type="pct"/>
+            <w:tcBorders>
+              <w:bottom w:val="single" w:sz="12" w:space="0" w:color="auto"/>
+            </w:tcBorders>
           </w:tcPr>
           <w:p>
             <w:pPr>
@@ -73,8 +66,10 @@
         </w:tc>
         <w:tc>
           <w:tcPr>
-            <w:tcW w:w="5604" w:type="dxa"/>
-            <w:shd w:val="clear" w:color="auto" w:fill="auto"/>
+            <w:tcW w:w="3203" w:type="pct"/>
+            <w:tcBorders>
+              <w:bottom w:val="single" w:sz="12" w:space="0" w:color="auto"/>
+            </w:tcBorders>
           </w:tcPr>
           <w:p>
             <w:pPr>
@@ -97,15 +92,16 @@
       </w:tr>
       <w:tr>
         <w:trPr>
-          <w:trHeight w:val="271"/>
+          <w:trHeight w:val="677"/>
+          <w:jc w:val="center"/>
         </w:trPr>
         <w:tc>
           <w:tcPr>
-            <w:tcW w:w="3397" w:type="dxa"/>
+            <w:tcW w:w="1797" w:type="pct"/>
             <w:tcBorders>
               <w:top w:val="single" w:sz="12" w:space="0" w:color="auto"/>
             </w:tcBorders>
-            <w:shd w:val="clear" w:color="auto" w:fill="auto"/>
+            <w:vAlign w:val="center"/>
           </w:tcPr>
           <w:p>
             <w:pPr>
@@ -123,11 +119,11 @@
         </w:tc>
         <w:tc>
           <w:tcPr>
-            <w:tcW w:w="5604" w:type="dxa"/>
+            <w:tcW w:w="3203" w:type="pct"/>
             <w:tcBorders>
               <w:top w:val="single" w:sz="12" w:space="0" w:color="auto"/>
             </w:tcBorders>
-            <w:shd w:val="clear" w:color="auto" w:fill="auto"/>
+            <w:vAlign w:val="center"/>
           </w:tcPr>
           <w:p>
             <w:pPr>
@@ -146,61 +142,91 @@
       </w:tr>
       <w:tr>
         <w:trPr>
-          <w:trHeight w:val="271"/>
+          <w:trHeight w:val="677"/>
+          <w:jc w:val="center"/>
         </w:trPr>
         <w:tc>
           <w:tcPr>
-            <w:tcW w:w="3397" w:type="dxa"/>
-            <w:shd w:val="clear" w:color="auto" w:fill="auto"/>
-          </w:tcPr>
-          <w:p>
-            <w:pPr>
-              <w:rPr>
-                <w:rFonts w:ascii="Arial" w:hAnsi="Arial" w:cs="Arial"/>
-              </w:rPr>
-            </w:pPr>
-            <w:r>
-              <w:rPr>
-                <w:rFonts w:ascii="Arial" w:hAnsi="Arial" w:cs="Arial"/>
-              </w:rPr>
-              <w:t xml:space="preserve">Verantwortlicher </w:t>
-            </w:r>
-            <w:r>
-              <w:rPr>
-                <w:rFonts w:ascii="Arial" w:hAnsi="Arial" w:cs="Arial"/>
-              </w:rPr>
-              <w:t>Pflichtenheft</w:t>
-            </w:r>
-          </w:p>
-        </w:tc>
-        <w:tc>
-          <w:tcPr>
-            <w:tcW w:w="5604" w:type="dxa"/>
-            <w:shd w:val="clear" w:color="auto" w:fill="auto"/>
-          </w:tcPr>
-          <w:p>
-            <w:pPr>
-              <w:rPr>
-                <w:rFonts w:ascii="Arial" w:hAnsi="Arial" w:cs="Arial"/>
-              </w:rPr>
-            </w:pPr>
-            <w:r>
-              <w:rPr>
-                <w:rFonts w:ascii="Arial" w:hAnsi="Arial" w:cs="Arial"/>
-              </w:rPr>
-              <w:t>Bazaj Donart, Bichler Nadine</w:t>
+            <w:tcW w:w="1797" w:type="pct"/>
+            <w:tcBorders>
+              <w:top w:val="single" w:sz="12" w:space="0" w:color="auto"/>
+              <w:bottom w:val="single" w:sz="12" w:space="0" w:color="auto"/>
+            </w:tcBorders>
+            <w:vAlign w:val="center"/>
+          </w:tcPr>
+          <w:p>
+            <w:pPr>
+              <w:rPr>
+                <w:rFonts w:ascii="Arial" w:hAnsi="Arial" w:cs="Arial"/>
+              </w:rPr>
+            </w:pPr>
+            <w:r>
+              <w:rPr>
+                <w:rFonts w:ascii="Arial" w:hAnsi="Arial" w:cs="Arial"/>
+              </w:rPr>
+              <w:t>Verantwortlicher Lastenheft</w:t>
+            </w:r>
+          </w:p>
+        </w:tc>
+        <w:tc>
+          <w:tcPr>
+            <w:tcW w:w="3203" w:type="pct"/>
+            <w:tcBorders>
+              <w:top w:val="single" w:sz="12" w:space="0" w:color="auto"/>
+              <w:bottom w:val="single" w:sz="12" w:space="0" w:color="auto"/>
+            </w:tcBorders>
+            <w:vAlign w:val="center"/>
+          </w:tcPr>
+          <w:p>
+            <w:pPr>
+              <w:rPr>
+                <w:rFonts w:ascii="Arial" w:hAnsi="Arial" w:cs="Arial"/>
+              </w:rPr>
+            </w:pPr>
+            <w:proofErr w:type="spellStart"/>
+            <w:r>
+              <w:rPr>
+                <w:rFonts w:ascii="Arial" w:hAnsi="Arial" w:cs="Arial"/>
+              </w:rPr>
+              <w:t>Bazaj</w:t>
+            </w:r>
+            <w:proofErr w:type="spellEnd"/>
+            <w:r>
+              <w:rPr>
+                <w:rFonts w:ascii="Arial" w:hAnsi="Arial" w:cs="Arial"/>
+              </w:rPr>
+              <w:t xml:space="preserve"> </w:t>
+            </w:r>
+            <w:proofErr w:type="spellStart"/>
+            <w:r>
+              <w:rPr>
+                <w:rFonts w:ascii="Arial" w:hAnsi="Arial" w:cs="Arial"/>
+              </w:rPr>
+              <w:t>Donart</w:t>
+            </w:r>
+            <w:proofErr w:type="spellEnd"/>
+            <w:r>
+              <w:rPr>
+                <w:rFonts w:ascii="Arial" w:hAnsi="Arial" w:cs="Arial"/>
+              </w:rPr>
+              <w:t>, Bichler Nadine</w:t>
             </w:r>
           </w:p>
         </w:tc>
       </w:tr>
       <w:tr>
         <w:trPr>
-          <w:trHeight w:val="271"/>
+          <w:trHeight w:val="677"/>
+          <w:jc w:val="center"/>
         </w:trPr>
         <w:tc>
           <w:tcPr>
-            <w:tcW w:w="3397" w:type="dxa"/>
-            <w:shd w:val="clear" w:color="auto" w:fill="auto"/>
+            <w:tcW w:w="1797" w:type="pct"/>
+            <w:tcBorders>
+              <w:top w:val="single" w:sz="12" w:space="0" w:color="auto"/>
+              <w:bottom w:val="single" w:sz="12" w:space="0" w:color="auto"/>
+            </w:tcBorders>
+            <w:vAlign w:val="center"/>
           </w:tcPr>
           <w:p>
             <w:pPr>
@@ -218,32 +244,59 @@
         </w:tc>
         <w:tc>
           <w:tcPr>
-            <w:tcW w:w="5604" w:type="dxa"/>
-            <w:shd w:val="clear" w:color="auto" w:fill="auto"/>
-          </w:tcPr>
-          <w:p>
-            <w:pPr>
-              <w:rPr>
-                <w:rFonts w:ascii="Arial" w:hAnsi="Arial" w:cs="Arial"/>
-              </w:rPr>
-            </w:pPr>
-            <w:r>
-              <w:rPr>
-                <w:rFonts w:ascii="Arial" w:hAnsi="Arial" w:cs="Arial"/>
-              </w:rPr>
-              <w:t>04.04.2025</w:t>
+            <w:tcW w:w="3203" w:type="pct"/>
+            <w:tcBorders>
+              <w:top w:val="single" w:sz="12" w:space="0" w:color="auto"/>
+              <w:bottom w:val="single" w:sz="12" w:space="0" w:color="auto"/>
+            </w:tcBorders>
+            <w:vAlign w:val="center"/>
+          </w:tcPr>
+          <w:p>
+            <w:pPr>
+              <w:rPr>
+                <w:rFonts w:ascii="Arial" w:hAnsi="Arial" w:cs="Arial"/>
+              </w:rPr>
+            </w:pPr>
+            <w:r>
+              <w:rPr>
+                <w:rFonts w:ascii="Arial" w:hAnsi="Arial" w:cs="Arial"/>
+              </w:rPr>
+              <w:t>04</w:t>
+            </w:r>
+            <w:r>
+              <w:rPr>
+                <w:rFonts w:ascii="Arial" w:hAnsi="Arial" w:cs="Arial"/>
+              </w:rPr>
+              <w:t>.0</w:t>
+            </w:r>
+            <w:r>
+              <w:rPr>
+                <w:rFonts w:ascii="Arial" w:hAnsi="Arial" w:cs="Arial"/>
+              </w:rPr>
+              <w:t>4</w:t>
+            </w:r>
+            <w:r>
+              <w:rPr>
+                <w:rFonts w:ascii="Arial" w:hAnsi="Arial" w:cs="Arial"/>
+              </w:rPr>
+              <w:t>.2025</w:t>
             </w:r>
           </w:p>
         </w:tc>
       </w:tr>
       <w:tr>
         <w:trPr>
-          <w:trHeight w:val="271"/>
+          <w:trHeight w:val="677"/>
+          <w:jc w:val="center"/>
         </w:trPr>
         <w:tc>
           <w:tcPr>
-            <w:tcW w:w="3397" w:type="dxa"/>
-            <w:shd w:val="clear" w:color="auto" w:fill="auto"/>
+            <w:tcW w:w="1797" w:type="pct"/>
+            <w:tcBorders>
+              <w:top w:val="single" w:sz="12" w:space="0" w:color="auto"/>
+              <w:bottom w:val="single" w:sz="12" w:space="0" w:color="auto"/>
+            </w:tcBorders>
+            <w:vAlign w:val="center"/>
           </w:tcPr>
           <w:p>
             <w:pPr>
@@ -261,8 +314,12 @@
         </w:tc>
         <w:tc>
           <w:tcPr>
-            <w:tcW w:w="5604" w:type="dxa"/>
-            <w:shd w:val="clear" w:color="auto" w:fill="auto"/>
+            <w:tcW w:w="3203" w:type="pct"/>
+            <w:tcBorders>
+              <w:top w:val="single" w:sz="12" w:space="0" w:color="auto"/>
+              <w:bottom w:val="single" w:sz="12" w:space="0" w:color="auto"/>
+            </w:tcBorders>
+            <w:vAlign w:val="center"/>
           </w:tcPr>
           <w:p>
             <w:pPr>
@@ -281,12 +338,17 @@
       </w:tr>
       <w:tr>
         <w:trPr>
-          <w:trHeight w:val="271"/>
+          <w:trHeight w:val="677"/>
+          <w:jc w:val="center"/>
         </w:trPr>
         <w:tc>
           <w:tcPr>
-            <w:tcW w:w="3397" w:type="dxa"/>
-            <w:shd w:val="clear" w:color="auto" w:fill="auto"/>
+            <w:tcW w:w="1797" w:type="pct"/>
+            <w:tcBorders>
+              <w:top w:val="single" w:sz="12" w:space="0" w:color="auto"/>
+              <w:bottom w:val="single" w:sz="12" w:space="0" w:color="auto"/>
+            </w:tcBorders>
+            <w:vAlign w:val="center"/>
           </w:tcPr>
           <w:p>
             <w:pPr>
@@ -304,8 +366,12 @@
         </w:tc>
         <w:tc>
           <w:tcPr>
-            <w:tcW w:w="5604" w:type="dxa"/>
-            <w:shd w:val="clear" w:color="auto" w:fill="auto"/>
+            <w:tcW w:w="3203" w:type="pct"/>
+            <w:tcBorders>
+              <w:top w:val="single" w:sz="12" w:space="0" w:color="auto"/>
+              <w:bottom w:val="single" w:sz="12" w:space="0" w:color="auto"/>
+            </w:tcBorders>
+            <w:vAlign w:val="center"/>
           </w:tcPr>
           <w:p>
             <w:pPr>
@@ -324,12 +390,16 @@
       </w:tr>
       <w:tr>
         <w:trPr>
-          <w:trHeight w:val="271"/>
+          <w:trHeight w:val="677"/>
+          <w:jc w:val="center"/>
         </w:trPr>
         <w:tc>
           <w:tcPr>
-            <w:tcW w:w="3397" w:type="dxa"/>
-            <w:shd w:val="clear" w:color="auto" w:fill="auto"/>
+            <w:tcW w:w="1797" w:type="pct"/>
+            <w:tcBorders>
+              <w:top w:val="single" w:sz="12" w:space="0" w:color="auto"/>
+            </w:tcBorders>
+            <w:vAlign w:val="center"/>
           </w:tcPr>
           <w:p>
             <w:pPr>
@@ -347,20 +417,29 @@
         </w:tc>
         <w:tc>
           <w:tcPr>
-            <w:tcW w:w="5604" w:type="dxa"/>
-            <w:shd w:val="clear" w:color="auto" w:fill="auto"/>
-          </w:tcPr>
-          <w:p>
-            <w:pPr>
-              <w:rPr>
-                <w:rFonts w:ascii="Arial" w:hAnsi="Arial" w:cs="Arial"/>
-              </w:rPr>
-            </w:pPr>
-            <w:r>
-              <w:rPr>
-                <w:rFonts w:ascii="Arial" w:hAnsi="Arial" w:cs="Arial"/>
-              </w:rPr>
-              <w:t>Pflichtenheft.docx</w:t>
+            <w:tcW w:w="3203" w:type="pct"/>
+            <w:tcBorders>
+              <w:top w:val="single" w:sz="12" w:space="0" w:color="auto"/>
+            </w:tcBorders>
+            <w:vAlign w:val="center"/>
+          </w:tcPr>
+          <w:p>
+            <w:pPr>
+              <w:rPr>
+                <w:rFonts w:ascii="Arial" w:hAnsi="Arial" w:cs="Arial"/>
+              </w:rPr>
+            </w:pPr>
+            <w:r>
+              <w:rPr>
+                <w:rFonts w:ascii="Arial" w:hAnsi="Arial" w:cs="Arial"/>
+              </w:rPr>
+              <w:t>Pflichtenheft</w:t>
+            </w:r>
+            <w:r>
+              <w:rPr>
+                <w:rFonts w:ascii="Arial" w:hAnsi="Arial" w:cs="Arial"/>
+              </w:rPr>
+              <w:t>.docx</w:t>
             </w:r>
           </w:p>
         </w:tc>
@@ -478,7 +557,6 @@
           </w:tcPr>
           <w:p>
             <w:pPr>
-              <w:jc w:val="center"/>
               <w:rPr>
                 <w:rFonts w:ascii="Arial" w:hAnsi="Arial" w:cs="Arial"/>
               </w:rPr>
@@ -500,7 +578,6 @@
           </w:tcPr>
           <w:p>
             <w:pPr>
-              <w:jc w:val="center"/>
               <w:rPr>
                 <w:rFonts w:ascii="Arial" w:hAnsi="Arial" w:cs="Arial"/>
               </w:rPr>
@@ -524,7 +601,9 @@
             <w:tcW w:w="1271" w:type="dxa"/>
             <w:tcBorders>
               <w:top w:val="single" w:sz="12" w:space="0" w:color="auto"/>
+              <w:bottom w:val="single" w:sz="12" w:space="0" w:color="auto"/>
             </w:tcBorders>
+            <w:vAlign w:val="center"/>
           </w:tcPr>
           <w:p>
             <w:pPr>
@@ -533,7 +612,23 @@
                 <w:rFonts w:ascii="Arial" w:hAnsi="Arial" w:cs="Arial"/>
               </w:rPr>
             </w:pPr>
-          </w:p>
+            <w:r>
+              <w:rPr>
+                <w:rFonts w:ascii="Arial" w:hAnsi="Arial" w:cs="Arial"/>
+              </w:rPr>
+              <w:t>0.1</w:t>
+            </w:r>
+          </w:p>
+        </w:tc>
+        <w:tc>
+          <w:tcPr>
+            <w:tcW w:w="1559" w:type="dxa"/>
+            <w:tcBorders>
+              <w:top w:val="single" w:sz="12" w:space="0" w:color="auto"/>
+              <w:bottom w:val="single" w:sz="12" w:space="0" w:color="auto"/>
+            </w:tcBorders>
+            <w:vAlign w:val="center"/>
+          </w:tcPr>
           <w:p>
             <w:pPr>
               <w:jc w:val="center"/>
@@ -545,8 +640,199 @@
               <w:rPr>
                 <w:rFonts w:ascii="Arial" w:hAnsi="Arial" w:cs="Arial"/>
               </w:rPr>
-              <w:t>0.1</w:t>
-            </w:r>
+              <w:t>04.04.2025</w:t>
+            </w:r>
+          </w:p>
+        </w:tc>
+        <w:tc>
+          <w:tcPr>
+            <w:tcW w:w="2127" w:type="dxa"/>
+            <w:tcBorders>
+              <w:top w:val="single" w:sz="12" w:space="0" w:color="auto"/>
+              <w:bottom w:val="single" w:sz="12" w:space="0" w:color="auto"/>
+            </w:tcBorders>
+            <w:vAlign w:val="center"/>
+          </w:tcPr>
+          <w:p>
+            <w:pPr>
+              <w:rPr>
+                <w:rFonts w:ascii="Arial" w:hAnsi="Arial" w:cs="Arial"/>
+              </w:rPr>
+            </w:pPr>
+            <w:proofErr w:type="spellStart"/>
+            <w:r>
+              <w:rPr>
+                <w:rFonts w:ascii="Arial" w:hAnsi="Arial" w:cs="Arial"/>
+              </w:rPr>
+              <w:t>Bazaj</w:t>
+            </w:r>
+            <w:proofErr w:type="spellEnd"/>
+            <w:r>
+              <w:rPr>
+                <w:rFonts w:ascii="Arial" w:hAnsi="Arial" w:cs="Arial"/>
+              </w:rPr>
+              <w:t xml:space="preserve"> </w:t>
+            </w:r>
+            <w:proofErr w:type="spellStart"/>
+            <w:r>
+              <w:rPr>
+                <w:rFonts w:ascii="Arial" w:hAnsi="Arial" w:cs="Arial"/>
+              </w:rPr>
+              <w:t>Donart</w:t>
+            </w:r>
+            <w:proofErr w:type="spellEnd"/>
+            <w:r>
+              <w:rPr>
+                <w:rFonts w:ascii="Arial" w:hAnsi="Arial" w:cs="Arial"/>
+              </w:rPr>
+              <w:t>, Bichler Nadine</w:t>
+            </w:r>
+          </w:p>
+        </w:tc>
+        <w:tc>
+          <w:tcPr>
+            <w:tcW w:w="4105" w:type="dxa"/>
+            <w:tcBorders>
+              <w:top w:val="single" w:sz="12" w:space="0" w:color="auto"/>
+              <w:bottom w:val="single" w:sz="12" w:space="0" w:color="auto"/>
+            </w:tcBorders>
+            <w:vAlign w:val="center"/>
+          </w:tcPr>
+          <w:p>
+            <w:pPr>
+              <w:rPr>
+                <w:rFonts w:ascii="Arial" w:hAnsi="Arial" w:cs="Arial"/>
+              </w:rPr>
+            </w:pPr>
+            <w:r>
+              <w:rPr>
+                <w:rFonts w:ascii="Arial" w:hAnsi="Arial" w:cs="Arial"/>
+              </w:rPr>
+              <w:t>Ersterstellung</w:t>
+            </w:r>
+          </w:p>
+        </w:tc>
+      </w:tr>
+      <w:tr>
+        <w:trPr>
+          <w:trHeight w:val="677"/>
+          <w:jc w:val="center"/>
+        </w:trPr>
+        <w:tc>
+          <w:tcPr>
+            <w:tcW w:w="1271" w:type="dxa"/>
+            <w:tcBorders>
+              <w:top w:val="single" w:sz="12" w:space="0" w:color="auto"/>
+              <w:bottom w:val="single" w:sz="12" w:space="0" w:color="auto"/>
+            </w:tcBorders>
+            <w:vAlign w:val="center"/>
+          </w:tcPr>
+          <w:p>
+            <w:pPr>
+              <w:jc w:val="center"/>
+              <w:rPr>
+                <w:rFonts w:ascii="Arial" w:hAnsi="Arial" w:cs="Arial"/>
+              </w:rPr>
+            </w:pPr>
+            <w:r>
+              <w:rPr>
+                <w:rFonts w:ascii="Arial" w:hAnsi="Arial" w:cs="Arial"/>
+              </w:rPr>
+              <w:t>0.2</w:t>
+            </w:r>
+          </w:p>
+        </w:tc>
+        <w:tc>
+          <w:tcPr>
+            <w:tcW w:w="1559" w:type="dxa"/>
+            <w:tcBorders>
+              <w:top w:val="single" w:sz="12" w:space="0" w:color="auto"/>
+              <w:bottom w:val="single" w:sz="12" w:space="0" w:color="auto"/>
+            </w:tcBorders>
+            <w:vAlign w:val="center"/>
+          </w:tcPr>
+          <w:p>
+            <w:pPr>
+              <w:jc w:val="center"/>
+              <w:rPr>
+                <w:rFonts w:ascii="Arial" w:hAnsi="Arial" w:cs="Arial"/>
+              </w:rPr>
+            </w:pPr>
+            <w:r>
+              <w:rPr>
+                <w:rFonts w:ascii="Arial" w:hAnsi="Arial" w:cs="Arial"/>
+              </w:rPr>
+              <w:t>07.04.2025</w:t>
+            </w:r>
+          </w:p>
+        </w:tc>
+        <w:tc>
+          <w:tcPr>
+            <w:tcW w:w="2127" w:type="dxa"/>
+            <w:tcBorders>
+              <w:top w:val="single" w:sz="12" w:space="0" w:color="auto"/>
+              <w:bottom w:val="single" w:sz="12" w:space="0" w:color="auto"/>
+            </w:tcBorders>
+            <w:vAlign w:val="center"/>
+          </w:tcPr>
+          <w:p>
+            <w:pPr>
+              <w:rPr>
+                <w:rFonts w:ascii="Arial" w:hAnsi="Arial" w:cs="Arial"/>
+              </w:rPr>
+            </w:pPr>
+            <w:r>
+              <w:rPr>
+                <w:rFonts w:ascii="Arial" w:hAnsi="Arial" w:cs="Arial"/>
+              </w:rPr>
+              <w:t>Bichler Nadine</w:t>
+            </w:r>
+          </w:p>
+        </w:tc>
+        <w:tc>
+          <w:tcPr>
+            <w:tcW w:w="4105" w:type="dxa"/>
+            <w:tcBorders>
+              <w:top w:val="single" w:sz="12" w:space="0" w:color="auto"/>
+              <w:bottom w:val="single" w:sz="12" w:space="0" w:color="auto"/>
+            </w:tcBorders>
+            <w:vAlign w:val="center"/>
+          </w:tcPr>
+          <w:p>
+            <w:pPr>
+              <w:rPr>
+                <w:rFonts w:ascii="Arial" w:hAnsi="Arial" w:cs="Arial"/>
+              </w:rPr>
+            </w:pPr>
+            <w:r>
+              <w:rPr>
+                <w:rFonts w:ascii="Arial" w:hAnsi="Arial" w:cs="Arial"/>
+              </w:rPr>
+              <w:t>Erweiterung und Anpassung</w:t>
+            </w:r>
+          </w:p>
+        </w:tc>
+      </w:tr>
+      <w:tr>
+        <w:trPr>
+          <w:trHeight w:val="677"/>
+          <w:jc w:val="center"/>
+        </w:trPr>
+        <w:tc>
+          <w:tcPr>
+            <w:tcW w:w="1271" w:type="dxa"/>
+            <w:tcBorders>
+              <w:top w:val="single" w:sz="12" w:space="0" w:color="auto"/>
+            </w:tcBorders>
+            <w:vAlign w:val="center"/>
+          </w:tcPr>
+          <w:p>
+            <w:pPr>
+              <w:jc w:val="center"/>
+              <w:rPr>
+                <w:rFonts w:ascii="Arial" w:hAnsi="Arial" w:cs="Arial"/>
+              </w:rPr>
+            </w:pPr>
           </w:p>
         </w:tc>
         <w:tc>
@@ -555,6 +841,7 @@
             <w:tcBorders>
               <w:top w:val="single" w:sz="12" w:space="0" w:color="auto"/>
             </w:tcBorders>
+            <w:vAlign w:val="center"/>
           </w:tcPr>
           <w:p>
             <w:pPr>
@@ -563,20 +850,6 @@
                 <w:rFonts w:ascii="Arial" w:hAnsi="Arial" w:cs="Arial"/>
               </w:rPr>
             </w:pPr>
-          </w:p>
-          <w:p>
-            <w:pPr>
-              <w:jc w:val="right"/>
-              <w:rPr>
-                <w:rFonts w:ascii="Arial" w:hAnsi="Arial" w:cs="Arial"/>
-              </w:rPr>
-            </w:pPr>
-            <w:r>
-              <w:rPr>
-                <w:rFonts w:ascii="Arial" w:hAnsi="Arial" w:cs="Arial"/>
-              </w:rPr>
-              <w:t>04.04.2025</w:t>
-            </w:r>
           </w:p>
         </w:tc>
         <w:tc>
@@ -585,20 +858,14 @@
             <w:tcBorders>
               <w:top w:val="single" w:sz="12" w:space="0" w:color="auto"/>
             </w:tcBorders>
-          </w:tcPr>
-          <w:p>
-            <w:pPr>
-              <w:jc w:val="right"/>
-              <w:rPr>
-                <w:rFonts w:ascii="Arial" w:hAnsi="Arial" w:cs="Arial"/>
-              </w:rPr>
-            </w:pPr>
-            <w:r>
-              <w:rPr>
-                <w:rFonts w:ascii="Arial" w:hAnsi="Arial" w:cs="Arial"/>
-              </w:rPr>
-              <w:t>Bazaj Donart, Bichler Nadine</w:t>
-            </w:r>
+            <w:vAlign w:val="center"/>
+          </w:tcPr>
+          <w:p>
+            <w:pPr>
+              <w:rPr>
+                <w:rFonts w:ascii="Arial" w:hAnsi="Arial" w:cs="Arial"/>
+              </w:rPr>
+            </w:pPr>
           </w:p>
         </w:tc>
         <w:tc>
@@ -607,28 +874,14 @@
             <w:tcBorders>
               <w:top w:val="single" w:sz="12" w:space="0" w:color="auto"/>
             </w:tcBorders>
-          </w:tcPr>
-          <w:p>
-            <w:pPr>
-              <w:jc w:val="center"/>
-              <w:rPr>
-                <w:rFonts w:ascii="Arial" w:hAnsi="Arial" w:cs="Arial"/>
-              </w:rPr>
-            </w:pPr>
-          </w:p>
-          <w:p>
-            <w:pPr>
-              <w:jc w:val="center"/>
-              <w:rPr>
-                <w:rFonts w:ascii="Arial" w:hAnsi="Arial" w:cs="Arial"/>
-              </w:rPr>
-            </w:pPr>
-            <w:r>
-              <w:rPr>
-                <w:rFonts w:ascii="Arial" w:hAnsi="Arial" w:cs="Arial"/>
-              </w:rPr>
-              <w:t>Ersterstellung</w:t>
-            </w:r>
+            <w:vAlign w:val="center"/>
+          </w:tcPr>
+          <w:p>
+            <w:pPr>
+              <w:rPr>
+                <w:rFonts w:ascii="Arial" w:hAnsi="Arial" w:cs="Arial"/>
+              </w:rPr>
+            </w:pPr>
           </w:p>
         </w:tc>
       </w:tr>
@@ -718,81 +971,31 @@
         <w:t xml:space="preserve">Funktionale Anforderungen     </w:t>
       </w:r>
     </w:p>
-    <w:p>
-      <w:pPr>
-        <w:pStyle w:val="Listenabsatz"/>
-        <w:ind w:left="1440"/>
-        <w:rPr>
-          <w:rFonts w:ascii="Arial" w:hAnsi="Arial" w:cs="Arial"/>
-          <w:b/>
-          <w:bCs/>
-          <w:sz w:val="28"/>
-          <w:szCs w:val="28"/>
-        </w:rPr>
-      </w:pPr>
-    </w:p>
-    <w:p>
-      <w:pPr>
-        <w:pStyle w:val="Listenabsatz"/>
-        <w:ind w:left="1440"/>
-        <w:rPr>
-          <w:rFonts w:ascii="Arial" w:hAnsi="Arial" w:cs="Arial"/>
-          <w:b/>
-          <w:bCs/>
-          <w:sz w:val="28"/>
-          <w:szCs w:val="28"/>
-        </w:rPr>
-      </w:pPr>
-    </w:p>
-    <w:p>
-      <w:pPr>
-        <w:pStyle w:val="Listenabsatz"/>
-        <w:ind w:left="1440"/>
-        <w:rPr>
-          <w:rFonts w:ascii="Arial" w:hAnsi="Arial" w:cs="Arial"/>
-          <w:b/>
-          <w:bCs/>
-          <w:sz w:val="28"/>
-          <w:szCs w:val="28"/>
-        </w:rPr>
-      </w:pPr>
-      <w:r>
-        <w:rPr>
-          <w:rFonts w:ascii="Arial" w:hAnsi="Arial" w:cs="Arial"/>
-          <w:b/>
-          <w:bCs/>
-          <w:sz w:val="28"/>
-          <w:szCs w:val="28"/>
-        </w:rPr>
-        <w:t xml:space="preserve">  </w:t>
-      </w:r>
-    </w:p>
     <w:tbl>
       <w:tblPr>
         <w:tblStyle w:val="Tabellenraster"/>
-        <w:tblW w:w="8669" w:type="dxa"/>
-        <w:tblInd w:w="548" w:type="dxa"/>
+        <w:tblW w:w="5001" w:type="pct"/>
+        <w:jc w:val="center"/>
         <w:tblLook w:val="04A0" w:firstRow="1" w:lastRow="0" w:firstColumn="1" w:lastColumn="0" w:noHBand="0" w:noVBand="1"/>
       </w:tblPr>
       <w:tblGrid>
-        <w:gridCol w:w="1353"/>
-        <w:gridCol w:w="7316"/>
+        <w:gridCol w:w="1416"/>
+        <w:gridCol w:w="7648"/>
       </w:tblGrid>
       <w:tr>
         <w:trPr>
-          <w:trHeight w:val="404"/>
+          <w:trHeight w:val="380"/>
+          <w:jc w:val="center"/>
         </w:trPr>
         <w:tc>
           <w:tcPr>
-            <w:tcW w:w="1353" w:type="dxa"/>
+            <w:tcW w:w="781" w:type="pct"/>
             <w:tcBorders>
               <w:bottom w:val="single" w:sz="12" w:space="0" w:color="auto"/>
             </w:tcBorders>
           </w:tcPr>
           <w:p>
             <w:pPr>
-              <w:pStyle w:val="Listenabsatz"/>
-              <w:ind w:left="0"/>
               <w:jc w:val="center"/>
               <w:rPr>
                 <w:rFonts w:ascii="Arial" w:hAnsi="Arial" w:cs="Arial"/>
@@ -812,15 +1015,13 @@
         </w:tc>
         <w:tc>
           <w:tcPr>
-            <w:tcW w:w="7316" w:type="dxa"/>
+            <w:tcW w:w="4219" w:type="pct"/>
             <w:tcBorders>
               <w:bottom w:val="single" w:sz="12" w:space="0" w:color="auto"/>
             </w:tcBorders>
           </w:tcPr>
           <w:p>
             <w:pPr>
-              <w:pStyle w:val="Listenabsatz"/>
-              <w:ind w:left="0"/>
               <w:rPr>
                 <w:rFonts w:ascii="Arial" w:hAnsi="Arial" w:cs="Arial"/>
                 <w:b/>
@@ -840,16 +1041,19 @@
       </w:tr>
       <w:tr>
         <w:trPr>
-          <w:trHeight w:val="471"/>
+          <w:trHeight w:val="677"/>
+          <w:jc w:val="center"/>
         </w:trPr>
         <w:tc>
           <w:tcPr>
-            <w:tcW w:w="1353" w:type="dxa"/>
-          </w:tcPr>
-          <w:p>
-            <w:pPr>
-              <w:pStyle w:val="Listenabsatz"/>
-              <w:ind w:left="0"/>
+            <w:tcW w:w="781" w:type="pct"/>
+            <w:tcBorders>
+              <w:top w:val="single" w:sz="12" w:space="0" w:color="auto"/>
+            </w:tcBorders>
+            <w:vAlign w:val="center"/>
+          </w:tcPr>
+          <w:p>
+            <w:pPr>
               <w:jc w:val="center"/>
               <w:rPr>
                 <w:rFonts w:ascii="Arial" w:hAnsi="Arial" w:cs="Arial"/>
@@ -859,61 +1063,54 @@
               <w:rPr>
                 <w:rFonts w:ascii="Arial" w:hAnsi="Arial" w:cs="Arial"/>
               </w:rPr>
-              <w:t>FA1.1</w:t>
-            </w:r>
-          </w:p>
-        </w:tc>
-        <w:tc>
-          <w:tcPr>
-            <w:tcW w:w="7316" w:type="dxa"/>
-          </w:tcPr>
-          <w:p>
-            <w:pPr>
-              <w:pStyle w:val="Listenabsatz"/>
-              <w:ind w:left="0"/>
-              <w:rPr>
-                <w:rFonts w:ascii="Arial" w:hAnsi="Arial" w:cs="Arial"/>
-              </w:rPr>
-            </w:pPr>
-            <w:r>
-              <w:rPr>
-                <w:rFonts w:ascii="Arial" w:hAnsi="Arial" w:cs="Arial"/>
-              </w:rPr>
-              <w:t>In der Anwendung kann der Zustand de</w:t>
-            </w:r>
-            <w:r>
-              <w:rPr>
-                <w:rFonts w:ascii="Arial" w:hAnsi="Arial" w:cs="Arial"/>
-              </w:rPr>
-              <w:t>s</w:t>
-            </w:r>
-            <w:r>
-              <w:rPr>
-                <w:rFonts w:ascii="Arial" w:hAnsi="Arial" w:cs="Arial"/>
-              </w:rPr>
-              <w:t xml:space="preserve"> Mikrofon</w:t>
-            </w:r>
-            <w:r>
-              <w:rPr>
-                <w:rFonts w:ascii="Arial" w:hAnsi="Arial" w:cs="Arial"/>
-              </w:rPr>
-              <w:t>s eingesehen werden.</w:t>
+              <w:t>FA1.</w:t>
+            </w:r>
+            <w:r>
+              <w:rPr>
+                <w:rFonts w:ascii="Arial" w:hAnsi="Arial" w:cs="Arial"/>
+              </w:rPr>
+              <w:t>1</w:t>
+            </w:r>
+          </w:p>
+        </w:tc>
+        <w:tc>
+          <w:tcPr>
+            <w:tcW w:w="4219" w:type="pct"/>
+            <w:tcBorders>
+              <w:top w:val="single" w:sz="12" w:space="0" w:color="auto"/>
+            </w:tcBorders>
+            <w:vAlign w:val="center"/>
+          </w:tcPr>
+          <w:p>
+            <w:pPr>
+              <w:rPr>
+                <w:rFonts w:ascii="Arial" w:hAnsi="Arial" w:cs="Arial"/>
+              </w:rPr>
+            </w:pPr>
+            <w:r>
+              <w:rPr>
+                <w:rFonts w:ascii="Arial" w:hAnsi="Arial" w:cs="Arial"/>
+              </w:rPr>
+              <w:t>Das Programm kann das Standard Mikrofon abhören.</w:t>
             </w:r>
           </w:p>
         </w:tc>
       </w:tr>
       <w:tr>
         <w:trPr>
-          <w:trHeight w:val="404"/>
+          <w:trHeight w:val="677"/>
+          <w:jc w:val="center"/>
         </w:trPr>
         <w:tc>
           <w:tcPr>
-            <w:tcW w:w="1353" w:type="dxa"/>
-          </w:tcPr>
-          <w:p>
-            <w:pPr>
-              <w:pStyle w:val="Listenabsatz"/>
-              <w:ind w:left="0"/>
+            <w:tcW w:w="781" w:type="pct"/>
+            <w:tcBorders>
+              <w:top w:val="single" w:sz="12" w:space="0" w:color="auto"/>
+            </w:tcBorders>
+            <w:vAlign w:val="center"/>
+          </w:tcPr>
+          <w:p>
+            <w:pPr>
               <w:jc w:val="center"/>
               <w:rPr>
                 <w:rFonts w:ascii="Arial" w:hAnsi="Arial" w:cs="Arial"/>
@@ -923,43 +1120,55 @@
               <w:rPr>
                 <w:rFonts w:ascii="Arial" w:hAnsi="Arial" w:cs="Arial"/>
               </w:rPr>
-              <w:t>FA1.2</w:t>
-            </w:r>
-          </w:p>
-        </w:tc>
-        <w:tc>
-          <w:tcPr>
-            <w:tcW w:w="7316" w:type="dxa"/>
-          </w:tcPr>
-          <w:p>
-            <w:pPr>
-              <w:pStyle w:val="Listenabsatz"/>
-              <w:ind w:left="0"/>
-              <w:rPr>
-                <w:rFonts w:ascii="Arial" w:hAnsi="Arial" w:cs="Arial"/>
-              </w:rPr>
-            </w:pPr>
-            <w:r>
-              <w:rPr>
-                <w:rFonts w:ascii="Arial" w:hAnsi="Arial" w:cs="Arial"/>
-              </w:rPr>
-              <w:t>In der Anwendung kann der Name des Mikrofons angezeigt werden.</w:t>
+              <w:t>FA</w:t>
+            </w:r>
+            <w:r>
+              <w:rPr>
+                <w:rFonts w:ascii="Arial" w:hAnsi="Arial" w:cs="Arial"/>
+              </w:rPr>
+              <w:t>2.1</w:t>
+            </w:r>
+          </w:p>
+        </w:tc>
+        <w:tc>
+          <w:tcPr>
+            <w:tcW w:w="4219" w:type="pct"/>
+            <w:tcBorders>
+              <w:top w:val="single" w:sz="12" w:space="0" w:color="auto"/>
+            </w:tcBorders>
+            <w:vAlign w:val="center"/>
+          </w:tcPr>
+          <w:p>
+            <w:pPr>
+              <w:rPr>
+                <w:rFonts w:ascii="Arial" w:hAnsi="Arial" w:cs="Arial"/>
+              </w:rPr>
+            </w:pPr>
+            <w:r>
+              <w:rPr>
+                <w:rFonts w:ascii="Arial" w:hAnsi="Arial" w:cs="Arial"/>
+              </w:rPr>
+              <w:t>Sprachbefehle sind die Ziffern 1-9.</w:t>
             </w:r>
           </w:p>
         </w:tc>
       </w:tr>
       <w:tr>
         <w:trPr>
-          <w:trHeight w:val="404"/>
+          <w:trHeight w:val="677"/>
+          <w:jc w:val="center"/>
         </w:trPr>
         <w:tc>
           <w:tcPr>
-            <w:tcW w:w="1353" w:type="dxa"/>
-          </w:tcPr>
-          <w:p>
-            <w:pPr>
-              <w:pStyle w:val="Listenabsatz"/>
-              <w:ind w:left="0"/>
+            <w:tcW w:w="781" w:type="pct"/>
+            <w:tcBorders>
+              <w:top w:val="single" w:sz="12" w:space="0" w:color="auto"/>
+              <w:bottom w:val="single" w:sz="12" w:space="0" w:color="auto"/>
+            </w:tcBorders>
+            <w:vAlign w:val="center"/>
+          </w:tcPr>
+          <w:p>
+            <w:pPr>
               <w:jc w:val="center"/>
               <w:rPr>
                 <w:rFonts w:ascii="Arial" w:hAnsi="Arial" w:cs="Arial"/>
@@ -969,43 +1178,56 @@
               <w:rPr>
                 <w:rFonts w:ascii="Arial" w:hAnsi="Arial" w:cs="Arial"/>
               </w:rPr>
-              <w:t>FA1.3</w:t>
-            </w:r>
-          </w:p>
-        </w:tc>
-        <w:tc>
-          <w:tcPr>
-            <w:tcW w:w="7316" w:type="dxa"/>
-          </w:tcPr>
-          <w:p>
-            <w:pPr>
-              <w:pStyle w:val="Listenabsatz"/>
-              <w:ind w:left="0"/>
-              <w:rPr>
-                <w:rFonts w:ascii="Arial" w:hAnsi="Arial" w:cs="Arial"/>
-              </w:rPr>
-            </w:pPr>
-            <w:r>
-              <w:rPr>
-                <w:rFonts w:ascii="Arial" w:hAnsi="Arial" w:cs="Arial"/>
-              </w:rPr>
-              <w:t>Das Programm kann das Standard Mikrofon abhören.</w:t>
+              <w:lastRenderedPageBreak/>
+              <w:t>FA</w:t>
+            </w:r>
+            <w:r>
+              <w:rPr>
+                <w:rFonts w:ascii="Arial" w:hAnsi="Arial" w:cs="Arial"/>
+              </w:rPr>
+              <w:t>3.1</w:t>
+            </w:r>
+          </w:p>
+        </w:tc>
+        <w:tc>
+          <w:tcPr>
+            <w:tcW w:w="4219" w:type="pct"/>
+            <w:tcBorders>
+              <w:top w:val="single" w:sz="12" w:space="0" w:color="auto"/>
+              <w:bottom w:val="single" w:sz="12" w:space="0" w:color="auto"/>
+            </w:tcBorders>
+            <w:vAlign w:val="center"/>
+          </w:tcPr>
+          <w:p>
+            <w:pPr>
+              <w:rPr>
+                <w:rFonts w:ascii="Arial" w:hAnsi="Arial" w:cs="Arial"/>
+              </w:rPr>
+            </w:pPr>
+            <w:r>
+              <w:rPr>
+                <w:rFonts w:ascii="Arial" w:hAnsi="Arial" w:cs="Arial"/>
+              </w:rPr>
+              <w:t>Das eingehende Sprachsignal wird als Audiospur angezeigt.</w:t>
             </w:r>
           </w:p>
         </w:tc>
       </w:tr>
       <w:tr>
         <w:trPr>
-          <w:trHeight w:val="404"/>
+          <w:trHeight w:val="677"/>
+          <w:jc w:val="center"/>
         </w:trPr>
         <w:tc>
           <w:tcPr>
-            <w:tcW w:w="1353" w:type="dxa"/>
-          </w:tcPr>
-          <w:p>
-            <w:pPr>
-              <w:pStyle w:val="Listenabsatz"/>
-              <w:ind w:left="0"/>
+            <w:tcW w:w="781" w:type="pct"/>
+            <w:tcBorders>
+              <w:top w:val="single" w:sz="12" w:space="0" w:color="auto"/>
+            </w:tcBorders>
+            <w:vAlign w:val="center"/>
+          </w:tcPr>
+          <w:p>
+            <w:pPr>
               <w:jc w:val="center"/>
               <w:rPr>
                 <w:rFonts w:ascii="Arial" w:hAnsi="Arial" w:cs="Arial"/>
@@ -1015,18 +1237,26 @@
               <w:rPr>
                 <w:rFonts w:ascii="Arial" w:hAnsi="Arial" w:cs="Arial"/>
               </w:rPr>
-              <w:t>FA1.4</w:t>
-            </w:r>
-          </w:p>
-        </w:tc>
-        <w:tc>
-          <w:tcPr>
-            <w:tcW w:w="7316" w:type="dxa"/>
-          </w:tcPr>
-          <w:p>
-            <w:pPr>
-              <w:pStyle w:val="Listenabsatz"/>
-              <w:ind w:left="0"/>
+              <w:t>FA</w:t>
+            </w:r>
+            <w:r>
+              <w:rPr>
+                <w:rFonts w:ascii="Arial" w:hAnsi="Arial" w:cs="Arial"/>
+              </w:rPr>
+              <w:t>3.2</w:t>
+            </w:r>
+          </w:p>
+        </w:tc>
+        <w:tc>
+          <w:tcPr>
+            <w:tcW w:w="4219" w:type="pct"/>
+            <w:tcBorders>
+              <w:top w:val="single" w:sz="12" w:space="0" w:color="auto"/>
+            </w:tcBorders>
+            <w:vAlign w:val="center"/>
+          </w:tcPr>
+          <w:p>
+            <w:pPr>
               <w:rPr>
                 <w:rFonts w:ascii="Arial" w:hAnsi="Arial" w:cs="Arial"/>
               </w:rPr>
@@ -1042,16 +1272,19 @@
       </w:tr>
       <w:tr>
         <w:trPr>
-          <w:trHeight w:val="404"/>
+          <w:trHeight w:val="677"/>
+          <w:jc w:val="center"/>
         </w:trPr>
         <w:tc>
           <w:tcPr>
-            <w:tcW w:w="1353" w:type="dxa"/>
-          </w:tcPr>
-          <w:p>
-            <w:pPr>
-              <w:pStyle w:val="Listenabsatz"/>
-              <w:ind w:left="0"/>
+            <w:tcW w:w="781" w:type="pct"/>
+            <w:tcBorders>
+              <w:top w:val="single" w:sz="12" w:space="0" w:color="auto"/>
+            </w:tcBorders>
+            <w:vAlign w:val="center"/>
+          </w:tcPr>
+          <w:p>
+            <w:pPr>
               <w:jc w:val="center"/>
               <w:rPr>
                 <w:rFonts w:ascii="Arial" w:hAnsi="Arial" w:cs="Arial"/>
@@ -1061,18 +1294,26 @@
               <w:rPr>
                 <w:rFonts w:ascii="Arial" w:hAnsi="Arial" w:cs="Arial"/>
               </w:rPr>
-              <w:t>FA1.5</w:t>
-            </w:r>
-          </w:p>
-        </w:tc>
-        <w:tc>
-          <w:tcPr>
-            <w:tcW w:w="7316" w:type="dxa"/>
-          </w:tcPr>
-          <w:p>
-            <w:pPr>
-              <w:pStyle w:val="Listenabsatz"/>
-              <w:ind w:left="0"/>
+              <w:t>FA</w:t>
+            </w:r>
+            <w:r>
+              <w:rPr>
+                <w:rFonts w:ascii="Arial" w:hAnsi="Arial" w:cs="Arial"/>
+              </w:rPr>
+              <w:t>4.1</w:t>
+            </w:r>
+          </w:p>
+        </w:tc>
+        <w:tc>
+          <w:tcPr>
+            <w:tcW w:w="4219" w:type="pct"/>
+            <w:tcBorders>
+              <w:top w:val="single" w:sz="12" w:space="0" w:color="auto"/>
+            </w:tcBorders>
+            <w:vAlign w:val="center"/>
+          </w:tcPr>
+          <w:p>
+            <w:pPr>
               <w:rPr>
                 <w:rFonts w:ascii="Arial" w:hAnsi="Arial" w:cs="Arial"/>
               </w:rPr>
@@ -1088,16 +1329,20 @@
       </w:tr>
       <w:tr>
         <w:trPr>
-          <w:trHeight w:val="404"/>
+          <w:trHeight w:val="677"/>
+          <w:jc w:val="center"/>
         </w:trPr>
         <w:tc>
           <w:tcPr>
-            <w:tcW w:w="1353" w:type="dxa"/>
-          </w:tcPr>
-          <w:p>
-            <w:pPr>
-              <w:pStyle w:val="Listenabsatz"/>
-              <w:ind w:left="0"/>
+            <w:tcW w:w="781" w:type="pct"/>
+            <w:tcBorders>
+              <w:top w:val="single" w:sz="12" w:space="0" w:color="auto"/>
+              <w:bottom w:val="single" w:sz="12" w:space="0" w:color="auto"/>
+            </w:tcBorders>
+            <w:vAlign w:val="center"/>
+          </w:tcPr>
+          <w:p>
+            <w:pPr>
               <w:jc w:val="center"/>
               <w:rPr>
                 <w:rFonts w:ascii="Arial" w:hAnsi="Arial" w:cs="Arial"/>
@@ -1107,99 +1352,153 @@
               <w:rPr>
                 <w:rFonts w:ascii="Arial" w:hAnsi="Arial" w:cs="Arial"/>
               </w:rPr>
-              <w:t>FA1.6</w:t>
-            </w:r>
-          </w:p>
-        </w:tc>
-        <w:tc>
-          <w:tcPr>
-            <w:tcW w:w="7316" w:type="dxa"/>
-          </w:tcPr>
-          <w:p>
-            <w:pPr>
-              <w:pStyle w:val="Listenabsatz"/>
-              <w:ind w:left="0"/>
-              <w:rPr>
-                <w:rFonts w:ascii="Arial" w:hAnsi="Arial" w:cs="Arial"/>
-              </w:rPr>
-            </w:pPr>
-            <w:r>
-              <w:rPr>
-                <w:rFonts w:ascii="Arial" w:hAnsi="Arial" w:cs="Arial"/>
-              </w:rPr>
-              <w:t>Das eingehende Sprachsignal wird als Audiospur angezeigt.</w:t>
+              <w:t>FA</w:t>
+            </w:r>
+            <w:r>
+              <w:rPr>
+                <w:rFonts w:ascii="Arial" w:hAnsi="Arial" w:cs="Arial"/>
+              </w:rPr>
+              <w:t>4.2</w:t>
+            </w:r>
+          </w:p>
+        </w:tc>
+        <w:tc>
+          <w:tcPr>
+            <w:tcW w:w="4219" w:type="pct"/>
+            <w:tcBorders>
+              <w:top w:val="single" w:sz="12" w:space="0" w:color="auto"/>
+              <w:bottom w:val="single" w:sz="12" w:space="0" w:color="auto"/>
+            </w:tcBorders>
+            <w:vAlign w:val="center"/>
+          </w:tcPr>
+          <w:p>
+            <w:pPr>
+              <w:rPr>
+                <w:rFonts w:ascii="Arial" w:hAnsi="Arial" w:cs="Arial"/>
+                <w:i/>
+                <w:iCs/>
+              </w:rPr>
+            </w:pPr>
+            <w:r>
+              <w:rPr>
+                <w:rFonts w:ascii="Arial" w:hAnsi="Arial" w:cs="Arial"/>
+              </w:rPr>
+              <w:t>In der Anwendung kann der Zustand des Mikrofons eingesehen werden.</w:t>
             </w:r>
           </w:p>
         </w:tc>
       </w:tr>
       <w:tr>
         <w:trPr>
-          <w:trHeight w:val="404"/>
+          <w:trHeight w:val="677"/>
+          <w:jc w:val="center"/>
         </w:trPr>
         <w:tc>
           <w:tcPr>
-            <w:tcW w:w="1353" w:type="dxa"/>
-          </w:tcPr>
-          <w:p>
-            <w:pPr>
-              <w:pStyle w:val="Listenabsatz"/>
-              <w:ind w:left="0"/>
+            <w:tcW w:w="781" w:type="pct"/>
+            <w:tcBorders>
+              <w:top w:val="single" w:sz="12" w:space="0" w:color="auto"/>
+              <w:bottom w:val="single" w:sz="12" w:space="0" w:color="auto"/>
+            </w:tcBorders>
+            <w:vAlign w:val="center"/>
+          </w:tcPr>
+          <w:p>
+            <w:pPr>
               <w:jc w:val="center"/>
               <w:rPr>
                 <w:rFonts w:ascii="Arial" w:hAnsi="Arial" w:cs="Arial"/>
               </w:rPr>
             </w:pPr>
-          </w:p>
-        </w:tc>
-        <w:tc>
-          <w:tcPr>
-            <w:tcW w:w="7316" w:type="dxa"/>
-          </w:tcPr>
-          <w:p>
-            <w:pPr>
-              <w:pStyle w:val="Listenabsatz"/>
-              <w:ind w:left="0"/>
-              <w:rPr>
-                <w:rFonts w:ascii="Arial" w:hAnsi="Arial" w:cs="Arial"/>
-              </w:rPr>
-            </w:pPr>
-            <w:r>
-              <w:rPr>
-                <w:rFonts w:ascii="Arial" w:hAnsi="Arial" w:cs="Arial"/>
-              </w:rPr>
-              <w:t>Sprachbefehle sind die Ziffern 1-9.</w:t>
+            <w:r>
+              <w:rPr>
+                <w:rFonts w:ascii="Arial" w:hAnsi="Arial" w:cs="Arial"/>
+              </w:rPr>
+              <w:t>FA</w:t>
+            </w:r>
+            <w:r>
+              <w:rPr>
+                <w:rFonts w:ascii="Arial" w:hAnsi="Arial" w:cs="Arial"/>
+              </w:rPr>
+              <w:t>4.3</w:t>
+            </w:r>
+          </w:p>
+        </w:tc>
+        <w:tc>
+          <w:tcPr>
+            <w:tcW w:w="4219" w:type="pct"/>
+            <w:tcBorders>
+              <w:top w:val="single" w:sz="12" w:space="0" w:color="auto"/>
+              <w:bottom w:val="single" w:sz="12" w:space="0" w:color="auto"/>
+            </w:tcBorders>
+            <w:vAlign w:val="center"/>
+          </w:tcPr>
+          <w:p>
+            <w:pPr>
+              <w:rPr>
+                <w:rFonts w:ascii="Arial" w:hAnsi="Arial" w:cs="Arial"/>
+              </w:rPr>
+            </w:pPr>
+            <w:r>
+              <w:rPr>
+                <w:rFonts w:ascii="Arial" w:hAnsi="Arial" w:cs="Arial"/>
+              </w:rPr>
+              <w:t>In de</w:t>
+            </w:r>
+            <w:r>
+              <w:rPr>
+                <w:rFonts w:ascii="Arial" w:hAnsi="Arial" w:cs="Arial"/>
+              </w:rPr>
+              <w:t>r Anwendung kann der Name des Mikrofons angezeigt werden.</w:t>
             </w:r>
           </w:p>
         </w:tc>
       </w:tr>
       <w:tr>
         <w:trPr>
-          <w:trHeight w:val="404"/>
+          <w:trHeight w:val="677"/>
+          <w:jc w:val="center"/>
         </w:trPr>
         <w:tc>
           <w:tcPr>
-            <w:tcW w:w="1353" w:type="dxa"/>
-          </w:tcPr>
-          <w:p>
-            <w:pPr>
-              <w:pStyle w:val="Listenabsatz"/>
-              <w:ind w:left="0"/>
+            <w:tcW w:w="781" w:type="pct"/>
+            <w:tcBorders>
+              <w:top w:val="single" w:sz="12" w:space="0" w:color="auto"/>
+              <w:bottom w:val="single" w:sz="12" w:space="0" w:color="auto"/>
+            </w:tcBorders>
+            <w:vAlign w:val="center"/>
+          </w:tcPr>
+          <w:p>
+            <w:pPr>
               <w:jc w:val="center"/>
               <w:rPr>
                 <w:rFonts w:ascii="Arial" w:hAnsi="Arial" w:cs="Arial"/>
               </w:rPr>
             </w:pPr>
-          </w:p>
-        </w:tc>
-        <w:tc>
-          <w:tcPr>
-            <w:tcW w:w="7316" w:type="dxa"/>
-          </w:tcPr>
-          <w:p>
-            <w:pPr>
-              <w:pStyle w:val="Listenabsatz"/>
-              <w:ind w:left="0"/>
-              <w:jc w:val="center"/>
+            <w:r>
+              <w:rPr>
+                <w:rFonts w:ascii="Arial" w:hAnsi="Arial" w:cs="Arial"/>
+              </w:rPr>
+              <w:t>FA</w:t>
+            </w:r>
+            <w:r>
+              <w:rPr>
+                <w:rFonts w:ascii="Arial" w:hAnsi="Arial" w:cs="Arial"/>
+              </w:rPr>
+              <w:t>4.4</w:t>
+            </w:r>
+          </w:p>
+        </w:tc>
+        <w:tc>
+          <w:tcPr>
+            <w:tcW w:w="4219" w:type="pct"/>
+            <w:tcBorders>
+              <w:top w:val="single" w:sz="12" w:space="0" w:color="auto"/>
+              <w:bottom w:val="single" w:sz="12" w:space="0" w:color="auto"/>
+            </w:tcBorders>
+            <w:vAlign w:val="center"/>
+          </w:tcPr>
+          <w:p>
+            <w:pPr>
               <w:rPr>
                 <w:rFonts w:ascii="Arial" w:hAnsi="Arial" w:cs="Arial"/>
               </w:rPr>
@@ -1210,60 +1509,12 @@
               </w:rPr>
               <w:t xml:space="preserve">Das Mikrofon kann mithilfe eines Buttons stummgeschaltet werden </w:t>
             </w:r>
-          </w:p>
-        </w:tc>
-      </w:tr>
-      <w:tr>
-        <w:trPr>
-          <w:trHeight w:val="404"/>
-        </w:trPr>
-        <w:tc>
-          <w:tcPr>
-            <w:tcW w:w="1353" w:type="dxa"/>
-          </w:tcPr>
-          <w:p>
-            <w:pPr>
-              <w:pStyle w:val="Listenabsatz"/>
-              <w:ind w:left="0"/>
-              <w:jc w:val="center"/>
-              <w:rPr>
-                <w:rFonts w:ascii="Arial" w:hAnsi="Arial" w:cs="Arial"/>
-              </w:rPr>
-            </w:pPr>
-          </w:p>
-        </w:tc>
-        <w:tc>
-          <w:tcPr>
-            <w:tcW w:w="7316" w:type="dxa"/>
-          </w:tcPr>
-          <w:p>
-            <w:pPr>
-              <w:pStyle w:val="Listenabsatz"/>
-              <w:ind w:left="0"/>
-              <w:jc w:val="center"/>
-              <w:rPr>
-                <w:rFonts w:ascii="Arial" w:hAnsi="Arial" w:cs="Arial"/>
-              </w:rPr>
-            </w:pPr>
           </w:p>
         </w:tc>
       </w:tr>
     </w:tbl>
     <w:p>
       <w:pPr>
-        <w:pStyle w:val="Listenabsatz"/>
-        <w:rPr>
-          <w:rFonts w:ascii="Arial" w:hAnsi="Arial" w:cs="Arial"/>
-          <w:b/>
-          <w:bCs/>
-          <w:sz w:val="28"/>
-          <w:szCs w:val="28"/>
-        </w:rPr>
-      </w:pPr>
-    </w:p>
-    <w:p>
-      <w:pPr>
-        <w:pStyle w:val="Listenabsatz"/>
         <w:rPr>
           <w:rFonts w:ascii="Arial" w:hAnsi="Arial" w:cs="Arial"/>
           <w:b/>
@@ -1371,12 +1622,27 @@
     <w:p>
       <w:pPr>
         <w:pStyle w:val="Listenabsatz"/>
-        <w:rPr>
-          <w:rFonts w:ascii="Arial" w:hAnsi="Arial" w:cs="Arial"/>
-          <w:b/>
-          <w:bCs/>
-          <w:sz w:val="28"/>
-          <w:szCs w:val="28"/>
+        <w:numPr>
+          <w:ilvl w:val="0"/>
+          <w:numId w:val="7"/>
+        </w:numPr>
+        <w:rPr>
+          <w:rFonts w:ascii="Arial" w:hAnsi="Arial" w:cs="Arial"/>
+        </w:rPr>
+      </w:pPr>
+      <w:r>
+        <w:rPr>
+          <w:rFonts w:ascii="Arial" w:hAnsi="Arial" w:cs="Arial"/>
+        </w:rPr>
+        <w:t>Benutzerfreundliche GUI (88% der Tester für gut befinden)</w:t>
+      </w:r>
+    </w:p>
+    <w:p>
+      <w:pPr>
+        <w:pStyle w:val="Listenabsatz"/>
+        <w:ind w:left="1440"/>
+        <w:rPr>
+          <w:rFonts w:ascii="Arial" w:hAnsi="Arial" w:cs="Arial"/>
         </w:rPr>
       </w:pPr>
     </w:p>
@@ -1385,7 +1651,7 @@
         <w:pStyle w:val="Listenabsatz"/>
         <w:numPr>
           <w:ilvl w:val="0"/>
-          <w:numId w:val="3"/>
+          <w:numId w:val="7"/>
         </w:numPr>
         <w:rPr>
           <w:rFonts w:ascii="Arial" w:hAnsi="Arial" w:cs="Arial"/>
@@ -1395,8 +1661,16 @@
         <w:rPr>
           <w:rFonts w:ascii="Arial" w:hAnsi="Arial" w:cs="Arial"/>
         </w:rPr>
-        <w:t>Benutzerfreundliche GUI (88% der Tester für gut befinden)</w:t>
+        <w:t>Response-Time unter 2s</w:t>
       </w:r>
+    </w:p>
+    <w:p>
+      <w:pPr>
+        <w:pStyle w:val="Listenabsatz"/>
+        <w:rPr>
+          <w:rFonts w:ascii="Arial" w:hAnsi="Arial" w:cs="Arial"/>
+        </w:rPr>
+      </w:pPr>
     </w:p>
     <w:p>
       <w:pPr>
@@ -1406,24 +1680,6 @@
           <w:rFonts w:ascii="Arial" w:hAnsi="Arial" w:cs="Arial"/>
         </w:rPr>
       </w:pPr>
-    </w:p>
-    <w:p>
-      <w:pPr>
-        <w:pStyle w:val="Listenabsatz"/>
-        <w:numPr>
-          <w:ilvl w:val="0"/>
-          <w:numId w:val="3"/>
-        </w:numPr>
-        <w:rPr>
-          <w:rFonts w:ascii="Arial" w:hAnsi="Arial" w:cs="Arial"/>
-        </w:rPr>
-      </w:pPr>
-      <w:r>
-        <w:rPr>
-          <w:rFonts w:ascii="Arial" w:hAnsi="Arial" w:cs="Arial"/>
-        </w:rPr>
-        <w:t>Response-Time unter 2s</w:t>
-      </w:r>
     </w:p>
     <w:p>
       <w:pPr>
@@ -1470,6 +1726,19 @@
       <w:pPr>
         <w:rPr>
           <w:rFonts w:ascii="Arial" w:hAnsi="Arial" w:cs="Arial"/>
+        </w:rPr>
+      </w:pPr>
+      <w:r>
+        <w:rPr>
+          <w:rFonts w:ascii="Arial" w:hAnsi="Arial" w:cs="Arial"/>
+        </w:rPr>
+        <w:t>Die Kunden der Firma Kunststoff4All, welche Spritzgussmaschinen erwerben.</w:t>
+      </w:r>
+    </w:p>
+    <w:p>
+      <w:pPr>
+        <w:rPr>
+          <w:rFonts w:ascii="Arial" w:hAnsi="Arial" w:cs="Arial"/>
           <w:b/>
           <w:bCs/>
           <w:sz w:val="28"/>
@@ -1505,49 +1774,41 @@
           <w:rFonts w:ascii="Arial" w:hAnsi="Arial" w:cs="Arial"/>
           <w:b/>
           <w:bCs/>
+          <w:sz w:val="36"/>
+          <w:szCs w:val="36"/>
+        </w:rPr>
+      </w:pPr>
+      <w:r>
+        <w:rPr>
+          <w:rFonts w:ascii="Arial" w:hAnsi="Arial" w:cs="Arial"/>
+          <w:b/>
+          <w:bCs/>
+          <w:sz w:val="36"/>
+          <w:szCs w:val="36"/>
+        </w:rPr>
+        <w:t>Betriebsbedingungen</w:t>
+      </w:r>
+    </w:p>
+    <w:p>
+      <w:pPr>
+        <w:ind w:firstLine="708"/>
+        <w:rPr>
+          <w:rFonts w:ascii="Arial" w:hAnsi="Arial" w:cs="Arial"/>
+          <w:b/>
+          <w:bCs/>
           <w:sz w:val="28"/>
           <w:szCs w:val="28"/>
-        </w:rPr>
-      </w:pPr>
-    </w:p>
-    <w:p>
-      <w:pPr>
-        <w:rPr>
-          <w:rFonts w:ascii="Arial" w:hAnsi="Arial" w:cs="Arial"/>
-          <w:b/>
-          <w:bCs/>
-          <w:sz w:val="36"/>
-          <w:szCs w:val="36"/>
+          <w:highlight w:val="red"/>
         </w:rPr>
       </w:pPr>
       <w:r>
-        <w:rPr>
-          <w:rFonts w:ascii="Arial" w:hAnsi="Arial" w:cs="Arial"/>
-          <w:b/>
-          <w:bCs/>
-          <w:sz w:val="36"/>
-          <w:szCs w:val="36"/>
-        </w:rPr>
-        <w:t>Betriebsbedingungen</w:t>
-      </w:r>
-    </w:p>
-    <w:p>
-      <w:pPr>
         <w:rPr>
           <w:rFonts w:ascii="Arial" w:hAnsi="Arial" w:cs="Arial"/>
           <w:b/>
           <w:bCs/>
           <w:sz w:val="28"/>
           <w:szCs w:val="28"/>
-        </w:rPr>
-      </w:pPr>
-      <w:r>
-        <w:rPr>
-          <w:rFonts w:ascii="Arial" w:hAnsi="Arial" w:cs="Arial"/>
-          <w:b/>
-          <w:bCs/>
-          <w:sz w:val="28"/>
-          <w:szCs w:val="28"/>
+          <w:highlight w:val="red"/>
         </w:rPr>
         <w:t>Eckdaten Programm</w:t>
       </w:r>
@@ -1561,31 +1822,39 @@
         </w:numPr>
         <w:rPr>
           <w:rFonts w:ascii="Arial" w:hAnsi="Arial" w:cs="Arial"/>
+          <w:highlight w:val="red"/>
+        </w:rPr>
+      </w:pPr>
+      <w:r>
+        <w:rPr>
+          <w:rFonts w:ascii="Arial" w:hAnsi="Arial" w:cs="Arial"/>
+          <w:highlight w:val="red"/>
+        </w:rPr>
+        <w:t>In WPF geschrieben</w:t>
+      </w:r>
+    </w:p>
+    <w:p>
+      <w:pPr>
+        <w:ind w:firstLine="708"/>
+        <w:rPr>
+          <w:rFonts w:ascii="Arial" w:hAnsi="Arial" w:cs="Arial"/>
           <w:b/>
           <w:bCs/>
           <w:sz w:val="28"/>
           <w:szCs w:val="28"/>
-        </w:rPr>
-      </w:pPr>
-    </w:p>
-    <w:p>
-      <w:pPr>
+          <w:highlight w:val="red"/>
+        </w:rPr>
+      </w:pPr>
+      <w:r>
         <w:rPr>
           <w:rFonts w:ascii="Arial" w:hAnsi="Arial" w:cs="Arial"/>
           <w:b/>
           <w:bCs/>
           <w:sz w:val="28"/>
           <w:szCs w:val="28"/>
-        </w:rPr>
-      </w:pPr>
-      <w:r>
-        <w:rPr>
-          <w:rFonts w:ascii="Arial" w:hAnsi="Arial" w:cs="Arial"/>
-          <w:b/>
-          <w:bCs/>
-          <w:sz w:val="28"/>
-          <w:szCs w:val="28"/>
-        </w:rPr>
+          <w:highlight w:val="red"/>
+        </w:rPr>
+        <w:lastRenderedPageBreak/>
         <w:t>Eckdaten für Mikrofon</w:t>
       </w:r>
     </w:p>
@@ -1598,12 +1867,16 @@
         </w:numPr>
         <w:rPr>
           <w:rFonts w:ascii="Arial" w:hAnsi="Arial" w:cs="Arial"/>
-          <w:b/>
-          <w:bCs/>
-          <w:sz w:val="28"/>
-          <w:szCs w:val="28"/>
-        </w:rPr>
-      </w:pPr>
+          <w:highlight w:val="red"/>
+        </w:rPr>
+      </w:pPr>
+      <w:r>
+        <w:rPr>
+          <w:rFonts w:ascii="Arial" w:hAnsi="Arial" w:cs="Arial"/>
+          <w:highlight w:val="red"/>
+        </w:rPr>
+        <w:t>Standardmikrofon des Rechners</w:t>
+      </w:r>
     </w:p>
     <w:p>
       <w:pPr>
@@ -1673,21 +1946,21 @@
     <w:tbl>
       <w:tblPr>
         <w:tblStyle w:val="Tabellenraster"/>
-        <w:tblW w:w="0" w:type="auto"/>
-        <w:jc w:val="center"/>
+        <w:tblW w:w="5000" w:type="pct"/>
         <w:tblLook w:val="04A0" w:firstRow="1" w:lastRow="0" w:firstColumn="1" w:lastColumn="0" w:noHBand="0" w:noVBand="1"/>
       </w:tblPr>
       <w:tblGrid>
-        <w:gridCol w:w="4531"/>
-        <w:gridCol w:w="4531"/>
+        <w:gridCol w:w="3257"/>
+        <w:gridCol w:w="5805"/>
       </w:tblGrid>
       <w:tr>
         <w:trPr>
-          <w:jc w:val="center"/>
+          <w:trHeight w:val="677"/>
         </w:trPr>
         <w:tc>
           <w:tcPr>
-            <w:tcW w:w="4531" w:type="dxa"/>
+            <w:tcW w:w="1797" w:type="pct"/>
+            <w:vAlign w:val="center"/>
           </w:tcPr>
           <w:p>
             <w:pPr>
@@ -1697,14 +1970,24 @@
                 <w:bCs/>
               </w:rPr>
             </w:pPr>
-          </w:p>
-        </w:tc>
-        <w:tc>
-          <w:tcPr>
-            <w:tcW w:w="4531" w:type="dxa"/>
-          </w:tcPr>
-          <w:p>
-            <w:pPr>
+            <w:r>
+              <w:rPr>
+                <w:rFonts w:ascii="Arial" w:hAnsi="Arial" w:cs="Arial"/>
+                <w:b/>
+                <w:bCs/>
+              </w:rPr>
+              <w:t>Kriterien</w:t>
+            </w:r>
+          </w:p>
+        </w:tc>
+        <w:tc>
+          <w:tcPr>
+            <w:tcW w:w="3203" w:type="pct"/>
+            <w:vAlign w:val="center"/>
+          </w:tcPr>
+          <w:p>
+            <w:pPr>
+              <w:jc w:val="center"/>
               <w:rPr>
                 <w:rFonts w:ascii="Arial" w:hAnsi="Arial" w:cs="Arial"/>
                 <w:b/>
@@ -1724,11 +2007,12 @@
       </w:tr>
       <w:tr>
         <w:trPr>
-          <w:jc w:val="center"/>
+          <w:trHeight w:val="677"/>
         </w:trPr>
         <w:tc>
           <w:tcPr>
-            <w:tcW w:w="4531" w:type="dxa"/>
+            <w:tcW w:w="1797" w:type="pct"/>
+            <w:vAlign w:val="center"/>
           </w:tcPr>
           <w:p>
             <w:pPr>
@@ -1746,25 +2030,33 @@
         </w:tc>
         <w:tc>
           <w:tcPr>
-            <w:tcW w:w="4531" w:type="dxa"/>
-          </w:tcPr>
-          <w:p>
-            <w:pPr>
-              <w:ind w:firstLine="708"/>
-              <w:rPr>
-                <w:rFonts w:ascii="Arial" w:hAnsi="Arial" w:cs="Arial"/>
-              </w:rPr>
-            </w:pPr>
+            <w:tcW w:w="3203" w:type="pct"/>
+            <w:vAlign w:val="center"/>
+          </w:tcPr>
+          <w:p>
+            <w:pPr>
+              <w:jc w:val="center"/>
+              <w:rPr>
+                <w:rFonts w:ascii="Arial" w:hAnsi="Arial" w:cs="Arial"/>
+              </w:rPr>
+            </w:pPr>
+            <w:r>
+              <w:rPr>
+                <w:rFonts w:ascii="Arial" w:hAnsi="Arial" w:cs="Arial"/>
+              </w:rPr>
+              <w:t>Sehr wichtig</w:t>
+            </w:r>
           </w:p>
         </w:tc>
       </w:tr>
       <w:tr>
         <w:trPr>
-          <w:jc w:val="center"/>
+          <w:trHeight w:val="677"/>
         </w:trPr>
         <w:tc>
           <w:tcPr>
-            <w:tcW w:w="4531" w:type="dxa"/>
+            <w:tcW w:w="1797" w:type="pct"/>
+            <w:vAlign w:val="center"/>
           </w:tcPr>
           <w:p>
             <w:pPr>
@@ -1782,24 +2074,33 @@
         </w:tc>
         <w:tc>
           <w:tcPr>
-            <w:tcW w:w="4531" w:type="dxa"/>
-          </w:tcPr>
-          <w:p>
-            <w:pPr>
-              <w:rPr>
-                <w:rFonts w:ascii="Arial" w:hAnsi="Arial" w:cs="Arial"/>
-              </w:rPr>
-            </w:pPr>
+            <w:tcW w:w="3203" w:type="pct"/>
+            <w:vAlign w:val="center"/>
+          </w:tcPr>
+          <w:p>
+            <w:pPr>
+              <w:jc w:val="center"/>
+              <w:rPr>
+                <w:rFonts w:ascii="Arial" w:hAnsi="Arial" w:cs="Arial"/>
+              </w:rPr>
+            </w:pPr>
+            <w:r>
+              <w:rPr>
+                <w:rFonts w:ascii="Arial" w:hAnsi="Arial" w:cs="Arial"/>
+              </w:rPr>
+              <w:t>Sehr wichtig</w:t>
+            </w:r>
           </w:p>
         </w:tc>
       </w:tr>
       <w:tr>
         <w:trPr>
-          <w:jc w:val="center"/>
+          <w:trHeight w:val="677"/>
         </w:trPr>
         <w:tc>
           <w:tcPr>
-            <w:tcW w:w="4531" w:type="dxa"/>
+            <w:tcW w:w="1797" w:type="pct"/>
+            <w:vAlign w:val="center"/>
           </w:tcPr>
           <w:p>
             <w:pPr>
@@ -1817,95 +2118,121 @@
         </w:tc>
         <w:tc>
           <w:tcPr>
-            <w:tcW w:w="4531" w:type="dxa"/>
-          </w:tcPr>
-          <w:p>
-            <w:pPr>
-              <w:rPr>
-                <w:rFonts w:ascii="Arial" w:hAnsi="Arial" w:cs="Arial"/>
-              </w:rPr>
-            </w:pPr>
+            <w:tcW w:w="3203" w:type="pct"/>
+            <w:vAlign w:val="center"/>
+          </w:tcPr>
+          <w:p>
+            <w:pPr>
+              <w:jc w:val="center"/>
+              <w:rPr>
+                <w:rFonts w:ascii="Arial" w:hAnsi="Arial" w:cs="Arial"/>
+              </w:rPr>
+            </w:pPr>
+            <w:r>
+              <w:rPr>
+                <w:rFonts w:ascii="Arial" w:hAnsi="Arial" w:cs="Arial"/>
+              </w:rPr>
+              <w:t>Sehr wichtig</w:t>
+            </w:r>
           </w:p>
         </w:tc>
       </w:tr>
       <w:tr>
         <w:trPr>
-          <w:jc w:val="center"/>
+          <w:trHeight w:val="677"/>
         </w:trPr>
         <w:tc>
           <w:tcPr>
-            <w:tcW w:w="4531" w:type="dxa"/>
-          </w:tcPr>
-          <w:p>
-            <w:pPr>
-              <w:rPr>
-                <w:rFonts w:ascii="Arial" w:hAnsi="Arial" w:cs="Arial"/>
-              </w:rPr>
-            </w:pPr>
-            <w:r>
-              <w:rPr>
-                <w:rFonts w:ascii="Arial" w:hAnsi="Arial" w:cs="Arial"/>
-              </w:rPr>
-              <w:lastRenderedPageBreak/>
+            <w:tcW w:w="1797" w:type="pct"/>
+            <w:vAlign w:val="center"/>
+          </w:tcPr>
+          <w:p>
+            <w:pPr>
+              <w:rPr>
+                <w:rFonts w:ascii="Arial" w:hAnsi="Arial" w:cs="Arial"/>
+              </w:rPr>
+            </w:pPr>
+            <w:r>
+              <w:rPr>
+                <w:rFonts w:ascii="Arial" w:hAnsi="Arial" w:cs="Arial"/>
+              </w:rPr>
               <w:t>Benutzerfreundlichkeit</w:t>
             </w:r>
           </w:p>
         </w:tc>
         <w:tc>
           <w:tcPr>
-            <w:tcW w:w="4531" w:type="dxa"/>
-          </w:tcPr>
-          <w:p>
-            <w:pPr>
-              <w:rPr>
-                <w:rFonts w:ascii="Arial" w:hAnsi="Arial" w:cs="Arial"/>
-              </w:rPr>
-            </w:pPr>
+            <w:tcW w:w="3203" w:type="pct"/>
+            <w:vAlign w:val="center"/>
+          </w:tcPr>
+          <w:p>
+            <w:pPr>
+              <w:jc w:val="center"/>
+              <w:rPr>
+                <w:rFonts w:ascii="Arial" w:hAnsi="Arial" w:cs="Arial"/>
+              </w:rPr>
+            </w:pPr>
+            <w:r>
+              <w:rPr>
+                <w:rFonts w:ascii="Arial" w:hAnsi="Arial" w:cs="Arial"/>
+              </w:rPr>
+              <w:t>Sehr wichtig</w:t>
+            </w:r>
           </w:p>
         </w:tc>
       </w:tr>
       <w:tr>
         <w:trPr>
-          <w:jc w:val="center"/>
+          <w:trHeight w:val="677"/>
         </w:trPr>
         <w:tc>
           <w:tcPr>
-            <w:tcW w:w="4531" w:type="dxa"/>
-          </w:tcPr>
-          <w:p>
-            <w:pPr>
-              <w:rPr>
-                <w:rFonts w:ascii="Arial" w:hAnsi="Arial" w:cs="Arial"/>
-              </w:rPr>
-            </w:pPr>
-            <w:r>
-              <w:rPr>
-                <w:rFonts w:ascii="Arial" w:hAnsi="Arial" w:cs="Arial"/>
-              </w:rPr>
-              <w:t>Effizienz</w:t>
-            </w:r>
-          </w:p>
-        </w:tc>
-        <w:tc>
-          <w:tcPr>
-            <w:tcW w:w="4531" w:type="dxa"/>
-          </w:tcPr>
-          <w:p>
-            <w:pPr>
-              <w:rPr>
-                <w:rFonts w:ascii="Arial" w:hAnsi="Arial" w:cs="Arial"/>
-              </w:rPr>
-            </w:pPr>
+            <w:tcW w:w="1797" w:type="pct"/>
+            <w:vAlign w:val="center"/>
+          </w:tcPr>
+          <w:p>
+            <w:pPr>
+              <w:rPr>
+                <w:rFonts w:ascii="Arial" w:hAnsi="Arial" w:cs="Arial"/>
+              </w:rPr>
+            </w:pPr>
+            <w:r>
+              <w:rPr>
+                <w:rFonts w:ascii="Arial" w:hAnsi="Arial" w:cs="Arial"/>
+              </w:rPr>
+              <w:t xml:space="preserve">Effizienz </w:t>
+            </w:r>
+          </w:p>
+        </w:tc>
+        <w:tc>
+          <w:tcPr>
+            <w:tcW w:w="3203" w:type="pct"/>
+            <w:vAlign w:val="center"/>
+          </w:tcPr>
+          <w:p>
+            <w:pPr>
+              <w:jc w:val="center"/>
+              <w:rPr>
+                <w:rFonts w:ascii="Arial" w:hAnsi="Arial" w:cs="Arial"/>
+              </w:rPr>
+            </w:pPr>
+            <w:r>
+              <w:rPr>
+                <w:rFonts w:ascii="Arial" w:hAnsi="Arial" w:cs="Arial"/>
+              </w:rPr>
+              <w:t>Weniger wichtig</w:t>
+            </w:r>
           </w:p>
         </w:tc>
       </w:tr>
       <w:tr>
         <w:trPr>
-          <w:jc w:val="center"/>
+          <w:trHeight w:val="677"/>
         </w:trPr>
         <w:tc>
           <w:tcPr>
-            <w:tcW w:w="4531" w:type="dxa"/>
+            <w:tcW w:w="1797" w:type="pct"/>
+            <w:vAlign w:val="center"/>
           </w:tcPr>
           <w:p>
             <w:pPr>
@@ -1923,24 +2250,33 @@
         </w:tc>
         <w:tc>
           <w:tcPr>
-            <w:tcW w:w="4531" w:type="dxa"/>
-          </w:tcPr>
-          <w:p>
-            <w:pPr>
-              <w:rPr>
-                <w:rFonts w:ascii="Arial" w:hAnsi="Arial" w:cs="Arial"/>
-              </w:rPr>
-            </w:pPr>
+            <w:tcW w:w="3203" w:type="pct"/>
+            <w:vAlign w:val="center"/>
+          </w:tcPr>
+          <w:p>
+            <w:pPr>
+              <w:jc w:val="center"/>
+              <w:rPr>
+                <w:rFonts w:ascii="Arial" w:hAnsi="Arial" w:cs="Arial"/>
+              </w:rPr>
+            </w:pPr>
+            <w:r>
+              <w:rPr>
+                <w:rFonts w:ascii="Arial" w:hAnsi="Arial" w:cs="Arial"/>
+              </w:rPr>
+              <w:t>Unwichtig</w:t>
+            </w:r>
           </w:p>
         </w:tc>
       </w:tr>
       <w:tr>
         <w:trPr>
-          <w:jc w:val="center"/>
+          <w:trHeight w:val="677"/>
         </w:trPr>
         <w:tc>
           <w:tcPr>
-            <w:tcW w:w="4531" w:type="dxa"/>
+            <w:tcW w:w="1797" w:type="pct"/>
+            <w:vAlign w:val="center"/>
           </w:tcPr>
           <w:p>
             <w:pPr>
@@ -1958,14 +2294,22 @@
         </w:tc>
         <w:tc>
           <w:tcPr>
-            <w:tcW w:w="4531" w:type="dxa"/>
-          </w:tcPr>
-          <w:p>
-            <w:pPr>
-              <w:rPr>
-                <w:rFonts w:ascii="Arial" w:hAnsi="Arial" w:cs="Arial"/>
-              </w:rPr>
-            </w:pPr>
+            <w:tcW w:w="3203" w:type="pct"/>
+            <w:vAlign w:val="center"/>
+          </w:tcPr>
+          <w:p>
+            <w:pPr>
+              <w:jc w:val="center"/>
+              <w:rPr>
+                <w:rFonts w:ascii="Arial" w:hAnsi="Arial" w:cs="Arial"/>
+              </w:rPr>
+            </w:pPr>
+            <w:r>
+              <w:rPr>
+                <w:rFonts w:ascii="Arial" w:hAnsi="Arial" w:cs="Arial"/>
+              </w:rPr>
+              <w:t>Wichtig</w:t>
+            </w:r>
           </w:p>
         </w:tc>
       </w:tr>
@@ -1995,72 +2339,96 @@
     </w:p>
     <w:p>
       <w:pPr>
-        <w:pStyle w:val="Listenabsatz"/>
+        <w:rPr>
+          <w:rFonts w:ascii="Arial" w:hAnsi="Arial" w:cs="Arial"/>
+        </w:rPr>
+      </w:pPr>
+    </w:p>
+    <w:p>
+      <w:pPr>
+        <w:rPr>
+          <w:rFonts w:ascii="Arial" w:hAnsi="Arial" w:cs="Arial"/>
+        </w:rPr>
+      </w:pPr>
+    </w:p>
+    <w:p>
+      <w:pPr>
+        <w:rPr>
+          <w:rFonts w:ascii="Arial" w:hAnsi="Arial" w:cs="Arial"/>
+          <w:b/>
+          <w:bCs/>
+          <w:sz w:val="32"/>
+          <w:szCs w:val="32"/>
+          <w:highlight w:val="red"/>
+        </w:rPr>
+      </w:pPr>
+      <w:r>
+        <w:rPr>
+          <w:rFonts w:ascii="Arial" w:hAnsi="Arial" w:cs="Arial"/>
+          <w:b/>
+          <w:bCs/>
+          <w:sz w:val="32"/>
+          <w:szCs w:val="32"/>
+          <w:highlight w:val="red"/>
+        </w:rPr>
+        <w:t>Datenmodell</w:t>
+      </w:r>
+    </w:p>
+    <w:p>
+      <w:pPr>
+        <w:ind w:left="708"/>
         <w:rPr>
           <w:rFonts w:ascii="Arial" w:hAnsi="Arial" w:cs="Arial"/>
           <w:b/>
           <w:bCs/>
           <w:sz w:val="28"/>
           <w:szCs w:val="28"/>
-        </w:rPr>
-      </w:pPr>
-    </w:p>
-    <w:p>
-      <w:pPr>
-        <w:ind w:left="360"/>
+          <w:highlight w:val="red"/>
+        </w:rPr>
+      </w:pPr>
+      <w:r>
         <w:rPr>
           <w:rFonts w:ascii="Arial" w:hAnsi="Arial" w:cs="Arial"/>
           <w:b/>
           <w:bCs/>
           <w:sz w:val="28"/>
           <w:szCs w:val="28"/>
-        </w:rPr>
-      </w:pPr>
+          <w:highlight w:val="red"/>
+        </w:rPr>
+        <w:t>Personen</w:t>
+      </w:r>
+    </w:p>
+    <w:p>
+      <w:pPr>
+        <w:ind w:left="708"/>
+        <w:rPr>
+          <w:rFonts w:ascii="Arial" w:hAnsi="Arial" w:cs="Arial"/>
+          <w:b/>
+          <w:bCs/>
+          <w:highlight w:val="red"/>
+        </w:rPr>
+      </w:pPr>
+      <w:r>
+        <w:rPr>
+          <w:rFonts w:ascii="Arial" w:hAnsi="Arial" w:cs="Arial"/>
+          <w:b/>
+          <w:bCs/>
+          <w:highlight w:val="red"/>
+        </w:rPr>
+        <w:t>?</w:t>
+      </w:r>
     </w:p>
     <w:p>
       <w:pPr>
         <w:pStyle w:val="Listenabsatz"/>
-        <w:rPr>
-          <w:rFonts w:ascii="Arial" w:hAnsi="Arial" w:cs="Arial"/>
-        </w:rPr>
-      </w:pPr>
-    </w:p>
-    <w:p>
-      <w:pPr>
-        <w:rPr>
-          <w:rFonts w:ascii="Arial" w:hAnsi="Arial" w:cs="Arial"/>
-        </w:rPr>
-      </w:pPr>
-    </w:p>
-    <w:p>
-      <w:pPr>
-        <w:rPr>
-          <w:rFonts w:ascii="Arial" w:hAnsi="Arial" w:cs="Arial"/>
-          <w:b/>
-          <w:bCs/>
-          <w:sz w:val="32"/>
-          <w:szCs w:val="32"/>
-        </w:rPr>
-      </w:pPr>
-      <w:r>
-        <w:rPr>
-          <w:rFonts w:ascii="Arial" w:hAnsi="Arial" w:cs="Arial"/>
-          <w:b/>
-          <w:bCs/>
-          <w:sz w:val="32"/>
-          <w:szCs w:val="32"/>
-        </w:rPr>
-        <w:t>Datenmodell</w:t>
-      </w:r>
-    </w:p>
-    <w:p>
-      <w:pPr>
+        <w:ind w:left="1428"/>
         <w:rPr>
           <w:rFonts w:ascii="Arial" w:hAnsi="Arial" w:cs="Arial"/>
           <w:b/>
           <w:bCs/>
           <w:sz w:val="28"/>
           <w:szCs w:val="28"/>
+          <w:highlight w:val="red"/>
         </w:rPr>
       </w:pPr>
       <w:r>
@@ -2070,45 +2438,52 @@
           <w:bCs/>
           <w:sz w:val="28"/>
           <w:szCs w:val="28"/>
-        </w:rPr>
-        <w:t>Personen</w:t>
+          <w:highlight w:val="red"/>
+        </w:rPr>
+        <w:t>Mikrofon?</w:t>
       </w:r>
     </w:p>
     <w:p>
       <w:pPr>
         <w:pStyle w:val="Listenabsatz"/>
+        <w:ind w:left="1428"/>
         <w:rPr>
           <w:rFonts w:ascii="Arial" w:hAnsi="Arial" w:cs="Arial"/>
           <w:b/>
           <w:bCs/>
           <w:sz w:val="28"/>
           <w:szCs w:val="28"/>
-        </w:rPr>
-      </w:pPr>
-    </w:p>
-    <w:p>
-      <w:pPr>
-        <w:pStyle w:val="Listenabsatz"/>
+          <w:highlight w:val="red"/>
+        </w:rPr>
+      </w:pPr>
+    </w:p>
+    <w:p>
+      <w:pPr>
+        <w:ind w:left="708"/>
         <w:rPr>
           <w:rFonts w:ascii="Arial" w:hAnsi="Arial" w:cs="Arial"/>
           <w:b/>
           <w:bCs/>
           <w:sz w:val="28"/>
           <w:szCs w:val="28"/>
-        </w:rPr>
-      </w:pPr>
-    </w:p>
-    <w:p>
-      <w:pPr>
+          <w:highlight w:val="red"/>
+        </w:rPr>
+      </w:pPr>
+      <w:r>
         <w:rPr>
           <w:rFonts w:ascii="Arial" w:hAnsi="Arial" w:cs="Arial"/>
           <w:b/>
           <w:bCs/>
           <w:sz w:val="28"/>
           <w:szCs w:val="28"/>
-        </w:rPr>
-      </w:pPr>
-      <w:r>
+          <w:highlight w:val="red"/>
+        </w:rPr>
+        <w:t>Kunden</w:t>
+      </w:r>
+    </w:p>
+    <w:p>
+      <w:pPr>
+        <w:ind w:left="708"/>
         <w:rPr>
           <w:rFonts w:ascii="Arial" w:hAnsi="Arial" w:cs="Arial"/>
           <w:b/>
@@ -2116,19 +2491,19 @@
           <w:sz w:val="28"/>
           <w:szCs w:val="28"/>
         </w:rPr>
-        <w:t>Kunden</w:t>
-      </w:r>
-    </w:p>
-    <w:p>
-      <w:pPr>
+      </w:pPr>
+      <w:r>
         <w:rPr>
           <w:rFonts w:ascii="Arial" w:hAnsi="Arial" w:cs="Arial"/>
           <w:b/>
           <w:bCs/>
           <w:sz w:val="28"/>
           <w:szCs w:val="28"/>
-        </w:rPr>
-      </w:pPr>
+          <w:highlight w:val="red"/>
+        </w:rPr>
+        <w:lastRenderedPageBreak/>
+        <w:t>?</w:t>
+      </w:r>
     </w:p>
     <w:p>
       <w:pPr>
@@ -2162,9 +2537,7 @@
           <w:szCs w:val="28"/>
         </w:rPr>
       </w:pPr>
-    </w:p>
-    <w:p>
-      <w:pPr>
+      <w:r>
         <w:rPr>
           <w:rFonts w:ascii="Arial" w:hAnsi="Arial" w:cs="Arial"/>
           <w:b/>
@@ -2172,10 +2545,12 @@
           <w:sz w:val="28"/>
           <w:szCs w:val="28"/>
         </w:rPr>
-      </w:pPr>
-    </w:p>
-    <w:p>
-      <w:pPr>
+        <w:t>Technische Produktumgebung</w:t>
+      </w:r>
+    </w:p>
+    <w:p>
+      <w:pPr>
+        <w:ind w:firstLine="708"/>
         <w:rPr>
           <w:rFonts w:ascii="Arial" w:hAnsi="Arial" w:cs="Arial"/>
           <w:b/>
@@ -2184,9 +2559,7 @@
           <w:szCs w:val="28"/>
         </w:rPr>
       </w:pPr>
-    </w:p>
-    <w:p>
-      <w:pPr>
+      <w:r>
         <w:rPr>
           <w:rFonts w:ascii="Arial" w:hAnsi="Arial" w:cs="Arial"/>
           <w:b/>
@@ -2194,490 +2567,28 @@
           <w:sz w:val="28"/>
           <w:szCs w:val="28"/>
         </w:rPr>
-      </w:pPr>
-    </w:p>
-    <w:p>
-      <w:pPr>
-        <w:rPr>
-          <w:rFonts w:ascii="Arial" w:hAnsi="Arial" w:cs="Arial"/>
-          <w:b/>
-          <w:bCs/>
-          <w:sz w:val="28"/>
-          <w:szCs w:val="28"/>
-        </w:rPr>
-      </w:pPr>
-    </w:p>
-    <w:p>
-      <w:pPr>
-        <w:rPr>
-          <w:rFonts w:ascii="Arial" w:hAnsi="Arial" w:cs="Arial"/>
-          <w:b/>
-          <w:bCs/>
-          <w:sz w:val="28"/>
-          <w:szCs w:val="28"/>
-        </w:rPr>
-      </w:pPr>
-    </w:p>
-    <w:p>
-      <w:pPr>
-        <w:rPr>
-          <w:rFonts w:ascii="Arial" w:hAnsi="Arial" w:cs="Arial"/>
-          <w:b/>
-          <w:bCs/>
-          <w:sz w:val="28"/>
-          <w:szCs w:val="28"/>
-        </w:rPr>
-      </w:pPr>
-    </w:p>
-    <w:p>
-      <w:pPr>
-        <w:rPr>
-          <w:rFonts w:ascii="Arial" w:hAnsi="Arial" w:cs="Arial"/>
-          <w:b/>
-          <w:bCs/>
-          <w:sz w:val="28"/>
-          <w:szCs w:val="28"/>
-        </w:rPr>
-      </w:pPr>
-    </w:p>
-    <w:p>
-      <w:pPr>
-        <w:rPr>
-          <w:rFonts w:ascii="Arial" w:hAnsi="Arial" w:cs="Arial"/>
-          <w:b/>
-          <w:bCs/>
-          <w:sz w:val="28"/>
-          <w:szCs w:val="28"/>
-        </w:rPr>
-      </w:pPr>
-    </w:p>
-    <w:p>
-      <w:pPr>
-        <w:rPr>
-          <w:rFonts w:ascii="Arial" w:hAnsi="Arial" w:cs="Arial"/>
-          <w:b/>
-          <w:bCs/>
-          <w:sz w:val="28"/>
-          <w:szCs w:val="28"/>
-        </w:rPr>
-      </w:pPr>
-    </w:p>
-    <w:p>
-      <w:pPr>
-        <w:rPr>
-          <w:rFonts w:ascii="Arial" w:hAnsi="Arial" w:cs="Arial"/>
-          <w:b/>
-          <w:bCs/>
-          <w:sz w:val="28"/>
-          <w:szCs w:val="28"/>
-        </w:rPr>
-      </w:pPr>
-    </w:p>
-    <w:p>
-      <w:pPr>
-        <w:rPr>
-          <w:rFonts w:ascii="Arial" w:hAnsi="Arial" w:cs="Arial"/>
-          <w:b/>
-          <w:bCs/>
-          <w:sz w:val="28"/>
-          <w:szCs w:val="28"/>
-        </w:rPr>
-      </w:pPr>
-    </w:p>
-    <w:p>
-      <w:pPr>
-        <w:rPr>
-          <w:rFonts w:ascii="Arial" w:hAnsi="Arial" w:cs="Arial"/>
-          <w:b/>
-          <w:bCs/>
-          <w:sz w:val="28"/>
-          <w:szCs w:val="28"/>
-        </w:rPr>
-      </w:pPr>
-    </w:p>
-    <w:p>
-      <w:pPr>
-        <w:rPr>
-          <w:rFonts w:ascii="Arial" w:hAnsi="Arial" w:cs="Arial"/>
-          <w:b/>
-          <w:bCs/>
-          <w:sz w:val="28"/>
-          <w:szCs w:val="28"/>
-        </w:rPr>
-      </w:pPr>
-    </w:p>
-    <w:p>
-      <w:pPr>
-        <w:rPr>
-          <w:rFonts w:ascii="Arial" w:hAnsi="Arial" w:cs="Arial"/>
-          <w:b/>
-          <w:bCs/>
-          <w:sz w:val="28"/>
-          <w:szCs w:val="28"/>
-        </w:rPr>
-      </w:pPr>
-    </w:p>
-    <w:p>
-      <w:pPr>
-        <w:rPr>
-          <w:rFonts w:ascii="Arial" w:hAnsi="Arial" w:cs="Arial"/>
-          <w:b/>
-          <w:bCs/>
-          <w:sz w:val="28"/>
-          <w:szCs w:val="28"/>
-        </w:rPr>
-      </w:pPr>
-    </w:p>
-    <w:p>
-      <w:pPr>
-        <w:rPr>
-          <w:rFonts w:ascii="Arial" w:hAnsi="Arial" w:cs="Arial"/>
-          <w:b/>
-          <w:bCs/>
-          <w:sz w:val="28"/>
-          <w:szCs w:val="28"/>
-        </w:rPr>
-      </w:pPr>
-    </w:p>
-    <w:p>
-      <w:pPr>
-        <w:rPr>
-          <w:rFonts w:ascii="Arial" w:hAnsi="Arial" w:cs="Arial"/>
-          <w:b/>
-          <w:bCs/>
-          <w:sz w:val="28"/>
-          <w:szCs w:val="28"/>
-        </w:rPr>
-      </w:pPr>
-    </w:p>
-    <w:p>
-      <w:pPr>
-        <w:rPr>
-          <w:rFonts w:ascii="Arial" w:hAnsi="Arial" w:cs="Arial"/>
-          <w:b/>
-          <w:bCs/>
-          <w:sz w:val="28"/>
-          <w:szCs w:val="28"/>
-        </w:rPr>
-      </w:pPr>
-    </w:p>
-    <w:p>
-      <w:pPr>
-        <w:rPr>
-          <w:rFonts w:ascii="Arial" w:hAnsi="Arial" w:cs="Arial"/>
-          <w:b/>
-          <w:bCs/>
-          <w:sz w:val="28"/>
-          <w:szCs w:val="28"/>
-        </w:rPr>
-      </w:pPr>
-    </w:p>
-    <w:p>
-      <w:pPr>
-        <w:rPr>
-          <w:rFonts w:ascii="Arial" w:hAnsi="Arial" w:cs="Arial"/>
-          <w:b/>
-          <w:bCs/>
-          <w:sz w:val="28"/>
-          <w:szCs w:val="28"/>
-        </w:rPr>
-      </w:pPr>
-      <w:r>
-        <w:rPr>
-          <w:rFonts w:ascii="Arial" w:hAnsi="Arial" w:cs="Arial"/>
-          <w:b/>
-          <w:bCs/>
-          <w:sz w:val="28"/>
-          <w:szCs w:val="28"/>
-        </w:rPr>
-        <w:t>Technische Produktumgebung</w:t>
-      </w:r>
-    </w:p>
-    <w:p>
-      <w:pPr>
-        <w:rPr>
-          <w:rFonts w:ascii="Arial" w:hAnsi="Arial" w:cs="Arial"/>
-          <w:b/>
-          <w:bCs/>
-          <w:sz w:val="28"/>
-          <w:szCs w:val="28"/>
-        </w:rPr>
-      </w:pPr>
-      <w:r>
-        <w:rPr>
-          <w:rFonts w:ascii="Arial" w:hAnsi="Arial" w:cs="Arial"/>
-          <w:b/>
-          <w:bCs/>
-          <w:sz w:val="28"/>
-          <w:szCs w:val="28"/>
-        </w:rPr>
         <w:t>Software</w:t>
       </w:r>
     </w:p>
     <w:p>
       <w:pPr>
-        <w:rPr>
-          <w:rFonts w:ascii="Arial" w:hAnsi="Arial" w:cs="Arial"/>
-          <w:b/>
-          <w:bCs/>
-          <w:sz w:val="28"/>
-          <w:szCs w:val="28"/>
-        </w:rPr>
-      </w:pPr>
-    </w:p>
-    <w:p>
-      <w:pPr>
-        <w:rPr>
-          <w:rFonts w:ascii="Arial" w:hAnsi="Arial" w:cs="Arial"/>
-          <w:b/>
-          <w:bCs/>
-          <w:sz w:val="28"/>
-          <w:szCs w:val="28"/>
-        </w:rPr>
-      </w:pPr>
-    </w:p>
-    <w:p>
-      <w:pPr>
-        <w:rPr>
-          <w:rFonts w:ascii="Arial" w:hAnsi="Arial" w:cs="Arial"/>
-          <w:b/>
-          <w:bCs/>
-          <w:sz w:val="28"/>
-          <w:szCs w:val="28"/>
-        </w:rPr>
-      </w:pPr>
-    </w:p>
-    <w:p>
-      <w:pPr>
-        <w:rPr>
-          <w:rFonts w:ascii="Arial" w:hAnsi="Arial" w:cs="Arial"/>
-          <w:b/>
-          <w:bCs/>
-          <w:sz w:val="28"/>
-          <w:szCs w:val="28"/>
-        </w:rPr>
-      </w:pPr>
-    </w:p>
-    <w:p>
-      <w:pPr>
-        <w:rPr>
-          <w:rFonts w:ascii="Arial" w:hAnsi="Arial" w:cs="Arial"/>
-          <w:b/>
-          <w:bCs/>
-          <w:sz w:val="28"/>
-          <w:szCs w:val="28"/>
-        </w:rPr>
-      </w:pPr>
-    </w:p>
-    <w:p>
-      <w:pPr>
-        <w:rPr>
-          <w:rFonts w:ascii="Arial" w:hAnsi="Arial" w:cs="Arial"/>
-          <w:b/>
-          <w:bCs/>
-          <w:sz w:val="28"/>
-          <w:szCs w:val="28"/>
-        </w:rPr>
-      </w:pPr>
-    </w:p>
-    <w:p>
-      <w:pPr>
-        <w:rPr>
-          <w:rFonts w:ascii="Arial" w:hAnsi="Arial" w:cs="Arial"/>
-          <w:b/>
-          <w:bCs/>
-          <w:sz w:val="28"/>
-          <w:szCs w:val="28"/>
-        </w:rPr>
-      </w:pPr>
-    </w:p>
-    <w:p>
+        <w:pStyle w:val="Listenabsatz"/>
+        <w:numPr>
+          <w:ilvl w:val="0"/>
+          <w:numId w:val="6"/>
+        </w:numPr>
+        <w:rPr>
+          <w:rFonts w:ascii="Arial" w:hAnsi="Arial" w:cs="Arial"/>
+        </w:rPr>
+      </w:pPr>
       <w:r>
-        <w:br w:type="page"/>
+        <w:rPr>
+          <w:rFonts w:ascii="Arial" w:hAnsi="Arial" w:cs="Arial"/>
+        </w:rPr>
+        <w:t>WPF</w:t>
       </w:r>
     </w:p>
-    <w:p>
-      <w:pPr>
-        <w:pStyle w:val="Listenabsatz"/>
-      </w:pPr>
-      <w:r>
-        <w:lastRenderedPageBreak/>
-        <w:br w:type="page"/>
-      </w:r>
-    </w:p>
     <w:p/>
-    <w:tbl>
-      <w:tblPr>
-        <w:tblStyle w:val="Tabellenraster"/>
-        <w:tblpPr w:leftFromText="141" w:rightFromText="141" w:vertAnchor="text" w:horzAnchor="margin" w:tblpY="5076"/>
-        <w:tblW w:w="0" w:type="auto"/>
-        <w:tblLook w:val="04A0" w:firstRow="1" w:lastRow="0" w:firstColumn="1" w:lastColumn="0" w:noHBand="0" w:noVBand="1"/>
-      </w:tblPr>
-      <w:tblGrid>
-        <w:gridCol w:w="4351"/>
-        <w:gridCol w:w="4351"/>
-      </w:tblGrid>
-      <w:tr>
-        <w:tc>
-          <w:tcPr>
-            <w:tcW w:w="4351" w:type="dxa"/>
-          </w:tcPr>
-          <w:p>
-            <w:pPr>
-              <w:rPr>
-                <w:rFonts w:ascii="Arial" w:hAnsi="Arial" w:cs="Arial"/>
-                <w:sz w:val="28"/>
-                <w:szCs w:val="28"/>
-              </w:rPr>
-            </w:pPr>
-          </w:p>
-        </w:tc>
-        <w:tc>
-          <w:tcPr>
-            <w:tcW w:w="4351" w:type="dxa"/>
-          </w:tcPr>
-          <w:p>
-            <w:pPr>
-              <w:rPr>
-                <w:rFonts w:ascii="Arial" w:hAnsi="Arial" w:cs="Arial"/>
-                <w:sz w:val="28"/>
-                <w:szCs w:val="28"/>
-              </w:rPr>
-            </w:pPr>
-          </w:p>
-        </w:tc>
-      </w:tr>
-      <w:tr>
-        <w:tc>
-          <w:tcPr>
-            <w:tcW w:w="4351" w:type="dxa"/>
-          </w:tcPr>
-          <w:p>
-            <w:pPr>
-              <w:rPr>
-                <w:rFonts w:ascii="Arial" w:hAnsi="Arial" w:cs="Arial"/>
-                <w:sz w:val="28"/>
-                <w:szCs w:val="28"/>
-              </w:rPr>
-            </w:pPr>
-          </w:p>
-        </w:tc>
-        <w:tc>
-          <w:tcPr>
-            <w:tcW w:w="4351" w:type="dxa"/>
-          </w:tcPr>
-          <w:p>
-            <w:pPr>
-              <w:rPr>
-                <w:rFonts w:ascii="Arial" w:hAnsi="Arial" w:cs="Arial"/>
-                <w:sz w:val="28"/>
-                <w:szCs w:val="28"/>
-              </w:rPr>
-            </w:pPr>
-          </w:p>
-        </w:tc>
-      </w:tr>
-      <w:tr>
-        <w:tc>
-          <w:tcPr>
-            <w:tcW w:w="4351" w:type="dxa"/>
-          </w:tcPr>
-          <w:p>
-            <w:pPr>
-              <w:rPr>
-                <w:rFonts w:ascii="Arial" w:hAnsi="Arial" w:cs="Arial"/>
-                <w:sz w:val="28"/>
-                <w:szCs w:val="28"/>
-              </w:rPr>
-            </w:pPr>
-          </w:p>
-        </w:tc>
-        <w:tc>
-          <w:tcPr>
-            <w:tcW w:w="4351" w:type="dxa"/>
-          </w:tcPr>
-          <w:p>
-            <w:pPr>
-              <w:rPr>
-                <w:rFonts w:ascii="Arial" w:hAnsi="Arial" w:cs="Arial"/>
-                <w:sz w:val="28"/>
-                <w:szCs w:val="28"/>
-              </w:rPr>
-            </w:pPr>
-          </w:p>
-        </w:tc>
-      </w:tr>
-      <w:tr>
-        <w:tc>
-          <w:tcPr>
-            <w:tcW w:w="4351" w:type="dxa"/>
-          </w:tcPr>
-          <w:p>
-            <w:pPr>
-              <w:rPr>
-                <w:rFonts w:ascii="Arial" w:hAnsi="Arial" w:cs="Arial"/>
-                <w:sz w:val="28"/>
-                <w:szCs w:val="28"/>
-              </w:rPr>
-            </w:pPr>
-          </w:p>
-        </w:tc>
-        <w:tc>
-          <w:tcPr>
-            <w:tcW w:w="4351" w:type="dxa"/>
-          </w:tcPr>
-          <w:p>
-            <w:pPr>
-              <w:rPr>
-                <w:rFonts w:ascii="Arial" w:hAnsi="Arial" w:cs="Arial"/>
-                <w:sz w:val="28"/>
-                <w:szCs w:val="28"/>
-              </w:rPr>
-            </w:pPr>
-          </w:p>
-        </w:tc>
-      </w:tr>
-      <w:tr>
-        <w:tc>
-          <w:tcPr>
-            <w:tcW w:w="4351" w:type="dxa"/>
-          </w:tcPr>
-          <w:p>
-            <w:pPr>
-              <w:rPr>
-                <w:rFonts w:ascii="Arial" w:hAnsi="Arial" w:cs="Arial"/>
-                <w:sz w:val="28"/>
-                <w:szCs w:val="28"/>
-              </w:rPr>
-            </w:pPr>
-          </w:p>
-        </w:tc>
-        <w:tc>
-          <w:tcPr>
-            <w:tcW w:w="4351" w:type="dxa"/>
-          </w:tcPr>
-          <w:p>
-            <w:pPr>
-              <w:rPr>
-                <w:rFonts w:ascii="Arial" w:hAnsi="Arial" w:cs="Arial"/>
-                <w:sz w:val="28"/>
-                <w:szCs w:val="28"/>
-              </w:rPr>
-            </w:pPr>
-          </w:p>
-        </w:tc>
-      </w:tr>
-    </w:tbl>
-    <w:p>
-      <w:pPr>
-        <w:ind w:left="360"/>
-        <w:rPr>
-          <w:rFonts w:ascii="Arial" w:hAnsi="Arial" w:cs="Arial"/>
-          <w:sz w:val="28"/>
-          <w:szCs w:val="28"/>
-        </w:rPr>
-      </w:pPr>
-    </w:p>
     <w:sectPr>
       <w:headerReference w:type="default" r:id="rId8"/>
       <w:footerReference w:type="default" r:id="rId9"/>
@@ -2822,6 +2733,119 @@
 <file path=word/numbering.xml><?xml version="1.0" encoding="utf-8"?>
 <w:numbering xmlns:wpc="http://schemas.microsoft.com/office/word/2010/wordprocessingCanvas" xmlns:cx="http://schemas.microsoft.com/office/drawing/2014/chartex" xmlns:cx1="http://schemas.microsoft.com/office/drawing/2015/9/8/chartex" xmlns:cx2="http://schemas.microsoft.com/office/drawing/2015/10/21/chartex" xmlns:cx3="http://schemas.microsoft.com/office/drawing/2016/5/9/chartex" xmlns:cx4="http://schemas.microsoft.com/office/drawing/2016/5/10/chartex" xmlns:cx5="http://schemas.microsoft.com/office/drawing/2016/5/11/chartex" xmlns:cx6="http://schemas.microsoft.com/office/drawing/2016/5/12/chartex" xmlns:cx7="http://schemas.microsoft.com/office/drawing/2016/5/13/chartex" xmlns:cx8="http://schemas.microsoft.com/office/drawing/2016/5/14/chartex" xmlns:mc="http://schemas.openxmlformats.org/markup-compatibility/2006" xmlns:aink="http://schemas.microsoft.com/office/drawing/2016/ink" xmlns:am3d="http://schemas.microsoft.com/office/drawing/2017/model3d" xmlns:o="urn:schemas-microsoft-com:office:office" xmlns:oel="http://schemas.microsoft.com/office/2019/extlst" xmlns:r="http://schemas.openxmlformats.org/officeDocument/2006/relationships" xmlns:m="http://schemas.openxmlformats.org/officeDocument/2006/math" xmlns:v="urn:schemas-microsoft-com:vml" xmlns:wp14="http://schemas.microsoft.com/office/word/2010/wordprocessingDrawing" xmlns:wp="http://schemas.openxmlformats.org/drawingml/2006/wordprocessingDrawing" xmlns:w10="urn:schemas-microsoft-com:office:word" xmlns:w="http://schemas.openxmlformats.org/wordprocessingml/2006/main" xmlns:w14="http://schemas.microsoft.com/office/word/2010/wordml" xmlns:w15="http://schemas.microsoft.com/office/word/2012/wordml" xmlns:w16cex="http://schemas.microsoft.com/office/word/2018/wordml/cex" xmlns:w16cid="http://schemas.microsoft.com/office/word/2016/wordml/cid" xmlns:w16="http://schemas.microsoft.com/office/word/2018/wordml" xmlns:w16du="http://schemas.microsoft.com/office/word/2023/wordml/word16du" xmlns:w16sdtdh="http://schemas.microsoft.com/office/word/2020/wordml/sdtdatahash" xmlns:w16sdtfl="http://schemas.microsoft.com/office/word/2024/wordml/sdtformatlock" xmlns:w16se="http://schemas.microsoft.com/office/word/2015/wordml/symex" xmlns:wpg="http://schemas.microsoft.com/office/word/2010/wordprocessingGroup" xmlns:wpi="http://schemas.microsoft.com/office/word/2010/wordprocessingInk" xmlns:wne="http://schemas.microsoft.com/office/word/2006/wordml" xmlns:wps="http://schemas.microsoft.com/office/word/2010/wordprocessingShape" mc:Ignorable="w14 w15 w16se w16cid w16 w16cex w16sdtdh w16sdtfl w16du wp14">
   <w:abstractNum w:abstractNumId="0" w15:restartNumberingAfterBreak="0">
+    <w:nsid w:val="09BC2A96"/>
+    <w:multiLevelType w:val="hybridMultilevel"/>
+    <w:tmpl w:val="D206EE38"/>
+    <w:lvl w:ilvl="0" w:tplc="04070001">
+      <w:start w:val="1"/>
+      <w:numFmt w:val="bullet"/>
+      <w:lvlText w:val=""/>
+      <w:lvlJc w:val="left"/>
+      <w:pPr>
+        <w:ind w:left="720" w:hanging="360"/>
+      </w:pPr>
+      <w:rPr>
+        <w:rFonts w:ascii="Symbol" w:hAnsi="Symbol" w:hint="default"/>
+      </w:rPr>
+    </w:lvl>
+    <w:lvl w:ilvl="1" w:tplc="04070003" w:tentative="1">
+      <w:start w:val="1"/>
+      <w:numFmt w:val="bullet"/>
+      <w:lvlText w:val="o"/>
+      <w:lvlJc w:val="left"/>
+      <w:pPr>
+        <w:ind w:left="1440" w:hanging="360"/>
+      </w:pPr>
+      <w:rPr>
+        <w:rFonts w:ascii="Courier New" w:hAnsi="Courier New" w:cs="Courier New" w:hint="default"/>
+      </w:rPr>
+    </w:lvl>
+    <w:lvl w:ilvl="2" w:tplc="04070005" w:tentative="1">
+      <w:start w:val="1"/>
+      <w:numFmt w:val="bullet"/>
+      <w:lvlText w:val=""/>
+      <w:lvlJc w:val="left"/>
+      <w:pPr>
+        <w:ind w:left="2160" w:hanging="360"/>
+      </w:pPr>
+      <w:rPr>
+        <w:rFonts w:ascii="Wingdings" w:hAnsi="Wingdings" w:hint="default"/>
+      </w:rPr>
+    </w:lvl>
+    <w:lvl w:ilvl="3" w:tplc="04070001" w:tentative="1">
+      <w:start w:val="1"/>
+      <w:numFmt w:val="bullet"/>
+      <w:lvlText w:val=""/>
+      <w:lvlJc w:val="left"/>
+      <w:pPr>
+        <w:ind w:left="2880" w:hanging="360"/>
+      </w:pPr>
+      <w:rPr>
+        <w:rFonts w:ascii="Symbol" w:hAnsi="Symbol" w:hint="default"/>
+      </w:rPr>
+    </w:lvl>
+    <w:lvl w:ilvl="4" w:tplc="04070003" w:tentative="1">
+      <w:start w:val="1"/>
+      <w:numFmt w:val="bullet"/>
+      <w:lvlText w:val="o"/>
+      <w:lvlJc w:val="left"/>
+      <w:pPr>
+        <w:ind w:left="3600" w:hanging="360"/>
+      </w:pPr>
+      <w:rPr>
+        <w:rFonts w:ascii="Courier New" w:hAnsi="Courier New" w:cs="Courier New" w:hint="default"/>
+      </w:rPr>
+    </w:lvl>
+    <w:lvl w:ilvl="5" w:tplc="04070005" w:tentative="1">
+      <w:start w:val="1"/>
+      <w:numFmt w:val="bullet"/>
+      <w:lvlText w:val=""/>
+      <w:lvlJc w:val="left"/>
+      <w:pPr>
+        <w:ind w:left="4320" w:hanging="360"/>
+      </w:pPr>
+      <w:rPr>
+        <w:rFonts w:ascii="Wingdings" w:hAnsi="Wingdings" w:hint="default"/>
+      </w:rPr>
+    </w:lvl>
+    <w:lvl w:ilvl="6" w:tplc="04070001" w:tentative="1">
+      <w:start w:val="1"/>
+      <w:numFmt w:val="bullet"/>
+      <w:lvlText w:val=""/>
+      <w:lvlJc w:val="left"/>
+      <w:pPr>
+        <w:ind w:left="5040" w:hanging="360"/>
+      </w:pPr>
+      <w:rPr>
+        <w:rFonts w:ascii="Symbol" w:hAnsi="Symbol" w:hint="default"/>
+      </w:rPr>
+    </w:lvl>
+    <w:lvl w:ilvl="7" w:tplc="04070003" w:tentative="1">
+      <w:start w:val="1"/>
+      <w:numFmt w:val="bullet"/>
+      <w:lvlText w:val="o"/>
+      <w:lvlJc w:val="left"/>
+      <w:pPr>
+        <w:ind w:left="5760" w:hanging="360"/>
+      </w:pPr>
+      <w:rPr>
+        <w:rFonts w:ascii="Courier New" w:hAnsi="Courier New" w:cs="Courier New" w:hint="default"/>
+      </w:rPr>
+    </w:lvl>
+    <w:lvl w:ilvl="8" w:tplc="04070005" w:tentative="1">
+      <w:start w:val="1"/>
+      <w:numFmt w:val="bullet"/>
+      <w:lvlText w:val=""/>
+      <w:lvlJc w:val="left"/>
+      <w:pPr>
+        <w:ind w:left="6480" w:hanging="360"/>
+      </w:pPr>
+      <w:rPr>
+        <w:rFonts w:ascii="Wingdings" w:hAnsi="Wingdings" w:hint="default"/>
+      </w:rPr>
+    </w:lvl>
+  </w:abstractNum>
+  <w:abstractNum w:abstractNumId="1" w15:restartNumberingAfterBreak="0">
     <w:nsid w:val="182042D1"/>
     <w:multiLevelType w:val="multilevel"/>
     <w:tmpl w:val="AAA29E06"/>
@@ -2942,7 +2966,7 @@
       </w:rPr>
     </w:lvl>
   </w:abstractNum>
-  <w:abstractNum w:abstractNumId="1" w15:restartNumberingAfterBreak="0">
+  <w:abstractNum w:abstractNumId="2" w15:restartNumberingAfterBreak="0">
     <w:nsid w:val="35E96FFF"/>
     <w:multiLevelType w:val="hybridMultilevel"/>
     <w:tmpl w:val="A9FA8DE8"/>
@@ -3055,7 +3079,7 @@
       </w:rPr>
     </w:lvl>
   </w:abstractNum>
-  <w:abstractNum w:abstractNumId="2" w15:restartNumberingAfterBreak="0">
+  <w:abstractNum w:abstractNumId="3" w15:restartNumberingAfterBreak="0">
     <w:nsid w:val="4C7C6E31"/>
     <w:multiLevelType w:val="hybridMultilevel"/>
     <w:tmpl w:val="2256B19E"/>
@@ -3168,7 +3192,7 @@
       </w:rPr>
     </w:lvl>
   </w:abstractNum>
-  <w:abstractNum w:abstractNumId="3" w15:restartNumberingAfterBreak="0">
+  <w:abstractNum w:abstractNumId="4" w15:restartNumberingAfterBreak="0">
     <w:nsid w:val="67FF63F0"/>
     <w:multiLevelType w:val="hybridMultilevel"/>
     <w:tmpl w:val="39E6B06C"/>
@@ -3257,7 +3281,7 @@
       </w:pPr>
     </w:lvl>
   </w:abstractNum>
-  <w:abstractNum w:abstractNumId="4" w15:restartNumberingAfterBreak="0">
+  <w:abstractNum w:abstractNumId="5" w15:restartNumberingAfterBreak="0">
     <w:nsid w:val="7CBD1F51"/>
     <w:multiLevelType w:val="hybridMultilevel"/>
     <w:tmpl w:val="33DC004E"/>
@@ -3370,29 +3394,29 @@
       </w:rPr>
     </w:lvl>
   </w:abstractNum>
-  <w:abstractNum w:abstractNumId="5" w15:restartNumberingAfterBreak="0">
+  <w:abstractNum w:abstractNumId="6" w15:restartNumberingAfterBreak="0">
     <w:nsid w:val="7DD34F22"/>
     <w:multiLevelType w:val="hybridMultilevel"/>
-    <w:tmpl w:val="E60AA224"/>
+    <w:tmpl w:val="FD4C0D80"/>
     <w:lvl w:ilvl="0" w:tplc="04070001">
       <w:start w:val="1"/>
       <w:numFmt w:val="bullet"/>
       <w:lvlText w:val=""/>
       <w:lvlJc w:val="left"/>
       <w:pPr>
-        <w:ind w:left="720" w:hanging="360"/>
+        <w:ind w:left="1068" w:hanging="360"/>
       </w:pPr>
       <w:rPr>
         <w:rFonts w:ascii="Symbol" w:hAnsi="Symbol" w:hint="default"/>
       </w:rPr>
     </w:lvl>
-    <w:lvl w:ilvl="1" w:tplc="04070003" w:tentative="1">
+    <w:lvl w:ilvl="1" w:tplc="04070003">
       <w:start w:val="1"/>
       <w:numFmt w:val="bullet"/>
       <w:lvlText w:val="o"/>
       <w:lvlJc w:val="left"/>
       <w:pPr>
-        <w:ind w:left="1440" w:hanging="360"/>
+        <w:ind w:left="1788" w:hanging="360"/>
       </w:pPr>
       <w:rPr>
         <w:rFonts w:ascii="Courier New" w:hAnsi="Courier New" w:cs="Courier New" w:hint="default"/>
@@ -3404,7 +3428,7 @@
       <w:lvlText w:val=""/>
       <w:lvlJc w:val="left"/>
       <w:pPr>
-        <w:ind w:left="2160" w:hanging="360"/>
+        <w:ind w:left="2508" w:hanging="360"/>
       </w:pPr>
       <w:rPr>
         <w:rFonts w:ascii="Wingdings" w:hAnsi="Wingdings" w:hint="default"/>
@@ -3416,7 +3440,7 @@
       <w:lvlText w:val=""/>
       <w:lvlJc w:val="left"/>
       <w:pPr>
-        <w:ind w:left="2880" w:hanging="360"/>
+        <w:ind w:left="3228" w:hanging="360"/>
       </w:pPr>
       <w:rPr>
         <w:rFonts w:ascii="Symbol" w:hAnsi="Symbol" w:hint="default"/>
@@ -3428,7 +3452,7 @@
       <w:lvlText w:val="o"/>
       <w:lvlJc w:val="left"/>
       <w:pPr>
-        <w:ind w:left="3600" w:hanging="360"/>
+        <w:ind w:left="3948" w:hanging="360"/>
       </w:pPr>
       <w:rPr>
         <w:rFonts w:ascii="Courier New" w:hAnsi="Courier New" w:cs="Courier New" w:hint="default"/>
@@ -3440,7 +3464,7 @@
       <w:lvlText w:val=""/>
       <w:lvlJc w:val="left"/>
       <w:pPr>
-        <w:ind w:left="4320" w:hanging="360"/>
+        <w:ind w:left="4668" w:hanging="360"/>
       </w:pPr>
       <w:rPr>
         <w:rFonts w:ascii="Wingdings" w:hAnsi="Wingdings" w:hint="default"/>
@@ -3452,7 +3476,7 @@
       <w:lvlText w:val=""/>
       <w:lvlJc w:val="left"/>
       <w:pPr>
-        <w:ind w:left="5040" w:hanging="360"/>
+        <w:ind w:left="5388" w:hanging="360"/>
       </w:pPr>
       <w:rPr>
         <w:rFonts w:ascii="Symbol" w:hAnsi="Symbol" w:hint="default"/>
@@ -3464,7 +3488,7 @@
       <w:lvlText w:val="o"/>
       <w:lvlJc w:val="left"/>
       <w:pPr>
-        <w:ind w:left="5760" w:hanging="360"/>
+        <w:ind w:left="6108" w:hanging="360"/>
       </w:pPr>
       <w:rPr>
         <w:rFonts w:ascii="Courier New" w:hAnsi="Courier New" w:cs="Courier New" w:hint="default"/>
@@ -3476,7 +3500,7 @@
       <w:lvlText w:val=""/>
       <w:lvlJc w:val="left"/>
       <w:pPr>
-        <w:ind w:left="6480" w:hanging="360"/>
+        <w:ind w:left="6828" w:hanging="360"/>
       </w:pPr>
       <w:rPr>
         <w:rFonts w:ascii="Wingdings" w:hAnsi="Wingdings" w:hint="default"/>
@@ -3484,22 +3508,25 @@
     </w:lvl>
   </w:abstractNum>
   <w:num w:numId="1" w16cid:durableId="43069222">
-    <w:abstractNumId w:val="0"/>
+    <w:abstractNumId w:val="1"/>
   </w:num>
   <w:num w:numId="2" w16cid:durableId="1713070995">
+    <w:abstractNumId w:val="3"/>
+  </w:num>
+  <w:num w:numId="3" w16cid:durableId="1794061328">
+    <w:abstractNumId w:val="5"/>
+  </w:num>
+  <w:num w:numId="4" w16cid:durableId="2041860906">
     <w:abstractNumId w:val="2"/>
   </w:num>
-  <w:num w:numId="3" w16cid:durableId="1794061328">
+  <w:num w:numId="5" w16cid:durableId="804928439">
     <w:abstractNumId w:val="4"/>
   </w:num>
-  <w:num w:numId="4" w16cid:durableId="2041860906">
-    <w:abstractNumId w:val="1"/>
+  <w:num w:numId="6" w16cid:durableId="1949072321">
+    <w:abstractNumId w:val="6"/>
   </w:num>
-  <w:num w:numId="5" w16cid:durableId="804928439">
-    <w:abstractNumId w:val="3"/>
-  </w:num>
-  <w:num w:numId="6" w16cid:durableId="1949072321">
-    <w:abstractNumId w:val="5"/>
+  <w:num w:numId="7" w16cid:durableId="876239294">
+    <w:abstractNumId w:val="0"/>
   </w:num>
 </w:numbering>
 </file>

--- a/Project-organisation/Pflichtenheft.docx
+++ b/Project-organisation/Pflichtenheft.docx
@@ -4,24 +4,25 @@
   <w:body>
     <w:p>
       <w:pPr>
+        <w:pStyle w:val="Titel"/>
+      </w:pPr>
+      <w:r>
+        <w:t>Pflichtenheft</w:t>
+      </w:r>
+    </w:p>
+    <w:p>
+      <w:pPr>
+        <w:pBdr>
+          <w:top w:val="single" w:sz="4" w:space="1" w:color="auto"/>
+        </w:pBdr>
         <w:rPr>
           <w:rFonts w:ascii="Arial" w:hAnsi="Arial" w:cs="Arial"/>
           <w:b/>
           <w:bCs/>
-          <w:sz w:val="28"/>
-          <w:szCs w:val="28"/>
+          <w:sz w:val="36"/>
+          <w:szCs w:val="36"/>
         </w:rPr>
       </w:pPr>
-      <w:r>
-        <w:rPr>
-          <w:rFonts w:ascii="Arial" w:hAnsi="Arial" w:cs="Arial"/>
-          <w:b/>
-          <w:bCs/>
-          <w:sz w:val="28"/>
-          <w:szCs w:val="28"/>
-        </w:rPr>
-        <w:t>Pflichtenheft</w:t>
-      </w:r>
     </w:p>
     <w:tbl>
       <w:tblPr>
@@ -183,33 +184,11 @@
                 <w:rFonts w:ascii="Arial" w:hAnsi="Arial" w:cs="Arial"/>
               </w:rPr>
             </w:pPr>
-            <w:proofErr w:type="spellStart"/>
-            <w:r>
-              <w:rPr>
-                <w:rFonts w:ascii="Arial" w:hAnsi="Arial" w:cs="Arial"/>
-              </w:rPr>
-              <w:t>Bazaj</w:t>
-            </w:r>
-            <w:proofErr w:type="spellEnd"/>
-            <w:r>
-              <w:rPr>
-                <w:rFonts w:ascii="Arial" w:hAnsi="Arial" w:cs="Arial"/>
-              </w:rPr>
-              <w:t xml:space="preserve"> </w:t>
-            </w:r>
-            <w:proofErr w:type="spellStart"/>
-            <w:r>
-              <w:rPr>
-                <w:rFonts w:ascii="Arial" w:hAnsi="Arial" w:cs="Arial"/>
-              </w:rPr>
-              <w:t>Donart</w:t>
-            </w:r>
-            <w:proofErr w:type="spellEnd"/>
-            <w:r>
-              <w:rPr>
-                <w:rFonts w:ascii="Arial" w:hAnsi="Arial" w:cs="Arial"/>
-              </w:rPr>
-              <w:t>, Bichler Nadine</w:t>
+            <w:r>
+              <w:rPr>
+                <w:rFonts w:ascii="Arial" w:hAnsi="Arial" w:cs="Arial"/>
+              </w:rPr>
+              <w:t>Bazaj Donart, Bichler Nadine</w:t>
             </w:r>
           </w:p>
         </w:tc>
@@ -261,25 +240,7 @@
               <w:rPr>
                 <w:rFonts w:ascii="Arial" w:hAnsi="Arial" w:cs="Arial"/>
               </w:rPr>
-              <w:t>04</w:t>
-            </w:r>
-            <w:r>
-              <w:rPr>
-                <w:rFonts w:ascii="Arial" w:hAnsi="Arial" w:cs="Arial"/>
-              </w:rPr>
-              <w:t>.0</w:t>
-            </w:r>
-            <w:r>
-              <w:rPr>
-                <w:rFonts w:ascii="Arial" w:hAnsi="Arial" w:cs="Arial"/>
-              </w:rPr>
-              <w:t>4</w:t>
-            </w:r>
-            <w:r>
-              <w:rPr>
-                <w:rFonts w:ascii="Arial" w:hAnsi="Arial" w:cs="Arial"/>
-              </w:rPr>
-              <w:t>.2025</w:t>
+              <w:t>04.04.2025</w:t>
             </w:r>
           </w:p>
         </w:tc>
@@ -331,7 +292,19 @@
               <w:rPr>
                 <w:rFonts w:ascii="Arial" w:hAnsi="Arial" w:cs="Arial"/>
               </w:rPr>
-              <w:t>04.04.2025</w:t>
+              <w:t>0</w:t>
+            </w:r>
+            <w:r>
+              <w:rPr>
+                <w:rFonts w:ascii="Arial" w:hAnsi="Arial" w:cs="Arial"/>
+              </w:rPr>
+              <w:t>9</w:t>
+            </w:r>
+            <w:r>
+              <w:rPr>
+                <w:rFonts w:ascii="Arial" w:hAnsi="Arial" w:cs="Arial"/>
+              </w:rPr>
+              <w:t>.04.2025</w:t>
             </w:r>
           </w:p>
         </w:tc>
@@ -467,22 +440,12 @@
     </w:p>
     <w:p>
       <w:pPr>
+        <w:pStyle w:val="berschrift1"/>
         <w:rPr>
-          <w:rFonts w:ascii="Arial" w:hAnsi="Arial" w:cs="Arial"/>
-          <w:b/>
-          <w:bCs/>
-          <w:sz w:val="28"/>
-          <w:szCs w:val="28"/>
+          <w:b w:val="0"/>
         </w:rPr>
       </w:pPr>
       <w:r>
-        <w:rPr>
-          <w:rFonts w:ascii="Arial" w:hAnsi="Arial" w:cs="Arial"/>
-          <w:b/>
-          <w:bCs/>
-          <w:sz w:val="28"/>
-          <w:szCs w:val="28"/>
-        </w:rPr>
         <w:t>Historie der Dokumentversionen</w:t>
       </w:r>
     </w:p>
@@ -659,33 +622,11 @@
                 <w:rFonts w:ascii="Arial" w:hAnsi="Arial" w:cs="Arial"/>
               </w:rPr>
             </w:pPr>
-            <w:proofErr w:type="spellStart"/>
-            <w:r>
-              <w:rPr>
-                <w:rFonts w:ascii="Arial" w:hAnsi="Arial" w:cs="Arial"/>
-              </w:rPr>
-              <w:t>Bazaj</w:t>
-            </w:r>
-            <w:proofErr w:type="spellEnd"/>
-            <w:r>
-              <w:rPr>
-                <w:rFonts w:ascii="Arial" w:hAnsi="Arial" w:cs="Arial"/>
-              </w:rPr>
-              <w:t xml:space="preserve"> </w:t>
-            </w:r>
-            <w:proofErr w:type="spellStart"/>
-            <w:r>
-              <w:rPr>
-                <w:rFonts w:ascii="Arial" w:hAnsi="Arial" w:cs="Arial"/>
-              </w:rPr>
-              <w:t>Donart</w:t>
-            </w:r>
-            <w:proofErr w:type="spellEnd"/>
-            <w:r>
-              <w:rPr>
-                <w:rFonts w:ascii="Arial" w:hAnsi="Arial" w:cs="Arial"/>
-              </w:rPr>
-              <w:t>, Bichler Nadine</w:t>
+            <w:r>
+              <w:rPr>
+                <w:rFonts w:ascii="Arial" w:hAnsi="Arial" w:cs="Arial"/>
+              </w:rPr>
+              <w:t>Bazaj Donart, Bichler Nadine</w:t>
             </w:r>
           </w:p>
         </w:tc>
@@ -833,6 +774,12 @@
                 <w:rFonts w:ascii="Arial" w:hAnsi="Arial" w:cs="Arial"/>
               </w:rPr>
             </w:pPr>
+            <w:r>
+              <w:rPr>
+                <w:rFonts w:ascii="Arial" w:hAnsi="Arial" w:cs="Arial"/>
+              </w:rPr>
+              <w:t>0.3</w:t>
+            </w:r>
           </w:p>
         </w:tc>
         <w:tc>
@@ -845,11 +792,17 @@
           </w:tcPr>
           <w:p>
             <w:pPr>
-              <w:jc w:val="right"/>
-              <w:rPr>
-                <w:rFonts w:ascii="Arial" w:hAnsi="Arial" w:cs="Arial"/>
-              </w:rPr>
-            </w:pPr>
+              <w:jc w:val="center"/>
+              <w:rPr>
+                <w:rFonts w:ascii="Arial" w:hAnsi="Arial" w:cs="Arial"/>
+              </w:rPr>
+            </w:pPr>
+            <w:r>
+              <w:rPr>
+                <w:rFonts w:ascii="Arial" w:hAnsi="Arial" w:cs="Arial"/>
+              </w:rPr>
+              <w:t>09.04.2025</w:t>
+            </w:r>
           </w:p>
         </w:tc>
         <w:tc>
@@ -866,6 +819,12 @@
                 <w:rFonts w:ascii="Arial" w:hAnsi="Arial" w:cs="Arial"/>
               </w:rPr>
             </w:pPr>
+            <w:r>
+              <w:rPr>
+                <w:rFonts w:ascii="Arial" w:hAnsi="Arial" w:cs="Arial"/>
+              </w:rPr>
+              <w:t xml:space="preserve">Bichler Nadine </w:t>
+            </w:r>
           </w:p>
         </w:tc>
         <w:tc>
@@ -882,6 +841,18 @@
                 <w:rFonts w:ascii="Arial" w:hAnsi="Arial" w:cs="Arial"/>
               </w:rPr>
             </w:pPr>
+            <w:r>
+              <w:rPr>
+                <w:rFonts w:ascii="Arial" w:hAnsi="Arial" w:cs="Arial"/>
+              </w:rPr>
+              <w:t>Erweiterung</w:t>
+            </w:r>
+            <w:r>
+              <w:rPr>
+                <w:rFonts w:ascii="Arial" w:hAnsi="Arial" w:cs="Arial"/>
+              </w:rPr>
+              <w:t xml:space="preserve"> und Anpassung</w:t>
+            </w:r>
           </w:p>
         </w:tc>
       </w:tr>
@@ -898,76 +869,23 @@
     </w:p>
     <w:p>
       <w:pPr>
-        <w:ind w:left="360"/>
+        <w:pStyle w:val="berschrift1"/>
         <w:rPr>
-          <w:rFonts w:ascii="Arial" w:hAnsi="Arial" w:cs="Arial"/>
-          <w:b/>
-          <w:bCs/>
-          <w:sz w:val="44"/>
-          <w:szCs w:val="44"/>
+          <w:b w:val="0"/>
         </w:rPr>
       </w:pPr>
       <w:r>
-        <w:rPr>
-          <w:rFonts w:ascii="Arial" w:hAnsi="Arial" w:cs="Arial"/>
-          <w:b/>
-          <w:bCs/>
-          <w:sz w:val="44"/>
-          <w:szCs w:val="44"/>
-        </w:rPr>
         <w:t>Zielbestimmung</w:t>
       </w:r>
       <w:r>
-        <w:rPr>
-          <w:rFonts w:ascii="Arial" w:hAnsi="Arial" w:cs="Arial"/>
-          <w:b/>
-          <w:bCs/>
-          <w:sz w:val="44"/>
-          <w:szCs w:val="44"/>
-        </w:rPr>
         <w:t xml:space="preserve">                                                                                            </w:t>
       </w:r>
     </w:p>
     <w:p>
       <w:pPr>
-        <w:pStyle w:val="Listenabsatz"/>
-        <w:rPr>
-          <w:rFonts w:ascii="Arial" w:hAnsi="Arial" w:cs="Arial"/>
-          <w:b/>
-          <w:bCs/>
-          <w:sz w:val="28"/>
-          <w:szCs w:val="28"/>
-        </w:rPr>
-      </w:pPr>
-    </w:p>
-    <w:p>
-      <w:pPr>
-        <w:rPr>
-          <w:rFonts w:ascii="Arial" w:hAnsi="Arial" w:cs="Arial"/>
-          <w:b/>
-          <w:bCs/>
-          <w:sz w:val="28"/>
-          <w:szCs w:val="28"/>
-        </w:rPr>
+        <w:pStyle w:val="berschrift2"/>
       </w:pPr>
       <w:r>
-        <w:rPr>
-          <w:rFonts w:ascii="Arial" w:hAnsi="Arial" w:cs="Arial"/>
-          <w:b/>
-          <w:bCs/>
-          <w:sz w:val="28"/>
-          <w:szCs w:val="28"/>
-        </w:rPr>
-        <w:t xml:space="preserve">    </w:t>
-      </w:r>
-      <w:r>
-        <w:rPr>
-          <w:rFonts w:ascii="Arial" w:hAnsi="Arial" w:cs="Arial"/>
-          <w:b/>
-          <w:bCs/>
-          <w:sz w:val="28"/>
-          <w:szCs w:val="28"/>
-        </w:rPr>
         <w:t xml:space="preserve">Funktionale Anforderungen     </w:t>
       </w:r>
     </w:p>
@@ -1063,13 +981,7 @@
               <w:rPr>
                 <w:rFonts w:ascii="Arial" w:hAnsi="Arial" w:cs="Arial"/>
               </w:rPr>
-              <w:t>FA1.</w:t>
-            </w:r>
-            <w:r>
-              <w:rPr>
-                <w:rFonts w:ascii="Arial" w:hAnsi="Arial" w:cs="Arial"/>
-              </w:rPr>
-              <w:t>1</w:t>
+              <w:t>FA1.1</w:t>
             </w:r>
           </w:p>
         </w:tc>
@@ -1120,13 +1032,8 @@
               <w:rPr>
                 <w:rFonts w:ascii="Arial" w:hAnsi="Arial" w:cs="Arial"/>
               </w:rPr>
-              <w:t>FA</w:t>
-            </w:r>
-            <w:r>
-              <w:rPr>
-                <w:rFonts w:ascii="Arial" w:hAnsi="Arial" w:cs="Arial"/>
-              </w:rPr>
-              <w:t>2.1</w:t>
+              <w:lastRenderedPageBreak/>
+              <w:t>FA2.1</w:t>
             </w:r>
           </w:p>
         </w:tc>
@@ -1178,7 +1085,6 @@
               <w:rPr>
                 <w:rFonts w:ascii="Arial" w:hAnsi="Arial" w:cs="Arial"/>
               </w:rPr>
-              <w:lastRenderedPageBreak/>
               <w:t>FA</w:t>
             </w:r>
             <w:r>
@@ -1442,13 +1348,7 @@
               <w:rPr>
                 <w:rFonts w:ascii="Arial" w:hAnsi="Arial" w:cs="Arial"/>
               </w:rPr>
-              <w:t>In de</w:t>
-            </w:r>
-            <w:r>
-              <w:rPr>
-                <w:rFonts w:ascii="Arial" w:hAnsi="Arial" w:cs="Arial"/>
-              </w:rPr>
-              <w:t>r Anwendung kann der Name des Mikrofons angezeigt werden.</w:t>
+              <w:t>In der Anwendung kann der Name des Mikrofons angezeigt werden.</w:t>
             </w:r>
           </w:p>
         </w:tc>
@@ -1526,53 +1426,15 @@
     </w:p>
     <w:p>
       <w:pPr>
-        <w:rPr>
-          <w:rFonts w:ascii="Arial" w:hAnsi="Arial" w:cs="Arial"/>
-          <w:b/>
-          <w:bCs/>
-          <w:sz w:val="28"/>
-          <w:szCs w:val="28"/>
-        </w:rPr>
-      </w:pPr>
-    </w:p>
-    <w:p>
-      <w:pPr>
-        <w:rPr>
-          <w:rFonts w:ascii="Arial" w:hAnsi="Arial" w:cs="Arial"/>
-          <w:b/>
-          <w:bCs/>
-          <w:sz w:val="44"/>
-          <w:szCs w:val="44"/>
-        </w:rPr>
+        <w:pStyle w:val="berschrift1"/>
       </w:pPr>
       <w:r>
-        <w:rPr>
-          <w:rFonts w:ascii="Arial" w:hAnsi="Arial" w:cs="Arial"/>
-          <w:b/>
-          <w:bCs/>
-          <w:sz w:val="44"/>
-          <w:szCs w:val="44"/>
-        </w:rPr>
         <w:t xml:space="preserve">                                                                                                                                          </w:t>
       </w:r>
       <w:r>
-        <w:rPr>
-          <w:rFonts w:ascii="Arial" w:hAnsi="Arial" w:cs="Arial"/>
-          <w:b/>
-          <w:bCs/>
-          <w:sz w:val="44"/>
-          <w:szCs w:val="44"/>
-        </w:rPr>
         <w:t>Produkteinsatz</w:t>
       </w:r>
       <w:r>
-        <w:rPr>
-          <w:rFonts w:ascii="Arial" w:hAnsi="Arial" w:cs="Arial"/>
-          <w:b/>
-          <w:bCs/>
-          <w:sz w:val="44"/>
-          <w:szCs w:val="44"/>
-        </w:rPr>
         <w:t xml:space="preserve">    </w:t>
       </w:r>
     </w:p>
@@ -1600,6 +1462,158 @@
     </w:p>
     <w:p>
       <w:pPr>
+        <w:pStyle w:val="berschrift2"/>
+        <w:rPr>
+          <w:b w:val="0"/>
+        </w:rPr>
+      </w:pPr>
+      <w:r>
+        <w:t>Anwendungsbereiche</w:t>
+      </w:r>
+    </w:p>
+    <w:p>
+      <w:pPr>
+        <w:rPr>
+          <w:rFonts w:ascii="Arial" w:hAnsi="Arial" w:cs="Arial"/>
+        </w:rPr>
+      </w:pPr>
+      <w:r>
+        <w:rPr>
+          <w:rFonts w:ascii="Arial" w:hAnsi="Arial" w:cs="Arial"/>
+        </w:rPr>
+        <w:t>Die Anwendung wird für einen modernen Spritzgussmaschinenhersteller entwickelt</w:t>
+      </w:r>
+      <w:r>
+        <w:rPr>
+          <w:rFonts w:ascii="Arial" w:hAnsi="Arial" w:cs="Arial"/>
+        </w:rPr>
+        <w:t xml:space="preserve"> und soll in einer Freigabe zur Implementierung </w:t>
+      </w:r>
+      <w:r>
+        <w:rPr>
+          <w:rFonts w:ascii="Arial" w:hAnsi="Arial" w:cs="Arial"/>
+        </w:rPr>
+        <w:t>in bestehenden PL</w:t>
+      </w:r>
+      <w:r>
+        <w:rPr>
+          <w:rFonts w:ascii="Arial" w:hAnsi="Arial" w:cs="Arial"/>
+        </w:rPr>
+        <w:t xml:space="preserve"> führen.</w:t>
+      </w:r>
+    </w:p>
+    <w:p>
+      <w:pPr>
+        <w:pStyle w:val="Listenabsatz"/>
+        <w:ind w:left="1440"/>
+        <w:rPr>
+          <w:rFonts w:ascii="Arial" w:hAnsi="Arial" w:cs="Arial"/>
+        </w:rPr>
+      </w:pPr>
+    </w:p>
+    <w:p>
+      <w:pPr>
+        <w:pStyle w:val="berschrift2"/>
+        <w:rPr>
+          <w:b w:val="0"/>
+        </w:rPr>
+      </w:pPr>
+      <w:r>
+        <w:t xml:space="preserve"> </w:t>
+      </w:r>
+      <w:r>
+        <w:t>Zielgruppe</w:t>
+      </w:r>
+      <w:r>
+        <w:t>n</w:t>
+      </w:r>
+    </w:p>
+    <w:p>
+      <w:pPr>
+        <w:pStyle w:val="Listenabsatz"/>
+        <w:numPr>
+          <w:ilvl w:val="0"/>
+          <w:numId w:val="8"/>
+        </w:numPr>
+        <w:rPr>
+          <w:rFonts w:ascii="Arial" w:hAnsi="Arial" w:cs="Arial"/>
+        </w:rPr>
+      </w:pPr>
+      <w:r>
+        <w:rPr>
+          <w:rFonts w:ascii="Arial" w:hAnsi="Arial" w:cs="Arial"/>
+        </w:rPr>
+        <w:t>Das zukünftige Fachpersonal sollte die Anwendung zur schnellen und berührungslosen Bedienung nutzen können.</w:t>
+      </w:r>
+    </w:p>
+    <w:p>
+      <w:pPr>
+        <w:pStyle w:val="Listenabsatz"/>
+        <w:numPr>
+          <w:ilvl w:val="0"/>
+          <w:numId w:val="8"/>
+        </w:numPr>
+        <w:rPr>
+          <w:rFonts w:ascii="Arial" w:hAnsi="Arial" w:cs="Arial"/>
+        </w:rPr>
+      </w:pPr>
+      <w:r>
+        <w:rPr>
+          <w:rFonts w:ascii="Arial" w:hAnsi="Arial" w:cs="Arial"/>
+        </w:rPr>
+        <w:t xml:space="preserve">Das Management und der Product Owner sollten eine Präsentationsreife Anwendung </w:t>
+      </w:r>
+      <w:r>
+        <w:rPr>
+          <w:rFonts w:ascii="Arial" w:hAnsi="Arial" w:cs="Arial"/>
+        </w:rPr>
+        <w:t>präsentier</w:t>
+      </w:r>
+      <w:r>
+        <w:rPr>
+          <w:rFonts w:ascii="Arial" w:hAnsi="Arial" w:cs="Arial"/>
+        </w:rPr>
+        <w:t>t</w:t>
+      </w:r>
+      <w:r>
+        <w:rPr>
+          <w:rFonts w:ascii="Arial" w:hAnsi="Arial" w:cs="Arial"/>
+        </w:rPr>
+        <w:t xml:space="preserve"> </w:t>
+      </w:r>
+      <w:r>
+        <w:rPr>
+          <w:rFonts w:ascii="Arial" w:hAnsi="Arial" w:cs="Arial"/>
+        </w:rPr>
+        <w:t>bekommen</w:t>
+      </w:r>
+      <w:r>
+        <w:rPr>
+          <w:rFonts w:ascii="Arial" w:hAnsi="Arial" w:cs="Arial"/>
+        </w:rPr>
+        <w:t>, welche ein modernes Erscheinungsbild vermittelt</w:t>
+      </w:r>
+    </w:p>
+    <w:p>
+      <w:pPr>
+        <w:pStyle w:val="Listenabsatz"/>
+        <w:numPr>
+          <w:ilvl w:val="0"/>
+          <w:numId w:val="8"/>
+        </w:numPr>
+        <w:rPr>
+          <w:rFonts w:ascii="Arial" w:hAnsi="Arial" w:cs="Arial"/>
+        </w:rPr>
+      </w:pPr>
+      <w:r>
+        <w:rPr>
+          <w:rFonts w:ascii="Arial" w:hAnsi="Arial" w:cs="Arial"/>
+        </w:rPr>
+        <w:t>Zukünftige Softwareentwickler/-architekten sollten die Anwendung leicht wiederverwenden und ausbauen können</w:t>
+      </w:r>
+    </w:p>
+    <w:p>
+      <w:pPr>
         <w:rPr>
           <w:rFonts w:ascii="Arial" w:hAnsi="Arial" w:cs="Arial"/>
           <w:b/>
@@ -1608,7 +1622,9 @@
           <w:szCs w:val="28"/>
         </w:rPr>
       </w:pPr>
-      <w:r>
+    </w:p>
+    <w:p>
+      <w:pPr>
         <w:rPr>
           <w:rFonts w:ascii="Arial" w:hAnsi="Arial" w:cs="Arial"/>
           <w:b/>
@@ -1616,332 +1632,16 @@
           <w:sz w:val="28"/>
           <w:szCs w:val="28"/>
         </w:rPr>
-        <w:t>Anwendungsbereiche</w:t>
-      </w:r>
+      </w:pPr>
     </w:p>
     <w:p>
       <w:pPr>
-        <w:pStyle w:val="Listenabsatz"/>
-        <w:numPr>
-          <w:ilvl w:val="0"/>
-          <w:numId w:val="7"/>
-        </w:numPr>
-        <w:rPr>
-          <w:rFonts w:ascii="Arial" w:hAnsi="Arial" w:cs="Arial"/>
-        </w:rPr>
+        <w:pStyle w:val="berschrift1"/>
       </w:pPr>
       <w:r>
-        <w:rPr>
-          <w:rFonts w:ascii="Arial" w:hAnsi="Arial" w:cs="Arial"/>
-        </w:rPr>
-        <w:t>Benutzerfreundliche GUI (88% der Tester für gut befinden)</w:t>
-      </w:r>
-    </w:p>
-    <w:p>
-      <w:pPr>
-        <w:pStyle w:val="Listenabsatz"/>
-        <w:ind w:left="1440"/>
-        <w:rPr>
-          <w:rFonts w:ascii="Arial" w:hAnsi="Arial" w:cs="Arial"/>
-        </w:rPr>
-      </w:pPr>
-    </w:p>
-    <w:p>
-      <w:pPr>
-        <w:pStyle w:val="Listenabsatz"/>
-        <w:numPr>
-          <w:ilvl w:val="0"/>
-          <w:numId w:val="7"/>
-        </w:numPr>
-        <w:rPr>
-          <w:rFonts w:ascii="Arial" w:hAnsi="Arial" w:cs="Arial"/>
-        </w:rPr>
-      </w:pPr>
-      <w:r>
-        <w:rPr>
-          <w:rFonts w:ascii="Arial" w:hAnsi="Arial" w:cs="Arial"/>
-        </w:rPr>
-        <w:t>Response-Time unter 2s</w:t>
-      </w:r>
-    </w:p>
-    <w:p>
-      <w:pPr>
-        <w:pStyle w:val="Listenabsatz"/>
-        <w:rPr>
-          <w:rFonts w:ascii="Arial" w:hAnsi="Arial" w:cs="Arial"/>
-        </w:rPr>
-      </w:pPr>
-    </w:p>
-    <w:p>
-      <w:pPr>
-        <w:pStyle w:val="Listenabsatz"/>
-        <w:ind w:left="1440"/>
-        <w:rPr>
-          <w:rFonts w:ascii="Arial" w:hAnsi="Arial" w:cs="Arial"/>
-        </w:rPr>
-      </w:pPr>
-    </w:p>
-    <w:p>
-      <w:pPr>
-        <w:rPr>
-          <w:rFonts w:ascii="Arial" w:hAnsi="Arial" w:cs="Arial"/>
-          <w:b/>
-          <w:bCs/>
-          <w:sz w:val="32"/>
-          <w:szCs w:val="32"/>
-        </w:rPr>
-      </w:pPr>
-      <w:r>
-        <w:rPr>
-          <w:rFonts w:ascii="Arial" w:hAnsi="Arial" w:cs="Arial"/>
-          <w:b/>
-          <w:bCs/>
-          <w:sz w:val="32"/>
-          <w:szCs w:val="32"/>
-        </w:rPr>
-        <w:t xml:space="preserve"> </w:t>
-      </w:r>
-      <w:r>
-        <w:rPr>
-          <w:rFonts w:ascii="Arial" w:hAnsi="Arial" w:cs="Arial"/>
-          <w:b/>
-          <w:bCs/>
-          <w:sz w:val="32"/>
-          <w:szCs w:val="32"/>
-        </w:rPr>
-        <w:t>Zielgruppe</w:t>
-      </w:r>
-      <w:r>
-        <w:rPr>
-          <w:rFonts w:ascii="Arial" w:hAnsi="Arial" w:cs="Arial"/>
-          <w:b/>
-          <w:bCs/>
-          <w:sz w:val="32"/>
-          <w:szCs w:val="32"/>
-        </w:rPr>
-        <w:t>n</w:t>
-      </w:r>
-    </w:p>
-    <w:p>
-      <w:pPr>
-        <w:rPr>
-          <w:rFonts w:ascii="Arial" w:hAnsi="Arial" w:cs="Arial"/>
-        </w:rPr>
-      </w:pPr>
-      <w:r>
-        <w:rPr>
-          <w:rFonts w:ascii="Arial" w:hAnsi="Arial" w:cs="Arial"/>
-        </w:rPr>
-        <w:t>Die Kunden der Firma Kunststoff4All, welche Spritzgussmaschinen erwerben.</w:t>
-      </w:r>
-    </w:p>
-    <w:p>
-      <w:pPr>
-        <w:rPr>
-          <w:rFonts w:ascii="Arial" w:hAnsi="Arial" w:cs="Arial"/>
-          <w:b/>
-          <w:bCs/>
-          <w:sz w:val="28"/>
-          <w:szCs w:val="28"/>
-        </w:rPr>
-      </w:pPr>
-    </w:p>
-    <w:p>
-      <w:pPr>
-        <w:rPr>
-          <w:rFonts w:ascii="Arial" w:hAnsi="Arial" w:cs="Arial"/>
-          <w:b/>
-          <w:bCs/>
-          <w:sz w:val="28"/>
-          <w:szCs w:val="28"/>
-        </w:rPr>
-      </w:pPr>
-    </w:p>
-    <w:p>
-      <w:pPr>
-        <w:rPr>
-          <w:rFonts w:ascii="Arial" w:hAnsi="Arial" w:cs="Arial"/>
-          <w:b/>
-          <w:bCs/>
-          <w:sz w:val="28"/>
-          <w:szCs w:val="28"/>
-        </w:rPr>
-      </w:pPr>
-    </w:p>
-    <w:p>
-      <w:pPr>
-        <w:rPr>
-          <w:rFonts w:ascii="Arial" w:hAnsi="Arial" w:cs="Arial"/>
-          <w:b/>
-          <w:bCs/>
-          <w:sz w:val="36"/>
-          <w:szCs w:val="36"/>
-        </w:rPr>
-      </w:pPr>
-      <w:r>
-        <w:rPr>
-          <w:rFonts w:ascii="Arial" w:hAnsi="Arial" w:cs="Arial"/>
-          <w:b/>
-          <w:bCs/>
-          <w:sz w:val="36"/>
-          <w:szCs w:val="36"/>
-        </w:rPr>
+        <w:lastRenderedPageBreak/>
         <w:t>Betriebsbedingungen</w:t>
       </w:r>
-    </w:p>
-    <w:p>
-      <w:pPr>
-        <w:ind w:firstLine="708"/>
-        <w:rPr>
-          <w:rFonts w:ascii="Arial" w:hAnsi="Arial" w:cs="Arial"/>
-          <w:b/>
-          <w:bCs/>
-          <w:sz w:val="28"/>
-          <w:szCs w:val="28"/>
-          <w:highlight w:val="red"/>
-        </w:rPr>
-      </w:pPr>
-      <w:r>
-        <w:rPr>
-          <w:rFonts w:ascii="Arial" w:hAnsi="Arial" w:cs="Arial"/>
-          <w:b/>
-          <w:bCs/>
-          <w:sz w:val="28"/>
-          <w:szCs w:val="28"/>
-          <w:highlight w:val="red"/>
-        </w:rPr>
-        <w:t>Eckdaten Programm</w:t>
-      </w:r>
-    </w:p>
-    <w:p>
-      <w:pPr>
-        <w:pStyle w:val="Listenabsatz"/>
-        <w:numPr>
-          <w:ilvl w:val="0"/>
-          <w:numId w:val="6"/>
-        </w:numPr>
-        <w:rPr>
-          <w:rFonts w:ascii="Arial" w:hAnsi="Arial" w:cs="Arial"/>
-          <w:highlight w:val="red"/>
-        </w:rPr>
-      </w:pPr>
-      <w:r>
-        <w:rPr>
-          <w:rFonts w:ascii="Arial" w:hAnsi="Arial" w:cs="Arial"/>
-          <w:highlight w:val="red"/>
-        </w:rPr>
-        <w:t>In WPF geschrieben</w:t>
-      </w:r>
-    </w:p>
-    <w:p>
-      <w:pPr>
-        <w:ind w:firstLine="708"/>
-        <w:rPr>
-          <w:rFonts w:ascii="Arial" w:hAnsi="Arial" w:cs="Arial"/>
-          <w:b/>
-          <w:bCs/>
-          <w:sz w:val="28"/>
-          <w:szCs w:val="28"/>
-          <w:highlight w:val="red"/>
-        </w:rPr>
-      </w:pPr>
-      <w:r>
-        <w:rPr>
-          <w:rFonts w:ascii="Arial" w:hAnsi="Arial" w:cs="Arial"/>
-          <w:b/>
-          <w:bCs/>
-          <w:sz w:val="28"/>
-          <w:szCs w:val="28"/>
-          <w:highlight w:val="red"/>
-        </w:rPr>
-        <w:lastRenderedPageBreak/>
-        <w:t>Eckdaten für Mikrofon</w:t>
-      </w:r>
-    </w:p>
-    <w:p>
-      <w:pPr>
-        <w:pStyle w:val="Listenabsatz"/>
-        <w:numPr>
-          <w:ilvl w:val="0"/>
-          <w:numId w:val="6"/>
-        </w:numPr>
-        <w:rPr>
-          <w:rFonts w:ascii="Arial" w:hAnsi="Arial" w:cs="Arial"/>
-          <w:highlight w:val="red"/>
-        </w:rPr>
-      </w:pPr>
-      <w:r>
-        <w:rPr>
-          <w:rFonts w:ascii="Arial" w:hAnsi="Arial" w:cs="Arial"/>
-          <w:highlight w:val="red"/>
-        </w:rPr>
-        <w:t>Standardmikrofon des Rechners</w:t>
-      </w:r>
-    </w:p>
-    <w:p>
-      <w:pPr>
-        <w:rPr>
-          <w:rFonts w:ascii="Arial" w:hAnsi="Arial" w:cs="Arial"/>
-          <w:b/>
-          <w:bCs/>
-          <w:sz w:val="28"/>
-          <w:szCs w:val="28"/>
-        </w:rPr>
-      </w:pPr>
-    </w:p>
-    <w:p>
-      <w:pPr>
-        <w:rPr>
-          <w:rFonts w:ascii="Arial" w:hAnsi="Arial" w:cs="Arial"/>
-          <w:b/>
-          <w:bCs/>
-          <w:sz w:val="28"/>
-          <w:szCs w:val="28"/>
-        </w:rPr>
-      </w:pPr>
-    </w:p>
-    <w:p>
-      <w:pPr>
-        <w:rPr>
-          <w:rFonts w:ascii="Arial" w:hAnsi="Arial" w:cs="Arial"/>
-          <w:b/>
-          <w:bCs/>
-          <w:sz w:val="44"/>
-          <w:szCs w:val="44"/>
-        </w:rPr>
-      </w:pPr>
-      <w:r>
-        <w:rPr>
-          <w:rFonts w:ascii="Arial" w:hAnsi="Arial" w:cs="Arial"/>
-          <w:b/>
-          <w:bCs/>
-          <w:sz w:val="28"/>
-          <w:szCs w:val="28"/>
-        </w:rPr>
-        <w:t xml:space="preserve"> </w:t>
-      </w:r>
-      <w:r>
-        <w:rPr>
-          <w:rFonts w:ascii="Arial" w:hAnsi="Arial" w:cs="Arial"/>
-          <w:b/>
-          <w:bCs/>
-          <w:sz w:val="44"/>
-          <w:szCs w:val="44"/>
-        </w:rPr>
-        <w:t>Qualitätsanforderungen</w:t>
-      </w:r>
-    </w:p>
-    <w:p>
-      <w:pPr>
-        <w:pStyle w:val="Listenabsatz"/>
-        <w:rPr>
-          <w:rFonts w:ascii="Arial" w:hAnsi="Arial" w:cs="Arial"/>
-          <w:b/>
-          <w:bCs/>
-          <w:sz w:val="28"/>
-          <w:szCs w:val="28"/>
-        </w:rPr>
-      </w:pPr>
     </w:p>
     <w:tbl>
       <w:tblPr>
@@ -1976,7 +1676,7 @@
                 <w:b/>
                 <w:bCs/>
               </w:rPr>
-              <w:t>Kriterien</w:t>
+              <w:t>Kategorie</w:t>
             </w:r>
           </w:p>
         </w:tc>
@@ -2000,7 +1700,7 @@
                 <w:b/>
                 <w:bCs/>
               </w:rPr>
-              <w:t>Wichtigkeit</w:t>
+              <w:t>Eckdaten</w:t>
             </w:r>
           </w:p>
         </w:tc>
@@ -2024,7 +1724,7 @@
               <w:rPr>
                 <w:rFonts w:ascii="Arial" w:hAnsi="Arial" w:cs="Arial"/>
               </w:rPr>
-              <w:t>Robustheit</w:t>
+              <w:t>Plattform</w:t>
             </w:r>
           </w:p>
         </w:tc>
@@ -2044,7 +1744,7 @@
               <w:rPr>
                 <w:rFonts w:ascii="Arial" w:hAnsi="Arial" w:cs="Arial"/>
               </w:rPr>
-              <w:t>Sehr wichtig</w:t>
+              <w:t>Windows Industrie PC</w:t>
             </w:r>
           </w:p>
         </w:tc>
@@ -2068,7 +1768,7 @@
               <w:rPr>
                 <w:rFonts w:ascii="Arial" w:hAnsi="Arial" w:cs="Arial"/>
               </w:rPr>
-              <w:t>Zuverlässigkeit</w:t>
+              <w:t>Softwareplattform</w:t>
             </w:r>
           </w:p>
         </w:tc>
@@ -2088,7 +1788,7 @@
               <w:rPr>
                 <w:rFonts w:ascii="Arial" w:hAnsi="Arial" w:cs="Arial"/>
               </w:rPr>
-              <w:t>Sehr wichtig</w:t>
+              <w:t>WPF(.Net Framework)</w:t>
             </w:r>
           </w:p>
         </w:tc>
@@ -2112,7 +1812,7 @@
               <w:rPr>
                 <w:rFonts w:ascii="Arial" w:hAnsi="Arial" w:cs="Arial"/>
               </w:rPr>
-              <w:t>Korrektheit</w:t>
+              <w:t>Eingabegerät</w:t>
             </w:r>
           </w:p>
         </w:tc>
@@ -2132,7 +1832,13 @@
               <w:rPr>
                 <w:rFonts w:ascii="Arial" w:hAnsi="Arial" w:cs="Arial"/>
               </w:rPr>
-              <w:t>Sehr wichtig</w:t>
+              <w:t>Standardmikrofon</w:t>
+            </w:r>
+            <w:r>
+              <w:rPr>
+                <w:rFonts w:ascii="Arial" w:hAnsi="Arial" w:cs="Arial"/>
+              </w:rPr>
+              <w:t xml:space="preserve"> des Rechners</w:t>
             </w:r>
           </w:p>
         </w:tc>
@@ -2156,7 +1862,7 @@
               <w:rPr>
                 <w:rFonts w:ascii="Arial" w:hAnsi="Arial" w:cs="Arial"/>
               </w:rPr>
-              <w:t>Benutzerfreundlichkeit</w:t>
+              <w:t>Sprachbefehle</w:t>
             </w:r>
           </w:p>
         </w:tc>
@@ -2176,7 +1882,7 @@
               <w:rPr>
                 <w:rFonts w:ascii="Arial" w:hAnsi="Arial" w:cs="Arial"/>
               </w:rPr>
-              <w:t>Sehr wichtig</w:t>
+              <w:t>Ziffern 1-9</w:t>
             </w:r>
           </w:p>
         </w:tc>
@@ -2200,7 +1906,7 @@
               <w:rPr>
                 <w:rFonts w:ascii="Arial" w:hAnsi="Arial" w:cs="Arial"/>
               </w:rPr>
-              <w:t xml:space="preserve">Effizienz </w:t>
+              <w:t>Signalverarbeitung</w:t>
             </w:r>
           </w:p>
         </w:tc>
@@ -2220,7 +1926,7 @@
               <w:rPr>
                 <w:rFonts w:ascii="Arial" w:hAnsi="Arial" w:cs="Arial"/>
               </w:rPr>
-              <w:t>Weniger wichtig</w:t>
+              <w:t>Sprachbefehlerkennung mittels Fouriertransformation</w:t>
             </w:r>
           </w:p>
         </w:tc>
@@ -2244,7 +1950,7 @@
               <w:rPr>
                 <w:rFonts w:ascii="Arial" w:hAnsi="Arial" w:cs="Arial"/>
               </w:rPr>
-              <w:t>Portierbarkeit</w:t>
+              <w:t>Anzeige</w:t>
             </w:r>
           </w:p>
         </w:tc>
@@ -2264,7 +1970,7 @@
               <w:rPr>
                 <w:rFonts w:ascii="Arial" w:hAnsi="Arial" w:cs="Arial"/>
               </w:rPr>
-              <w:t>Unwichtig</w:t>
+              <w:t>Grafische Darstellung der Befehle via eines Zeitsignals in der GUI</w:t>
             </w:r>
           </w:p>
         </w:tc>
@@ -2288,7 +1994,7 @@
               <w:rPr>
                 <w:rFonts w:ascii="Arial" w:hAnsi="Arial" w:cs="Arial"/>
               </w:rPr>
-              <w:t>Kompatibilität</w:t>
+              <w:t>Benutzerkreis</w:t>
             </w:r>
           </w:p>
         </w:tc>
@@ -2308,7 +2014,51 @@
               <w:rPr>
                 <w:rFonts w:ascii="Arial" w:hAnsi="Arial" w:cs="Arial"/>
               </w:rPr>
-              <w:t>Wichtig</w:t>
+              <w:t>Management, Product Owner, Maschinenbediener, Entwickler</w:t>
+            </w:r>
+          </w:p>
+        </w:tc>
+      </w:tr>
+      <w:tr>
+        <w:trPr>
+          <w:trHeight w:val="677"/>
+        </w:trPr>
+        <w:tc>
+          <w:tcPr>
+            <w:tcW w:w="1797" w:type="pct"/>
+            <w:vAlign w:val="center"/>
+          </w:tcPr>
+          <w:p>
+            <w:pPr>
+              <w:rPr>
+                <w:rFonts w:ascii="Arial" w:hAnsi="Arial" w:cs="Arial"/>
+              </w:rPr>
+            </w:pPr>
+            <w:r>
+              <w:rPr>
+                <w:rFonts w:ascii="Arial" w:hAnsi="Arial" w:cs="Arial"/>
+              </w:rPr>
+              <w:t>Ziel</w:t>
+            </w:r>
+          </w:p>
+        </w:tc>
+        <w:tc>
+          <w:tcPr>
+            <w:tcW w:w="3203" w:type="pct"/>
+            <w:vAlign w:val="center"/>
+          </w:tcPr>
+          <w:p>
+            <w:pPr>
+              <w:jc w:val="center"/>
+              <w:rPr>
+                <w:rFonts w:ascii="Arial" w:hAnsi="Arial" w:cs="Arial"/>
+              </w:rPr>
+            </w:pPr>
+            <w:r>
+              <w:rPr>
+                <w:rFonts w:ascii="Arial" w:hAnsi="Arial" w:cs="Arial"/>
+              </w:rPr>
+              <w:t>Aussagekräftige Anwendung zur Integration in bestehenden PL</w:t>
             </w:r>
           </w:p>
         </w:tc>
@@ -2327,7 +2077,6 @@
     </w:p>
     <w:p>
       <w:pPr>
-        <w:pStyle w:val="Listenabsatz"/>
         <w:rPr>
           <w:rFonts w:ascii="Arial" w:hAnsi="Arial" w:cs="Arial"/>
           <w:b/>
@@ -2339,6 +2088,396 @@
     </w:p>
     <w:p>
       <w:pPr>
+        <w:pStyle w:val="berschrift1"/>
+        <w:rPr>
+          <w:sz w:val="40"/>
+        </w:rPr>
+      </w:pPr>
+      <w:r>
+        <w:rPr>
+          <w:sz w:val="28"/>
+          <w:szCs w:val="28"/>
+        </w:rPr>
+        <w:t xml:space="preserve"> </w:t>
+      </w:r>
+      <w:r>
+        <w:t>Qualitätsanforderungen</w:t>
+      </w:r>
+    </w:p>
+    <w:tbl>
+      <w:tblPr>
+        <w:tblStyle w:val="Tabellenraster"/>
+        <w:tblW w:w="5000" w:type="pct"/>
+        <w:tblLook w:val="04A0" w:firstRow="1" w:lastRow="0" w:firstColumn="1" w:lastColumn="0" w:noHBand="0" w:noVBand="1"/>
+      </w:tblPr>
+      <w:tblGrid>
+        <w:gridCol w:w="3257"/>
+        <w:gridCol w:w="5805"/>
+      </w:tblGrid>
+      <w:tr>
+        <w:trPr>
+          <w:trHeight w:val="677"/>
+        </w:trPr>
+        <w:tc>
+          <w:tcPr>
+            <w:tcW w:w="1797" w:type="pct"/>
+            <w:vAlign w:val="center"/>
+          </w:tcPr>
+          <w:p>
+            <w:pPr>
+              <w:rPr>
+                <w:rFonts w:ascii="Arial" w:hAnsi="Arial" w:cs="Arial"/>
+                <w:b/>
+                <w:bCs/>
+              </w:rPr>
+            </w:pPr>
+            <w:r>
+              <w:rPr>
+                <w:rFonts w:ascii="Arial" w:hAnsi="Arial" w:cs="Arial"/>
+                <w:b/>
+                <w:bCs/>
+              </w:rPr>
+              <w:t>Kriterien</w:t>
+            </w:r>
+          </w:p>
+        </w:tc>
+        <w:tc>
+          <w:tcPr>
+            <w:tcW w:w="3203" w:type="pct"/>
+            <w:vAlign w:val="center"/>
+          </w:tcPr>
+          <w:p>
+            <w:pPr>
+              <w:jc w:val="center"/>
+              <w:rPr>
+                <w:rFonts w:ascii="Arial" w:hAnsi="Arial" w:cs="Arial"/>
+                <w:b/>
+                <w:bCs/>
+              </w:rPr>
+            </w:pPr>
+            <w:r>
+              <w:rPr>
+                <w:rFonts w:ascii="Arial" w:hAnsi="Arial" w:cs="Arial"/>
+                <w:b/>
+                <w:bCs/>
+              </w:rPr>
+              <w:t>Wichtigkeit</w:t>
+            </w:r>
+          </w:p>
+        </w:tc>
+      </w:tr>
+      <w:tr>
+        <w:trPr>
+          <w:trHeight w:val="677"/>
+        </w:trPr>
+        <w:tc>
+          <w:tcPr>
+            <w:tcW w:w="1797" w:type="pct"/>
+            <w:vAlign w:val="center"/>
+          </w:tcPr>
+          <w:p>
+            <w:pPr>
+              <w:rPr>
+                <w:rFonts w:ascii="Arial" w:hAnsi="Arial" w:cs="Arial"/>
+              </w:rPr>
+            </w:pPr>
+            <w:r>
+              <w:rPr>
+                <w:rFonts w:ascii="Arial" w:hAnsi="Arial" w:cs="Arial"/>
+              </w:rPr>
+              <w:t>Robustheit</w:t>
+            </w:r>
+          </w:p>
+        </w:tc>
+        <w:tc>
+          <w:tcPr>
+            <w:tcW w:w="3203" w:type="pct"/>
+            <w:vAlign w:val="center"/>
+          </w:tcPr>
+          <w:p>
+            <w:pPr>
+              <w:jc w:val="center"/>
+              <w:rPr>
+                <w:rFonts w:ascii="Arial" w:hAnsi="Arial" w:cs="Arial"/>
+              </w:rPr>
+            </w:pPr>
+            <w:r>
+              <w:rPr>
+                <w:rFonts w:ascii="Arial" w:hAnsi="Arial" w:cs="Arial"/>
+              </w:rPr>
+              <w:t>Sehr wichtig</w:t>
+            </w:r>
+          </w:p>
+        </w:tc>
+      </w:tr>
+      <w:tr>
+        <w:trPr>
+          <w:trHeight w:val="677"/>
+        </w:trPr>
+        <w:tc>
+          <w:tcPr>
+            <w:tcW w:w="1797" w:type="pct"/>
+            <w:vAlign w:val="center"/>
+          </w:tcPr>
+          <w:p>
+            <w:pPr>
+              <w:rPr>
+                <w:rFonts w:ascii="Arial" w:hAnsi="Arial" w:cs="Arial"/>
+              </w:rPr>
+            </w:pPr>
+            <w:r>
+              <w:rPr>
+                <w:rFonts w:ascii="Arial" w:hAnsi="Arial" w:cs="Arial"/>
+              </w:rPr>
+              <w:t>Zuverlässigkeit</w:t>
+            </w:r>
+          </w:p>
+        </w:tc>
+        <w:tc>
+          <w:tcPr>
+            <w:tcW w:w="3203" w:type="pct"/>
+            <w:vAlign w:val="center"/>
+          </w:tcPr>
+          <w:p>
+            <w:pPr>
+              <w:jc w:val="center"/>
+              <w:rPr>
+                <w:rFonts w:ascii="Arial" w:hAnsi="Arial" w:cs="Arial"/>
+              </w:rPr>
+            </w:pPr>
+            <w:r>
+              <w:rPr>
+                <w:rFonts w:ascii="Arial" w:hAnsi="Arial" w:cs="Arial"/>
+              </w:rPr>
+              <w:t>Sehr wichtig</w:t>
+            </w:r>
+          </w:p>
+        </w:tc>
+      </w:tr>
+      <w:tr>
+        <w:trPr>
+          <w:trHeight w:val="677"/>
+        </w:trPr>
+        <w:tc>
+          <w:tcPr>
+            <w:tcW w:w="1797" w:type="pct"/>
+            <w:vAlign w:val="center"/>
+          </w:tcPr>
+          <w:p>
+            <w:pPr>
+              <w:rPr>
+                <w:rFonts w:ascii="Arial" w:hAnsi="Arial" w:cs="Arial"/>
+              </w:rPr>
+            </w:pPr>
+            <w:r>
+              <w:rPr>
+                <w:rFonts w:ascii="Arial" w:hAnsi="Arial" w:cs="Arial"/>
+              </w:rPr>
+              <w:t>Korrektheit</w:t>
+            </w:r>
+          </w:p>
+        </w:tc>
+        <w:tc>
+          <w:tcPr>
+            <w:tcW w:w="3203" w:type="pct"/>
+            <w:vAlign w:val="center"/>
+          </w:tcPr>
+          <w:p>
+            <w:pPr>
+              <w:jc w:val="center"/>
+              <w:rPr>
+                <w:rFonts w:ascii="Arial" w:hAnsi="Arial" w:cs="Arial"/>
+              </w:rPr>
+            </w:pPr>
+            <w:r>
+              <w:rPr>
+                <w:rFonts w:ascii="Arial" w:hAnsi="Arial" w:cs="Arial"/>
+              </w:rPr>
+              <w:t>Sehr wichtig</w:t>
+            </w:r>
+          </w:p>
+        </w:tc>
+      </w:tr>
+      <w:tr>
+        <w:trPr>
+          <w:trHeight w:val="677"/>
+        </w:trPr>
+        <w:tc>
+          <w:tcPr>
+            <w:tcW w:w="1797" w:type="pct"/>
+            <w:vAlign w:val="center"/>
+          </w:tcPr>
+          <w:p>
+            <w:pPr>
+              <w:rPr>
+                <w:rFonts w:ascii="Arial" w:hAnsi="Arial" w:cs="Arial"/>
+              </w:rPr>
+            </w:pPr>
+            <w:r>
+              <w:rPr>
+                <w:rFonts w:ascii="Arial" w:hAnsi="Arial" w:cs="Arial"/>
+              </w:rPr>
+              <w:t>Benutzerfreundlichkeit</w:t>
+            </w:r>
+          </w:p>
+        </w:tc>
+        <w:tc>
+          <w:tcPr>
+            <w:tcW w:w="3203" w:type="pct"/>
+            <w:vAlign w:val="center"/>
+          </w:tcPr>
+          <w:p>
+            <w:pPr>
+              <w:jc w:val="center"/>
+              <w:rPr>
+                <w:rFonts w:ascii="Arial" w:hAnsi="Arial" w:cs="Arial"/>
+              </w:rPr>
+            </w:pPr>
+            <w:r>
+              <w:rPr>
+                <w:rFonts w:ascii="Arial" w:hAnsi="Arial" w:cs="Arial"/>
+              </w:rPr>
+              <w:t>Sehr wichtig</w:t>
+            </w:r>
+          </w:p>
+        </w:tc>
+      </w:tr>
+      <w:tr>
+        <w:trPr>
+          <w:trHeight w:val="677"/>
+        </w:trPr>
+        <w:tc>
+          <w:tcPr>
+            <w:tcW w:w="1797" w:type="pct"/>
+            <w:vAlign w:val="center"/>
+          </w:tcPr>
+          <w:p>
+            <w:pPr>
+              <w:rPr>
+                <w:rFonts w:ascii="Arial" w:hAnsi="Arial" w:cs="Arial"/>
+              </w:rPr>
+            </w:pPr>
+            <w:r>
+              <w:rPr>
+                <w:rFonts w:ascii="Arial" w:hAnsi="Arial" w:cs="Arial"/>
+              </w:rPr>
+              <w:t xml:space="preserve">Effizienz </w:t>
+            </w:r>
+          </w:p>
+        </w:tc>
+        <w:tc>
+          <w:tcPr>
+            <w:tcW w:w="3203" w:type="pct"/>
+            <w:vAlign w:val="center"/>
+          </w:tcPr>
+          <w:p>
+            <w:pPr>
+              <w:jc w:val="center"/>
+              <w:rPr>
+                <w:rFonts w:ascii="Arial" w:hAnsi="Arial" w:cs="Arial"/>
+              </w:rPr>
+            </w:pPr>
+            <w:r>
+              <w:rPr>
+                <w:rFonts w:ascii="Arial" w:hAnsi="Arial" w:cs="Arial"/>
+              </w:rPr>
+              <w:t>Weniger wichtig</w:t>
+            </w:r>
+          </w:p>
+        </w:tc>
+      </w:tr>
+      <w:tr>
+        <w:trPr>
+          <w:trHeight w:val="677"/>
+        </w:trPr>
+        <w:tc>
+          <w:tcPr>
+            <w:tcW w:w="1797" w:type="pct"/>
+            <w:vAlign w:val="center"/>
+          </w:tcPr>
+          <w:p>
+            <w:pPr>
+              <w:rPr>
+                <w:rFonts w:ascii="Arial" w:hAnsi="Arial" w:cs="Arial"/>
+              </w:rPr>
+            </w:pPr>
+            <w:r>
+              <w:rPr>
+                <w:rFonts w:ascii="Arial" w:hAnsi="Arial" w:cs="Arial"/>
+              </w:rPr>
+              <w:t>Portierbarkeit</w:t>
+            </w:r>
+          </w:p>
+        </w:tc>
+        <w:tc>
+          <w:tcPr>
+            <w:tcW w:w="3203" w:type="pct"/>
+            <w:vAlign w:val="center"/>
+          </w:tcPr>
+          <w:p>
+            <w:pPr>
+              <w:jc w:val="center"/>
+              <w:rPr>
+                <w:rFonts w:ascii="Arial" w:hAnsi="Arial" w:cs="Arial"/>
+              </w:rPr>
+            </w:pPr>
+            <w:r>
+              <w:rPr>
+                <w:rFonts w:ascii="Arial" w:hAnsi="Arial" w:cs="Arial"/>
+              </w:rPr>
+              <w:t>Unwichtig</w:t>
+            </w:r>
+          </w:p>
+        </w:tc>
+      </w:tr>
+      <w:tr>
+        <w:trPr>
+          <w:trHeight w:val="677"/>
+        </w:trPr>
+        <w:tc>
+          <w:tcPr>
+            <w:tcW w:w="1797" w:type="pct"/>
+            <w:vAlign w:val="center"/>
+          </w:tcPr>
+          <w:p>
+            <w:pPr>
+              <w:rPr>
+                <w:rFonts w:ascii="Arial" w:hAnsi="Arial" w:cs="Arial"/>
+              </w:rPr>
+            </w:pPr>
+            <w:r>
+              <w:rPr>
+                <w:rFonts w:ascii="Arial" w:hAnsi="Arial" w:cs="Arial"/>
+              </w:rPr>
+              <w:lastRenderedPageBreak/>
+              <w:t>Kompatibilität</w:t>
+            </w:r>
+          </w:p>
+        </w:tc>
+        <w:tc>
+          <w:tcPr>
+            <w:tcW w:w="3203" w:type="pct"/>
+            <w:vAlign w:val="center"/>
+          </w:tcPr>
+          <w:p>
+            <w:pPr>
+              <w:jc w:val="center"/>
+              <w:rPr>
+                <w:rFonts w:ascii="Arial" w:hAnsi="Arial" w:cs="Arial"/>
+              </w:rPr>
+            </w:pPr>
+            <w:r>
+              <w:rPr>
+                <w:rFonts w:ascii="Arial" w:hAnsi="Arial" w:cs="Arial"/>
+              </w:rPr>
+              <w:t>Wichtig</w:t>
+            </w:r>
+          </w:p>
+        </w:tc>
+      </w:tr>
+    </w:tbl>
+    <w:p>
+      <w:pPr>
         <w:rPr>
           <w:rFonts w:ascii="Arial" w:hAnsi="Arial" w:cs="Arial"/>
         </w:rPr>
@@ -2353,221 +2492,85 @@
     </w:p>
     <w:p>
       <w:pPr>
+        <w:pStyle w:val="berschrift1"/>
         <w:rPr>
-          <w:rFonts w:ascii="Arial" w:hAnsi="Arial" w:cs="Arial"/>
-          <w:b/>
-          <w:bCs/>
-          <w:sz w:val="32"/>
-          <w:szCs w:val="32"/>
           <w:highlight w:val="red"/>
         </w:rPr>
       </w:pPr>
       <w:r>
-        <w:rPr>
-          <w:rFonts w:ascii="Arial" w:hAnsi="Arial" w:cs="Arial"/>
-          <w:b/>
-          <w:bCs/>
-          <w:sz w:val="32"/>
-          <w:szCs w:val="32"/>
-          <w:highlight w:val="red"/>
-        </w:rPr>
         <w:t>Datenmodell</w:t>
       </w:r>
     </w:p>
     <w:p>
       <w:pPr>
-        <w:ind w:left="708"/>
-        <w:rPr>
-          <w:rFonts w:ascii="Arial" w:hAnsi="Arial" w:cs="Arial"/>
-          <w:b/>
-          <w:bCs/>
-          <w:sz w:val="28"/>
-          <w:szCs w:val="28"/>
-          <w:highlight w:val="red"/>
-        </w:rPr>
+        <w:pStyle w:val="berschrift2"/>
       </w:pPr>
       <w:r>
-        <w:rPr>
-          <w:rFonts w:ascii="Arial" w:hAnsi="Arial" w:cs="Arial"/>
-          <w:b/>
-          <w:bCs/>
-          <w:sz w:val="28"/>
-          <w:szCs w:val="28"/>
-          <w:highlight w:val="red"/>
-        </w:rPr>
-        <w:t>Personen</w:t>
+        <w:t>Audiosignal</w:t>
       </w:r>
     </w:p>
     <w:p>
       <w:pPr>
-        <w:ind w:left="708"/>
-        <w:rPr>
-          <w:rFonts w:ascii="Arial" w:hAnsi="Arial" w:cs="Arial"/>
-          <w:b/>
-          <w:bCs/>
-          <w:highlight w:val="red"/>
-        </w:rPr>
+        <w:pStyle w:val="Listenabsatz"/>
+        <w:numPr>
+          <w:ilvl w:val="0"/>
+          <w:numId w:val="11"/>
+        </w:numPr>
       </w:pPr>
       <w:r>
-        <w:rPr>
-          <w:rFonts w:ascii="Arial" w:hAnsi="Arial" w:cs="Arial"/>
-          <w:b/>
-          <w:bCs/>
-          <w:highlight w:val="red"/>
-        </w:rPr>
-        <w:t>?</w:t>
+        <w:t>Zeitstempel</w:t>
       </w:r>
     </w:p>
     <w:p>
       <w:pPr>
         <w:pStyle w:val="Listenabsatz"/>
-        <w:ind w:left="1428"/>
-        <w:rPr>
-          <w:rFonts w:ascii="Arial" w:hAnsi="Arial" w:cs="Arial"/>
-          <w:b/>
-          <w:bCs/>
-          <w:sz w:val="28"/>
-          <w:szCs w:val="28"/>
-          <w:highlight w:val="red"/>
-        </w:rPr>
+        <w:numPr>
+          <w:ilvl w:val="0"/>
+          <w:numId w:val="11"/>
+        </w:numPr>
       </w:pPr>
       <w:r>
-        <w:rPr>
-          <w:rFonts w:ascii="Arial" w:hAnsi="Arial" w:cs="Arial"/>
-          <w:b/>
-          <w:bCs/>
-          <w:sz w:val="28"/>
-          <w:szCs w:val="28"/>
-          <w:highlight w:val="red"/>
-        </w:rPr>
-        <w:t>Mikrofon?</w:t>
+        <w:t>Dauer</w:t>
       </w:r>
     </w:p>
     <w:p>
       <w:pPr>
-        <w:pStyle w:val="Listenabsatz"/>
-        <w:ind w:left="1428"/>
-        <w:rPr>
-          <w:rFonts w:ascii="Arial" w:hAnsi="Arial" w:cs="Arial"/>
-          <w:b/>
-          <w:bCs/>
-          <w:sz w:val="28"/>
-          <w:szCs w:val="28"/>
-          <w:highlight w:val="red"/>
-        </w:rPr>
-      </w:pPr>
-    </w:p>
-    <w:p>
-      <w:pPr>
-        <w:ind w:left="708"/>
-        <w:rPr>
-          <w:rFonts w:ascii="Arial" w:hAnsi="Arial" w:cs="Arial"/>
-          <w:b/>
-          <w:bCs/>
-          <w:sz w:val="28"/>
-          <w:szCs w:val="28"/>
-          <w:highlight w:val="red"/>
-        </w:rPr>
+        <w:pStyle w:val="berschrift2"/>
       </w:pPr>
       <w:r>
-        <w:rPr>
-          <w:rFonts w:ascii="Arial" w:hAnsi="Arial" w:cs="Arial"/>
-          <w:b/>
-          <w:bCs/>
-          <w:sz w:val="28"/>
-          <w:szCs w:val="28"/>
-          <w:highlight w:val="red"/>
-        </w:rPr>
-        <w:t>Kunden</w:t>
+        <w:t>Erkannter Sprachbefehl</w:t>
       </w:r>
     </w:p>
     <w:p>
       <w:pPr>
-        <w:ind w:left="708"/>
-        <w:rPr>
-          <w:rFonts w:ascii="Arial" w:hAnsi="Arial" w:cs="Arial"/>
-          <w:b/>
-          <w:bCs/>
-          <w:sz w:val="28"/>
-          <w:szCs w:val="28"/>
-        </w:rPr>
+        <w:pStyle w:val="Listenabsatz"/>
+        <w:numPr>
+          <w:ilvl w:val="0"/>
+          <w:numId w:val="12"/>
+        </w:numPr>
       </w:pPr>
       <w:r>
-        <w:rPr>
-          <w:rFonts w:ascii="Arial" w:hAnsi="Arial" w:cs="Arial"/>
-          <w:b/>
-          <w:bCs/>
-          <w:sz w:val="28"/>
-          <w:szCs w:val="28"/>
-          <w:highlight w:val="red"/>
-        </w:rPr>
-        <w:lastRenderedPageBreak/>
-        <w:t>?</w:t>
+        <w:t>Befehl</w:t>
       </w:r>
     </w:p>
     <w:p>
       <w:pPr>
-        <w:rPr>
-          <w:rFonts w:ascii="Arial" w:hAnsi="Arial" w:cs="Arial"/>
-          <w:b/>
-          <w:bCs/>
-          <w:sz w:val="28"/>
-          <w:szCs w:val="28"/>
-        </w:rPr>
-      </w:pPr>
-    </w:p>
-    <w:p>
-      <w:pPr>
-        <w:rPr>
-          <w:rFonts w:ascii="Arial" w:hAnsi="Arial" w:cs="Arial"/>
-          <w:b/>
-          <w:bCs/>
-          <w:sz w:val="28"/>
-          <w:szCs w:val="28"/>
-        </w:rPr>
-      </w:pPr>
-    </w:p>
-    <w:p>
-      <w:pPr>
-        <w:rPr>
-          <w:rFonts w:ascii="Arial" w:hAnsi="Arial" w:cs="Arial"/>
-          <w:b/>
-          <w:bCs/>
-          <w:sz w:val="28"/>
-          <w:szCs w:val="28"/>
-        </w:rPr>
+        <w:pStyle w:val="Listenabsatz"/>
+        <w:numPr>
+          <w:ilvl w:val="0"/>
+          <w:numId w:val="12"/>
+        </w:numPr>
       </w:pPr>
       <w:r>
-        <w:rPr>
-          <w:rFonts w:ascii="Arial" w:hAnsi="Arial" w:cs="Arial"/>
-          <w:b/>
-          <w:bCs/>
-          <w:sz w:val="28"/>
-          <w:szCs w:val="28"/>
-        </w:rPr>
-        <w:t>Technische Produktumgebung</w:t>
+        <w:t>Zeitstempel</w:t>
       </w:r>
     </w:p>
     <w:p>
       <w:pPr>
-        <w:ind w:firstLine="708"/>
-        <w:rPr>
-          <w:rFonts w:ascii="Arial" w:hAnsi="Arial" w:cs="Arial"/>
-          <w:b/>
-          <w:bCs/>
-          <w:sz w:val="28"/>
-          <w:szCs w:val="28"/>
-        </w:rPr>
+        <w:pStyle w:val="berschrift2"/>
       </w:pPr>
       <w:r>
-        <w:rPr>
-          <w:rFonts w:ascii="Arial" w:hAnsi="Arial" w:cs="Arial"/>
-          <w:b/>
-          <w:bCs/>
-          <w:sz w:val="28"/>
-          <w:szCs w:val="28"/>
-        </w:rPr>
-        <w:t>Software</w:t>
+        <w:t>Mikrofon</w:t>
       </w:r>
     </w:p>
     <w:p>
@@ -2575,17 +2578,79 @@
         <w:pStyle w:val="Listenabsatz"/>
         <w:numPr>
           <w:ilvl w:val="0"/>
-          <w:numId w:val="6"/>
+          <w:numId w:val="13"/>
         </w:numPr>
-        <w:rPr>
-          <w:rFonts w:ascii="Arial" w:hAnsi="Arial" w:cs="Arial"/>
-        </w:rPr>
       </w:pPr>
       <w:r>
-        <w:rPr>
-          <w:rFonts w:ascii="Arial" w:hAnsi="Arial" w:cs="Arial"/>
-        </w:rPr>
-        <w:t>WPF</w:t>
+        <w:t>Zustand (an oder aus)</w:t>
+      </w:r>
+    </w:p>
+    <w:p>
+      <w:pPr>
+        <w:pStyle w:val="Listenabsatz"/>
+        <w:numPr>
+          <w:ilvl w:val="0"/>
+          <w:numId w:val="13"/>
+        </w:numPr>
+      </w:pPr>
+      <w:r>
+        <w:t>Name</w:t>
+      </w:r>
+    </w:p>
+    <w:p>
+      <w:pPr>
+        <w:pStyle w:val="berschrift2"/>
+      </w:pPr>
+      <w:r>
+        <w:t>GUI Status</w:t>
+      </w:r>
+    </w:p>
+    <w:p>
+      <w:pPr>
+        <w:pStyle w:val="Listenabsatz"/>
+        <w:numPr>
+          <w:ilvl w:val="0"/>
+          <w:numId w:val="14"/>
+        </w:numPr>
+      </w:pPr>
+      <w:r>
+        <w:t>Erkannter Sprachbefehl</w:t>
+      </w:r>
+    </w:p>
+    <w:p>
+      <w:pPr>
+        <w:pStyle w:val="Listenabsatz"/>
+        <w:numPr>
+          <w:ilvl w:val="0"/>
+          <w:numId w:val="14"/>
+        </w:numPr>
+      </w:pPr>
+      <w:r>
+        <w:t>Zeitsignal aus Audiosignal</w:t>
+      </w:r>
+    </w:p>
+    <w:p>
+      <w:pPr>
+        <w:pStyle w:val="Listenabsatz"/>
+        <w:numPr>
+          <w:ilvl w:val="0"/>
+          <w:numId w:val="14"/>
+        </w:numPr>
+      </w:pPr>
+      <w:r>
+        <w:t>Mikrofoninformationen</w:t>
+      </w:r>
+    </w:p>
+    <w:p>
+      <w:pPr>
+        <w:pStyle w:val="Listenabsatz"/>
+        <w:numPr>
+          <w:ilvl w:val="0"/>
+          <w:numId w:val="14"/>
+        </w:numPr>
+      </w:pPr>
+      <w:r>
+        <w:t>Befehlshistorie</w:t>
       </w:r>
     </w:p>
     <w:p/>
@@ -2715,7 +2780,10 @@
       <w:ptab w:relativeTo="margin" w:alignment="right" w:leader="none"/>
     </w:r>
     <w:r>
-      <w:t>04</w:t>
+      <w:t>0</w:t>
+    </w:r>
+    <w:r>
+      <w:t>9</w:t>
     </w:r>
     <w:r>
       <w:t>.0</w:t>
@@ -2846,6 +2914,119 @@
     </w:lvl>
   </w:abstractNum>
   <w:abstractNum w:abstractNumId="1" w15:restartNumberingAfterBreak="0">
+    <w:nsid w:val="11B4633D"/>
+    <w:multiLevelType w:val="hybridMultilevel"/>
+    <w:tmpl w:val="DDA6D2CC"/>
+    <w:lvl w:ilvl="0" w:tplc="04070001">
+      <w:start w:val="1"/>
+      <w:numFmt w:val="bullet"/>
+      <w:lvlText w:val=""/>
+      <w:lvlJc w:val="left"/>
+      <w:pPr>
+        <w:ind w:left="720" w:hanging="360"/>
+      </w:pPr>
+      <w:rPr>
+        <w:rFonts w:ascii="Symbol" w:hAnsi="Symbol" w:hint="default"/>
+      </w:rPr>
+    </w:lvl>
+    <w:lvl w:ilvl="1" w:tplc="04070003" w:tentative="1">
+      <w:start w:val="1"/>
+      <w:numFmt w:val="bullet"/>
+      <w:lvlText w:val="o"/>
+      <w:lvlJc w:val="left"/>
+      <w:pPr>
+        <w:ind w:left="1440" w:hanging="360"/>
+      </w:pPr>
+      <w:rPr>
+        <w:rFonts w:ascii="Courier New" w:hAnsi="Courier New" w:cs="Courier New" w:hint="default"/>
+      </w:rPr>
+    </w:lvl>
+    <w:lvl w:ilvl="2" w:tplc="04070005" w:tentative="1">
+      <w:start w:val="1"/>
+      <w:numFmt w:val="bullet"/>
+      <w:lvlText w:val=""/>
+      <w:lvlJc w:val="left"/>
+      <w:pPr>
+        <w:ind w:left="2160" w:hanging="360"/>
+      </w:pPr>
+      <w:rPr>
+        <w:rFonts w:ascii="Wingdings" w:hAnsi="Wingdings" w:hint="default"/>
+      </w:rPr>
+    </w:lvl>
+    <w:lvl w:ilvl="3" w:tplc="04070001" w:tentative="1">
+      <w:start w:val="1"/>
+      <w:numFmt w:val="bullet"/>
+      <w:lvlText w:val=""/>
+      <w:lvlJc w:val="left"/>
+      <w:pPr>
+        <w:ind w:left="2880" w:hanging="360"/>
+      </w:pPr>
+      <w:rPr>
+        <w:rFonts w:ascii="Symbol" w:hAnsi="Symbol" w:hint="default"/>
+      </w:rPr>
+    </w:lvl>
+    <w:lvl w:ilvl="4" w:tplc="04070003" w:tentative="1">
+      <w:start w:val="1"/>
+      <w:numFmt w:val="bullet"/>
+      <w:lvlText w:val="o"/>
+      <w:lvlJc w:val="left"/>
+      <w:pPr>
+        <w:ind w:left="3600" w:hanging="360"/>
+      </w:pPr>
+      <w:rPr>
+        <w:rFonts w:ascii="Courier New" w:hAnsi="Courier New" w:cs="Courier New" w:hint="default"/>
+      </w:rPr>
+    </w:lvl>
+    <w:lvl w:ilvl="5" w:tplc="04070005" w:tentative="1">
+      <w:start w:val="1"/>
+      <w:numFmt w:val="bullet"/>
+      <w:lvlText w:val=""/>
+      <w:lvlJc w:val="left"/>
+      <w:pPr>
+        <w:ind w:left="4320" w:hanging="360"/>
+      </w:pPr>
+      <w:rPr>
+        <w:rFonts w:ascii="Wingdings" w:hAnsi="Wingdings" w:hint="default"/>
+      </w:rPr>
+    </w:lvl>
+    <w:lvl w:ilvl="6" w:tplc="04070001" w:tentative="1">
+      <w:start w:val="1"/>
+      <w:numFmt w:val="bullet"/>
+      <w:lvlText w:val=""/>
+      <w:lvlJc w:val="left"/>
+      <w:pPr>
+        <w:ind w:left="5040" w:hanging="360"/>
+      </w:pPr>
+      <w:rPr>
+        <w:rFonts w:ascii="Symbol" w:hAnsi="Symbol" w:hint="default"/>
+      </w:rPr>
+    </w:lvl>
+    <w:lvl w:ilvl="7" w:tplc="04070003" w:tentative="1">
+      <w:start w:val="1"/>
+      <w:numFmt w:val="bullet"/>
+      <w:lvlText w:val="o"/>
+      <w:lvlJc w:val="left"/>
+      <w:pPr>
+        <w:ind w:left="5760" w:hanging="360"/>
+      </w:pPr>
+      <w:rPr>
+        <w:rFonts w:ascii="Courier New" w:hAnsi="Courier New" w:cs="Courier New" w:hint="default"/>
+      </w:rPr>
+    </w:lvl>
+    <w:lvl w:ilvl="8" w:tplc="04070005" w:tentative="1">
+      <w:start w:val="1"/>
+      <w:numFmt w:val="bullet"/>
+      <w:lvlText w:val=""/>
+      <w:lvlJc w:val="left"/>
+      <w:pPr>
+        <w:ind w:left="6480" w:hanging="360"/>
+      </w:pPr>
+      <w:rPr>
+        <w:rFonts w:ascii="Wingdings" w:hAnsi="Wingdings" w:hint="default"/>
+      </w:rPr>
+    </w:lvl>
+  </w:abstractNum>
+  <w:abstractNum w:abstractNumId="2" w15:restartNumberingAfterBreak="0">
     <w:nsid w:val="182042D1"/>
     <w:multiLevelType w:val="multilevel"/>
     <w:tmpl w:val="AAA29E06"/>
@@ -2966,7 +3147,120 @@
       </w:rPr>
     </w:lvl>
   </w:abstractNum>
-  <w:abstractNum w:abstractNumId="2" w15:restartNumberingAfterBreak="0">
+  <w:abstractNum w:abstractNumId="3" w15:restartNumberingAfterBreak="0">
+    <w:nsid w:val="2BCA1D8D"/>
+    <w:multiLevelType w:val="hybridMultilevel"/>
+    <w:tmpl w:val="BA30759A"/>
+    <w:lvl w:ilvl="0" w:tplc="04070001">
+      <w:start w:val="1"/>
+      <w:numFmt w:val="bullet"/>
+      <w:lvlText w:val=""/>
+      <w:lvlJc w:val="left"/>
+      <w:pPr>
+        <w:ind w:left="720" w:hanging="360"/>
+      </w:pPr>
+      <w:rPr>
+        <w:rFonts w:ascii="Symbol" w:hAnsi="Symbol" w:hint="default"/>
+      </w:rPr>
+    </w:lvl>
+    <w:lvl w:ilvl="1" w:tplc="04070003" w:tentative="1">
+      <w:start w:val="1"/>
+      <w:numFmt w:val="bullet"/>
+      <w:lvlText w:val="o"/>
+      <w:lvlJc w:val="left"/>
+      <w:pPr>
+        <w:ind w:left="1440" w:hanging="360"/>
+      </w:pPr>
+      <w:rPr>
+        <w:rFonts w:ascii="Courier New" w:hAnsi="Courier New" w:cs="Courier New" w:hint="default"/>
+      </w:rPr>
+    </w:lvl>
+    <w:lvl w:ilvl="2" w:tplc="04070005" w:tentative="1">
+      <w:start w:val="1"/>
+      <w:numFmt w:val="bullet"/>
+      <w:lvlText w:val=""/>
+      <w:lvlJc w:val="left"/>
+      <w:pPr>
+        <w:ind w:left="2160" w:hanging="360"/>
+      </w:pPr>
+      <w:rPr>
+        <w:rFonts w:ascii="Wingdings" w:hAnsi="Wingdings" w:hint="default"/>
+      </w:rPr>
+    </w:lvl>
+    <w:lvl w:ilvl="3" w:tplc="04070001" w:tentative="1">
+      <w:start w:val="1"/>
+      <w:numFmt w:val="bullet"/>
+      <w:lvlText w:val=""/>
+      <w:lvlJc w:val="left"/>
+      <w:pPr>
+        <w:ind w:left="2880" w:hanging="360"/>
+      </w:pPr>
+      <w:rPr>
+        <w:rFonts w:ascii="Symbol" w:hAnsi="Symbol" w:hint="default"/>
+      </w:rPr>
+    </w:lvl>
+    <w:lvl w:ilvl="4" w:tplc="04070003" w:tentative="1">
+      <w:start w:val="1"/>
+      <w:numFmt w:val="bullet"/>
+      <w:lvlText w:val="o"/>
+      <w:lvlJc w:val="left"/>
+      <w:pPr>
+        <w:ind w:left="3600" w:hanging="360"/>
+      </w:pPr>
+      <w:rPr>
+        <w:rFonts w:ascii="Courier New" w:hAnsi="Courier New" w:cs="Courier New" w:hint="default"/>
+      </w:rPr>
+    </w:lvl>
+    <w:lvl w:ilvl="5" w:tplc="04070005" w:tentative="1">
+      <w:start w:val="1"/>
+      <w:numFmt w:val="bullet"/>
+      <w:lvlText w:val=""/>
+      <w:lvlJc w:val="left"/>
+      <w:pPr>
+        <w:ind w:left="4320" w:hanging="360"/>
+      </w:pPr>
+      <w:rPr>
+        <w:rFonts w:ascii="Wingdings" w:hAnsi="Wingdings" w:hint="default"/>
+      </w:rPr>
+    </w:lvl>
+    <w:lvl w:ilvl="6" w:tplc="04070001" w:tentative="1">
+      <w:start w:val="1"/>
+      <w:numFmt w:val="bullet"/>
+      <w:lvlText w:val=""/>
+      <w:lvlJc w:val="left"/>
+      <w:pPr>
+        <w:ind w:left="5040" w:hanging="360"/>
+      </w:pPr>
+      <w:rPr>
+        <w:rFonts w:ascii="Symbol" w:hAnsi="Symbol" w:hint="default"/>
+      </w:rPr>
+    </w:lvl>
+    <w:lvl w:ilvl="7" w:tplc="04070003" w:tentative="1">
+      <w:start w:val="1"/>
+      <w:numFmt w:val="bullet"/>
+      <w:lvlText w:val="o"/>
+      <w:lvlJc w:val="left"/>
+      <w:pPr>
+        <w:ind w:left="5760" w:hanging="360"/>
+      </w:pPr>
+      <w:rPr>
+        <w:rFonts w:ascii="Courier New" w:hAnsi="Courier New" w:cs="Courier New" w:hint="default"/>
+      </w:rPr>
+    </w:lvl>
+    <w:lvl w:ilvl="8" w:tplc="04070005" w:tentative="1">
+      <w:start w:val="1"/>
+      <w:numFmt w:val="bullet"/>
+      <w:lvlText w:val=""/>
+      <w:lvlJc w:val="left"/>
+      <w:pPr>
+        <w:ind w:left="6480" w:hanging="360"/>
+      </w:pPr>
+      <w:rPr>
+        <w:rFonts w:ascii="Wingdings" w:hAnsi="Wingdings" w:hint="default"/>
+      </w:rPr>
+    </w:lvl>
+  </w:abstractNum>
+  <w:abstractNum w:abstractNumId="4" w15:restartNumberingAfterBreak="0">
     <w:nsid w:val="35E96FFF"/>
     <w:multiLevelType w:val="hybridMultilevel"/>
     <w:tmpl w:val="A9FA8DE8"/>
@@ -3079,7 +3373,346 @@
       </w:rPr>
     </w:lvl>
   </w:abstractNum>
-  <w:abstractNum w:abstractNumId="3" w15:restartNumberingAfterBreak="0">
+  <w:abstractNum w:abstractNumId="5" w15:restartNumberingAfterBreak="0">
+    <w:nsid w:val="3A56283A"/>
+    <w:multiLevelType w:val="hybridMultilevel"/>
+    <w:tmpl w:val="E8327030"/>
+    <w:lvl w:ilvl="0" w:tplc="04070001">
+      <w:start w:val="1"/>
+      <w:numFmt w:val="bullet"/>
+      <w:lvlText w:val=""/>
+      <w:lvlJc w:val="left"/>
+      <w:pPr>
+        <w:ind w:left="720" w:hanging="360"/>
+      </w:pPr>
+      <w:rPr>
+        <w:rFonts w:ascii="Symbol" w:hAnsi="Symbol" w:hint="default"/>
+      </w:rPr>
+    </w:lvl>
+    <w:lvl w:ilvl="1" w:tplc="04070003" w:tentative="1">
+      <w:start w:val="1"/>
+      <w:numFmt w:val="bullet"/>
+      <w:lvlText w:val="o"/>
+      <w:lvlJc w:val="left"/>
+      <w:pPr>
+        <w:ind w:left="1440" w:hanging="360"/>
+      </w:pPr>
+      <w:rPr>
+        <w:rFonts w:ascii="Courier New" w:hAnsi="Courier New" w:cs="Courier New" w:hint="default"/>
+      </w:rPr>
+    </w:lvl>
+    <w:lvl w:ilvl="2" w:tplc="04070005" w:tentative="1">
+      <w:start w:val="1"/>
+      <w:numFmt w:val="bullet"/>
+      <w:lvlText w:val=""/>
+      <w:lvlJc w:val="left"/>
+      <w:pPr>
+        <w:ind w:left="2160" w:hanging="360"/>
+      </w:pPr>
+      <w:rPr>
+        <w:rFonts w:ascii="Wingdings" w:hAnsi="Wingdings" w:hint="default"/>
+      </w:rPr>
+    </w:lvl>
+    <w:lvl w:ilvl="3" w:tplc="04070001" w:tentative="1">
+      <w:start w:val="1"/>
+      <w:numFmt w:val="bullet"/>
+      <w:lvlText w:val=""/>
+      <w:lvlJc w:val="left"/>
+      <w:pPr>
+        <w:ind w:left="2880" w:hanging="360"/>
+      </w:pPr>
+      <w:rPr>
+        <w:rFonts w:ascii="Symbol" w:hAnsi="Symbol" w:hint="default"/>
+      </w:rPr>
+    </w:lvl>
+    <w:lvl w:ilvl="4" w:tplc="04070003" w:tentative="1">
+      <w:start w:val="1"/>
+      <w:numFmt w:val="bullet"/>
+      <w:lvlText w:val="o"/>
+      <w:lvlJc w:val="left"/>
+      <w:pPr>
+        <w:ind w:left="3600" w:hanging="360"/>
+      </w:pPr>
+      <w:rPr>
+        <w:rFonts w:ascii="Courier New" w:hAnsi="Courier New" w:cs="Courier New" w:hint="default"/>
+      </w:rPr>
+    </w:lvl>
+    <w:lvl w:ilvl="5" w:tplc="04070005" w:tentative="1">
+      <w:start w:val="1"/>
+      <w:numFmt w:val="bullet"/>
+      <w:lvlText w:val=""/>
+      <w:lvlJc w:val="left"/>
+      <w:pPr>
+        <w:ind w:left="4320" w:hanging="360"/>
+      </w:pPr>
+      <w:rPr>
+        <w:rFonts w:ascii="Wingdings" w:hAnsi="Wingdings" w:hint="default"/>
+      </w:rPr>
+    </w:lvl>
+    <w:lvl w:ilvl="6" w:tplc="04070001" w:tentative="1">
+      <w:start w:val="1"/>
+      <w:numFmt w:val="bullet"/>
+      <w:lvlText w:val=""/>
+      <w:lvlJc w:val="left"/>
+      <w:pPr>
+        <w:ind w:left="5040" w:hanging="360"/>
+      </w:pPr>
+      <w:rPr>
+        <w:rFonts w:ascii="Symbol" w:hAnsi="Symbol" w:hint="default"/>
+      </w:rPr>
+    </w:lvl>
+    <w:lvl w:ilvl="7" w:tplc="04070003" w:tentative="1">
+      <w:start w:val="1"/>
+      <w:numFmt w:val="bullet"/>
+      <w:lvlText w:val="o"/>
+      <w:lvlJc w:val="left"/>
+      <w:pPr>
+        <w:ind w:left="5760" w:hanging="360"/>
+      </w:pPr>
+      <w:rPr>
+        <w:rFonts w:ascii="Courier New" w:hAnsi="Courier New" w:cs="Courier New" w:hint="default"/>
+      </w:rPr>
+    </w:lvl>
+    <w:lvl w:ilvl="8" w:tplc="04070005" w:tentative="1">
+      <w:start w:val="1"/>
+      <w:numFmt w:val="bullet"/>
+      <w:lvlText w:val=""/>
+      <w:lvlJc w:val="left"/>
+      <w:pPr>
+        <w:ind w:left="6480" w:hanging="360"/>
+      </w:pPr>
+      <w:rPr>
+        <w:rFonts w:ascii="Wingdings" w:hAnsi="Wingdings" w:hint="default"/>
+      </w:rPr>
+    </w:lvl>
+  </w:abstractNum>
+  <w:abstractNum w:abstractNumId="6" w15:restartNumberingAfterBreak="0">
+    <w:nsid w:val="429B68EB"/>
+    <w:multiLevelType w:val="hybridMultilevel"/>
+    <w:tmpl w:val="B36A8580"/>
+    <w:lvl w:ilvl="0" w:tplc="04070001">
+      <w:start w:val="1"/>
+      <w:numFmt w:val="bullet"/>
+      <w:lvlText w:val=""/>
+      <w:lvlJc w:val="left"/>
+      <w:pPr>
+        <w:ind w:left="720" w:hanging="360"/>
+      </w:pPr>
+      <w:rPr>
+        <w:rFonts w:ascii="Symbol" w:hAnsi="Symbol" w:hint="default"/>
+      </w:rPr>
+    </w:lvl>
+    <w:lvl w:ilvl="1" w:tplc="04070003" w:tentative="1">
+      <w:start w:val="1"/>
+      <w:numFmt w:val="bullet"/>
+      <w:lvlText w:val="o"/>
+      <w:lvlJc w:val="left"/>
+      <w:pPr>
+        <w:ind w:left="1440" w:hanging="360"/>
+      </w:pPr>
+      <w:rPr>
+        <w:rFonts w:ascii="Courier New" w:hAnsi="Courier New" w:cs="Courier New" w:hint="default"/>
+      </w:rPr>
+    </w:lvl>
+    <w:lvl w:ilvl="2" w:tplc="04070005" w:tentative="1">
+      <w:start w:val="1"/>
+      <w:numFmt w:val="bullet"/>
+      <w:lvlText w:val=""/>
+      <w:lvlJc w:val="left"/>
+      <w:pPr>
+        <w:ind w:left="2160" w:hanging="360"/>
+      </w:pPr>
+      <w:rPr>
+        <w:rFonts w:ascii="Wingdings" w:hAnsi="Wingdings" w:hint="default"/>
+      </w:rPr>
+    </w:lvl>
+    <w:lvl w:ilvl="3" w:tplc="04070001" w:tentative="1">
+      <w:start w:val="1"/>
+      <w:numFmt w:val="bullet"/>
+      <w:lvlText w:val=""/>
+      <w:lvlJc w:val="left"/>
+      <w:pPr>
+        <w:ind w:left="2880" w:hanging="360"/>
+      </w:pPr>
+      <w:rPr>
+        <w:rFonts w:ascii="Symbol" w:hAnsi="Symbol" w:hint="default"/>
+      </w:rPr>
+    </w:lvl>
+    <w:lvl w:ilvl="4" w:tplc="04070003" w:tentative="1">
+      <w:start w:val="1"/>
+      <w:numFmt w:val="bullet"/>
+      <w:lvlText w:val="o"/>
+      <w:lvlJc w:val="left"/>
+      <w:pPr>
+        <w:ind w:left="3600" w:hanging="360"/>
+      </w:pPr>
+      <w:rPr>
+        <w:rFonts w:ascii="Courier New" w:hAnsi="Courier New" w:cs="Courier New" w:hint="default"/>
+      </w:rPr>
+    </w:lvl>
+    <w:lvl w:ilvl="5" w:tplc="04070005" w:tentative="1">
+      <w:start w:val="1"/>
+      <w:numFmt w:val="bullet"/>
+      <w:lvlText w:val=""/>
+      <w:lvlJc w:val="left"/>
+      <w:pPr>
+        <w:ind w:left="4320" w:hanging="360"/>
+      </w:pPr>
+      <w:rPr>
+        <w:rFonts w:ascii="Wingdings" w:hAnsi="Wingdings" w:hint="default"/>
+      </w:rPr>
+    </w:lvl>
+    <w:lvl w:ilvl="6" w:tplc="04070001" w:tentative="1">
+      <w:start w:val="1"/>
+      <w:numFmt w:val="bullet"/>
+      <w:lvlText w:val=""/>
+      <w:lvlJc w:val="left"/>
+      <w:pPr>
+        <w:ind w:left="5040" w:hanging="360"/>
+      </w:pPr>
+      <w:rPr>
+        <w:rFonts w:ascii="Symbol" w:hAnsi="Symbol" w:hint="default"/>
+      </w:rPr>
+    </w:lvl>
+    <w:lvl w:ilvl="7" w:tplc="04070003" w:tentative="1">
+      <w:start w:val="1"/>
+      <w:numFmt w:val="bullet"/>
+      <w:lvlText w:val="o"/>
+      <w:lvlJc w:val="left"/>
+      <w:pPr>
+        <w:ind w:left="5760" w:hanging="360"/>
+      </w:pPr>
+      <w:rPr>
+        <w:rFonts w:ascii="Courier New" w:hAnsi="Courier New" w:cs="Courier New" w:hint="default"/>
+      </w:rPr>
+    </w:lvl>
+    <w:lvl w:ilvl="8" w:tplc="04070005" w:tentative="1">
+      <w:start w:val="1"/>
+      <w:numFmt w:val="bullet"/>
+      <w:lvlText w:val=""/>
+      <w:lvlJc w:val="left"/>
+      <w:pPr>
+        <w:ind w:left="6480" w:hanging="360"/>
+      </w:pPr>
+      <w:rPr>
+        <w:rFonts w:ascii="Wingdings" w:hAnsi="Wingdings" w:hint="default"/>
+      </w:rPr>
+    </w:lvl>
+  </w:abstractNum>
+  <w:abstractNum w:abstractNumId="7" w15:restartNumberingAfterBreak="0">
+    <w:nsid w:val="447C1AFC"/>
+    <w:multiLevelType w:val="hybridMultilevel"/>
+    <w:tmpl w:val="C9462BAE"/>
+    <w:lvl w:ilvl="0" w:tplc="04070001">
+      <w:start w:val="1"/>
+      <w:numFmt w:val="bullet"/>
+      <w:lvlText w:val=""/>
+      <w:lvlJc w:val="left"/>
+      <w:pPr>
+        <w:ind w:left="720" w:hanging="360"/>
+      </w:pPr>
+      <w:rPr>
+        <w:rFonts w:ascii="Symbol" w:hAnsi="Symbol" w:hint="default"/>
+      </w:rPr>
+    </w:lvl>
+    <w:lvl w:ilvl="1" w:tplc="04070003" w:tentative="1">
+      <w:start w:val="1"/>
+      <w:numFmt w:val="bullet"/>
+      <w:lvlText w:val="o"/>
+      <w:lvlJc w:val="left"/>
+      <w:pPr>
+        <w:ind w:left="1440" w:hanging="360"/>
+      </w:pPr>
+      <w:rPr>
+        <w:rFonts w:ascii="Courier New" w:hAnsi="Courier New" w:cs="Courier New" w:hint="default"/>
+      </w:rPr>
+    </w:lvl>
+    <w:lvl w:ilvl="2" w:tplc="04070005" w:tentative="1">
+      <w:start w:val="1"/>
+      <w:numFmt w:val="bullet"/>
+      <w:lvlText w:val=""/>
+      <w:lvlJc w:val="left"/>
+      <w:pPr>
+        <w:ind w:left="2160" w:hanging="360"/>
+      </w:pPr>
+      <w:rPr>
+        <w:rFonts w:ascii="Wingdings" w:hAnsi="Wingdings" w:hint="default"/>
+      </w:rPr>
+    </w:lvl>
+    <w:lvl w:ilvl="3" w:tplc="04070001" w:tentative="1">
+      <w:start w:val="1"/>
+      <w:numFmt w:val="bullet"/>
+      <w:lvlText w:val=""/>
+      <w:lvlJc w:val="left"/>
+      <w:pPr>
+        <w:ind w:left="2880" w:hanging="360"/>
+      </w:pPr>
+      <w:rPr>
+        <w:rFonts w:ascii="Symbol" w:hAnsi="Symbol" w:hint="default"/>
+      </w:rPr>
+    </w:lvl>
+    <w:lvl w:ilvl="4" w:tplc="04070003" w:tentative="1">
+      <w:start w:val="1"/>
+      <w:numFmt w:val="bullet"/>
+      <w:lvlText w:val="o"/>
+      <w:lvlJc w:val="left"/>
+      <w:pPr>
+        <w:ind w:left="3600" w:hanging="360"/>
+      </w:pPr>
+      <w:rPr>
+        <w:rFonts w:ascii="Courier New" w:hAnsi="Courier New" w:cs="Courier New" w:hint="default"/>
+      </w:rPr>
+    </w:lvl>
+    <w:lvl w:ilvl="5" w:tplc="04070005" w:tentative="1">
+      <w:start w:val="1"/>
+      <w:numFmt w:val="bullet"/>
+      <w:lvlText w:val=""/>
+      <w:lvlJc w:val="left"/>
+      <w:pPr>
+        <w:ind w:left="4320" w:hanging="360"/>
+      </w:pPr>
+      <w:rPr>
+        <w:rFonts w:ascii="Wingdings" w:hAnsi="Wingdings" w:hint="default"/>
+      </w:rPr>
+    </w:lvl>
+    <w:lvl w:ilvl="6" w:tplc="04070001" w:tentative="1">
+      <w:start w:val="1"/>
+      <w:numFmt w:val="bullet"/>
+      <w:lvlText w:val=""/>
+      <w:lvlJc w:val="left"/>
+      <w:pPr>
+        <w:ind w:left="5040" w:hanging="360"/>
+      </w:pPr>
+      <w:rPr>
+        <w:rFonts w:ascii="Symbol" w:hAnsi="Symbol" w:hint="default"/>
+      </w:rPr>
+    </w:lvl>
+    <w:lvl w:ilvl="7" w:tplc="04070003" w:tentative="1">
+      <w:start w:val="1"/>
+      <w:numFmt w:val="bullet"/>
+      <w:lvlText w:val="o"/>
+      <w:lvlJc w:val="left"/>
+      <w:pPr>
+        <w:ind w:left="5760" w:hanging="360"/>
+      </w:pPr>
+      <w:rPr>
+        <w:rFonts w:ascii="Courier New" w:hAnsi="Courier New" w:cs="Courier New" w:hint="default"/>
+      </w:rPr>
+    </w:lvl>
+    <w:lvl w:ilvl="8" w:tplc="04070005" w:tentative="1">
+      <w:start w:val="1"/>
+      <w:numFmt w:val="bullet"/>
+      <w:lvlText w:val=""/>
+      <w:lvlJc w:val="left"/>
+      <w:pPr>
+        <w:ind w:left="6480" w:hanging="360"/>
+      </w:pPr>
+      <w:rPr>
+        <w:rFonts w:ascii="Wingdings" w:hAnsi="Wingdings" w:hint="default"/>
+      </w:rPr>
+    </w:lvl>
+  </w:abstractNum>
+  <w:abstractNum w:abstractNumId="8" w15:restartNumberingAfterBreak="0">
     <w:nsid w:val="4C7C6E31"/>
     <w:multiLevelType w:val="hybridMultilevel"/>
     <w:tmpl w:val="2256B19E"/>
@@ -3192,7 +3825,120 @@
       </w:rPr>
     </w:lvl>
   </w:abstractNum>
-  <w:abstractNum w:abstractNumId="4" w15:restartNumberingAfterBreak="0">
+  <w:abstractNum w:abstractNumId="9" w15:restartNumberingAfterBreak="0">
+    <w:nsid w:val="569C590A"/>
+    <w:multiLevelType w:val="hybridMultilevel"/>
+    <w:tmpl w:val="3E98C004"/>
+    <w:lvl w:ilvl="0" w:tplc="04070001">
+      <w:start w:val="1"/>
+      <w:numFmt w:val="bullet"/>
+      <w:lvlText w:val=""/>
+      <w:lvlJc w:val="left"/>
+      <w:pPr>
+        <w:ind w:left="720" w:hanging="360"/>
+      </w:pPr>
+      <w:rPr>
+        <w:rFonts w:ascii="Symbol" w:hAnsi="Symbol" w:hint="default"/>
+      </w:rPr>
+    </w:lvl>
+    <w:lvl w:ilvl="1" w:tplc="04070003" w:tentative="1">
+      <w:start w:val="1"/>
+      <w:numFmt w:val="bullet"/>
+      <w:lvlText w:val="o"/>
+      <w:lvlJc w:val="left"/>
+      <w:pPr>
+        <w:ind w:left="1440" w:hanging="360"/>
+      </w:pPr>
+      <w:rPr>
+        <w:rFonts w:ascii="Courier New" w:hAnsi="Courier New" w:cs="Courier New" w:hint="default"/>
+      </w:rPr>
+    </w:lvl>
+    <w:lvl w:ilvl="2" w:tplc="04070005" w:tentative="1">
+      <w:start w:val="1"/>
+      <w:numFmt w:val="bullet"/>
+      <w:lvlText w:val=""/>
+      <w:lvlJc w:val="left"/>
+      <w:pPr>
+        <w:ind w:left="2160" w:hanging="360"/>
+      </w:pPr>
+      <w:rPr>
+        <w:rFonts w:ascii="Wingdings" w:hAnsi="Wingdings" w:hint="default"/>
+      </w:rPr>
+    </w:lvl>
+    <w:lvl w:ilvl="3" w:tplc="04070001" w:tentative="1">
+      <w:start w:val="1"/>
+      <w:numFmt w:val="bullet"/>
+      <w:lvlText w:val=""/>
+      <w:lvlJc w:val="left"/>
+      <w:pPr>
+        <w:ind w:left="2880" w:hanging="360"/>
+      </w:pPr>
+      <w:rPr>
+        <w:rFonts w:ascii="Symbol" w:hAnsi="Symbol" w:hint="default"/>
+      </w:rPr>
+    </w:lvl>
+    <w:lvl w:ilvl="4" w:tplc="04070003" w:tentative="1">
+      <w:start w:val="1"/>
+      <w:numFmt w:val="bullet"/>
+      <w:lvlText w:val="o"/>
+      <w:lvlJc w:val="left"/>
+      <w:pPr>
+        <w:ind w:left="3600" w:hanging="360"/>
+      </w:pPr>
+      <w:rPr>
+        <w:rFonts w:ascii="Courier New" w:hAnsi="Courier New" w:cs="Courier New" w:hint="default"/>
+      </w:rPr>
+    </w:lvl>
+    <w:lvl w:ilvl="5" w:tplc="04070005" w:tentative="1">
+      <w:start w:val="1"/>
+      <w:numFmt w:val="bullet"/>
+      <w:lvlText w:val=""/>
+      <w:lvlJc w:val="left"/>
+      <w:pPr>
+        <w:ind w:left="4320" w:hanging="360"/>
+      </w:pPr>
+      <w:rPr>
+        <w:rFonts w:ascii="Wingdings" w:hAnsi="Wingdings" w:hint="default"/>
+      </w:rPr>
+    </w:lvl>
+    <w:lvl w:ilvl="6" w:tplc="04070001" w:tentative="1">
+      <w:start w:val="1"/>
+      <w:numFmt w:val="bullet"/>
+      <w:lvlText w:val=""/>
+      <w:lvlJc w:val="left"/>
+      <w:pPr>
+        <w:ind w:left="5040" w:hanging="360"/>
+      </w:pPr>
+      <w:rPr>
+        <w:rFonts w:ascii="Symbol" w:hAnsi="Symbol" w:hint="default"/>
+      </w:rPr>
+    </w:lvl>
+    <w:lvl w:ilvl="7" w:tplc="04070003" w:tentative="1">
+      <w:start w:val="1"/>
+      <w:numFmt w:val="bullet"/>
+      <w:lvlText w:val="o"/>
+      <w:lvlJc w:val="left"/>
+      <w:pPr>
+        <w:ind w:left="5760" w:hanging="360"/>
+      </w:pPr>
+      <w:rPr>
+        <w:rFonts w:ascii="Courier New" w:hAnsi="Courier New" w:cs="Courier New" w:hint="default"/>
+      </w:rPr>
+    </w:lvl>
+    <w:lvl w:ilvl="8" w:tplc="04070005" w:tentative="1">
+      <w:start w:val="1"/>
+      <w:numFmt w:val="bullet"/>
+      <w:lvlText w:val=""/>
+      <w:lvlJc w:val="left"/>
+      <w:pPr>
+        <w:ind w:left="6480" w:hanging="360"/>
+      </w:pPr>
+      <w:rPr>
+        <w:rFonts w:ascii="Wingdings" w:hAnsi="Wingdings" w:hint="default"/>
+      </w:rPr>
+    </w:lvl>
+  </w:abstractNum>
+  <w:abstractNum w:abstractNumId="10" w15:restartNumberingAfterBreak="0">
     <w:nsid w:val="67FF63F0"/>
     <w:multiLevelType w:val="hybridMultilevel"/>
     <w:tmpl w:val="39E6B06C"/>
@@ -3281,7 +4027,120 @@
       </w:pPr>
     </w:lvl>
   </w:abstractNum>
-  <w:abstractNum w:abstractNumId="5" w15:restartNumberingAfterBreak="0">
+  <w:abstractNum w:abstractNumId="11" w15:restartNumberingAfterBreak="0">
+    <w:nsid w:val="71441B3A"/>
+    <w:multiLevelType w:val="hybridMultilevel"/>
+    <w:tmpl w:val="469EA67A"/>
+    <w:lvl w:ilvl="0" w:tplc="04070001">
+      <w:start w:val="1"/>
+      <w:numFmt w:val="bullet"/>
+      <w:lvlText w:val=""/>
+      <w:lvlJc w:val="left"/>
+      <w:pPr>
+        <w:ind w:left="720" w:hanging="360"/>
+      </w:pPr>
+      <w:rPr>
+        <w:rFonts w:ascii="Symbol" w:hAnsi="Symbol" w:hint="default"/>
+      </w:rPr>
+    </w:lvl>
+    <w:lvl w:ilvl="1" w:tplc="04070003" w:tentative="1">
+      <w:start w:val="1"/>
+      <w:numFmt w:val="bullet"/>
+      <w:lvlText w:val="o"/>
+      <w:lvlJc w:val="left"/>
+      <w:pPr>
+        <w:ind w:left="1440" w:hanging="360"/>
+      </w:pPr>
+      <w:rPr>
+        <w:rFonts w:ascii="Courier New" w:hAnsi="Courier New" w:cs="Courier New" w:hint="default"/>
+      </w:rPr>
+    </w:lvl>
+    <w:lvl w:ilvl="2" w:tplc="04070005" w:tentative="1">
+      <w:start w:val="1"/>
+      <w:numFmt w:val="bullet"/>
+      <w:lvlText w:val=""/>
+      <w:lvlJc w:val="left"/>
+      <w:pPr>
+        <w:ind w:left="2160" w:hanging="360"/>
+      </w:pPr>
+      <w:rPr>
+        <w:rFonts w:ascii="Wingdings" w:hAnsi="Wingdings" w:hint="default"/>
+      </w:rPr>
+    </w:lvl>
+    <w:lvl w:ilvl="3" w:tplc="04070001" w:tentative="1">
+      <w:start w:val="1"/>
+      <w:numFmt w:val="bullet"/>
+      <w:lvlText w:val=""/>
+      <w:lvlJc w:val="left"/>
+      <w:pPr>
+        <w:ind w:left="2880" w:hanging="360"/>
+      </w:pPr>
+      <w:rPr>
+        <w:rFonts w:ascii="Symbol" w:hAnsi="Symbol" w:hint="default"/>
+      </w:rPr>
+    </w:lvl>
+    <w:lvl w:ilvl="4" w:tplc="04070003" w:tentative="1">
+      <w:start w:val="1"/>
+      <w:numFmt w:val="bullet"/>
+      <w:lvlText w:val="o"/>
+      <w:lvlJc w:val="left"/>
+      <w:pPr>
+        <w:ind w:left="3600" w:hanging="360"/>
+      </w:pPr>
+      <w:rPr>
+        <w:rFonts w:ascii="Courier New" w:hAnsi="Courier New" w:cs="Courier New" w:hint="default"/>
+      </w:rPr>
+    </w:lvl>
+    <w:lvl w:ilvl="5" w:tplc="04070005" w:tentative="1">
+      <w:start w:val="1"/>
+      <w:numFmt w:val="bullet"/>
+      <w:lvlText w:val=""/>
+      <w:lvlJc w:val="left"/>
+      <w:pPr>
+        <w:ind w:left="4320" w:hanging="360"/>
+      </w:pPr>
+      <w:rPr>
+        <w:rFonts w:ascii="Wingdings" w:hAnsi="Wingdings" w:hint="default"/>
+      </w:rPr>
+    </w:lvl>
+    <w:lvl w:ilvl="6" w:tplc="04070001" w:tentative="1">
+      <w:start w:val="1"/>
+      <w:numFmt w:val="bullet"/>
+      <w:lvlText w:val=""/>
+      <w:lvlJc w:val="left"/>
+      <w:pPr>
+        <w:ind w:left="5040" w:hanging="360"/>
+      </w:pPr>
+      <w:rPr>
+        <w:rFonts w:ascii="Symbol" w:hAnsi="Symbol" w:hint="default"/>
+      </w:rPr>
+    </w:lvl>
+    <w:lvl w:ilvl="7" w:tplc="04070003" w:tentative="1">
+      <w:start w:val="1"/>
+      <w:numFmt w:val="bullet"/>
+      <w:lvlText w:val="o"/>
+      <w:lvlJc w:val="left"/>
+      <w:pPr>
+        <w:ind w:left="5760" w:hanging="360"/>
+      </w:pPr>
+      <w:rPr>
+        <w:rFonts w:ascii="Courier New" w:hAnsi="Courier New" w:cs="Courier New" w:hint="default"/>
+      </w:rPr>
+    </w:lvl>
+    <w:lvl w:ilvl="8" w:tplc="04070005" w:tentative="1">
+      <w:start w:val="1"/>
+      <w:numFmt w:val="bullet"/>
+      <w:lvlText w:val=""/>
+      <w:lvlJc w:val="left"/>
+      <w:pPr>
+        <w:ind w:left="6480" w:hanging="360"/>
+      </w:pPr>
+      <w:rPr>
+        <w:rFonts w:ascii="Wingdings" w:hAnsi="Wingdings" w:hint="default"/>
+      </w:rPr>
+    </w:lvl>
+  </w:abstractNum>
+  <w:abstractNum w:abstractNumId="12" w15:restartNumberingAfterBreak="0">
     <w:nsid w:val="7CBD1F51"/>
     <w:multiLevelType w:val="hybridMultilevel"/>
     <w:tmpl w:val="33DC004E"/>
@@ -3394,7 +4253,7 @@
       </w:rPr>
     </w:lvl>
   </w:abstractNum>
-  <w:abstractNum w:abstractNumId="6" w15:restartNumberingAfterBreak="0">
+  <w:abstractNum w:abstractNumId="13" w15:restartNumberingAfterBreak="0">
     <w:nsid w:val="7DD34F22"/>
     <w:multiLevelType w:val="hybridMultilevel"/>
     <w:tmpl w:val="FD4C0D80"/>
@@ -3508,25 +4367,46 @@
     </w:lvl>
   </w:abstractNum>
   <w:num w:numId="1" w16cid:durableId="43069222">
-    <w:abstractNumId w:val="1"/>
+    <w:abstractNumId w:val="2"/>
   </w:num>
   <w:num w:numId="2" w16cid:durableId="1713070995">
-    <w:abstractNumId w:val="3"/>
+    <w:abstractNumId w:val="8"/>
   </w:num>
   <w:num w:numId="3" w16cid:durableId="1794061328">
-    <w:abstractNumId w:val="5"/>
+    <w:abstractNumId w:val="12"/>
   </w:num>
   <w:num w:numId="4" w16cid:durableId="2041860906">
-    <w:abstractNumId w:val="2"/>
+    <w:abstractNumId w:val="4"/>
   </w:num>
   <w:num w:numId="5" w16cid:durableId="804928439">
-    <w:abstractNumId w:val="4"/>
+    <w:abstractNumId w:val="10"/>
   </w:num>
   <w:num w:numId="6" w16cid:durableId="1949072321">
-    <w:abstractNumId w:val="6"/>
+    <w:abstractNumId w:val="13"/>
   </w:num>
   <w:num w:numId="7" w16cid:durableId="876239294">
     <w:abstractNumId w:val="0"/>
+  </w:num>
+  <w:num w:numId="8" w16cid:durableId="959410634">
+    <w:abstractNumId w:val="1"/>
+  </w:num>
+  <w:num w:numId="9" w16cid:durableId="1165317587">
+    <w:abstractNumId w:val="7"/>
+  </w:num>
+  <w:num w:numId="10" w16cid:durableId="346251184">
+    <w:abstractNumId w:val="5"/>
+  </w:num>
+  <w:num w:numId="11" w16cid:durableId="1471022208">
+    <w:abstractNumId w:val="6"/>
+  </w:num>
+  <w:num w:numId="12" w16cid:durableId="889416842">
+    <w:abstractNumId w:val="3"/>
+  </w:num>
+  <w:num w:numId="13" w16cid:durableId="1042367754">
+    <w:abstractNumId w:val="9"/>
+  </w:num>
+  <w:num w:numId="14" w16cid:durableId="1816409948">
+    <w:abstractNumId w:val="11"/>
   </w:num>
 </w:numbering>
 </file>
@@ -3939,7 +4819,7 @@
     <w:link w:val="berschrift1Zchn"/>
     <w:uiPriority w:val="9"/>
     <w:qFormat/>
-    <w:rsid w:val="00D96EB4"/>
+    <w:rsid w:val="00FC7A88"/>
     <w:pPr>
       <w:keepNext/>
       <w:keepLines/>
@@ -3948,8 +4828,9 @@
     </w:pPr>
     <w:rPr>
       <w:rFonts w:asciiTheme="majorHAnsi" w:eastAsiaTheme="majorEastAsia" w:hAnsiTheme="majorHAnsi" w:cstheme="majorBidi"/>
-      <w:color w:val="0F4761" w:themeColor="accent1" w:themeShade="BF"/>
-      <w:sz w:val="40"/>
+      <w:b/>
+      <w:color w:val="000000" w:themeColor="text1"/>
+      <w:sz w:val="44"/>
       <w:szCs w:val="40"/>
     </w:rPr>
   </w:style>
@@ -3959,10 +4840,9 @@
     <w:next w:val="Standard"/>
     <w:link w:val="berschrift2Zchn"/>
     <w:uiPriority w:val="9"/>
-    <w:semiHidden/>
     <w:unhideWhenUsed/>
     <w:qFormat/>
-    <w:rsid w:val="00D96EB4"/>
+    <w:rsid w:val="00FC7A88"/>
     <w:pPr>
       <w:keepNext/>
       <w:keepLines/>
@@ -3971,7 +4851,8 @@
     </w:pPr>
     <w:rPr>
       <w:rFonts w:asciiTheme="majorHAnsi" w:eastAsiaTheme="majorEastAsia" w:hAnsiTheme="majorHAnsi" w:cstheme="majorBidi"/>
-      <w:color w:val="0F4761" w:themeColor="accent1" w:themeShade="BF"/>
+      <w:b/>
+      <w:color w:val="000000" w:themeColor="text1"/>
       <w:sz w:val="32"/>
       <w:szCs w:val="32"/>
     </w:rPr>
@@ -4134,7 +5015,6 @@
   <w:style w:type="character" w:default="1" w:styleId="Absatz-Standardschriftart">
     <w:name w:val="Default Paragraph Font"/>
     <w:uiPriority w:val="1"/>
-    <w:semiHidden/>
     <w:unhideWhenUsed/>
   </w:style>
   <w:style w:type="table" w:default="1" w:styleId="NormaleTabelle">
@@ -4163,11 +5043,12 @@
     <w:basedOn w:val="Absatz-Standardschriftart"/>
     <w:link w:val="berschrift1"/>
     <w:uiPriority w:val="9"/>
-    <w:rsid w:val="00D96EB4"/>
+    <w:rsid w:val="00FC7A88"/>
     <w:rPr>
       <w:rFonts w:asciiTheme="majorHAnsi" w:eastAsiaTheme="majorEastAsia" w:hAnsiTheme="majorHAnsi" w:cstheme="majorBidi"/>
-      <w:color w:val="0F4761" w:themeColor="accent1" w:themeShade="BF"/>
-      <w:sz w:val="40"/>
+      <w:b/>
+      <w:color w:val="000000" w:themeColor="text1"/>
+      <w:sz w:val="44"/>
       <w:szCs w:val="40"/>
     </w:rPr>
   </w:style>
@@ -4176,11 +5057,11 @@
     <w:basedOn w:val="Absatz-Standardschriftart"/>
     <w:link w:val="berschrift2"/>
     <w:uiPriority w:val="9"/>
-    <w:semiHidden/>
-    <w:rsid w:val="00D96EB4"/>
+    <w:rsid w:val="00FC7A88"/>
     <w:rPr>
       <w:rFonts w:asciiTheme="majorHAnsi" w:eastAsiaTheme="majorEastAsia" w:hAnsiTheme="majorHAnsi" w:cstheme="majorBidi"/>
-      <w:color w:val="0F4761" w:themeColor="accent1" w:themeShade="BF"/>
+      <w:b/>
+      <w:color w:val="000000" w:themeColor="text1"/>
       <w:sz w:val="32"/>
       <w:szCs w:val="32"/>
     </w:rPr>
@@ -4284,16 +5165,17 @@
     <w:link w:val="TitelZchn"/>
     <w:uiPriority w:val="10"/>
     <w:qFormat/>
-    <w:rsid w:val="00D96EB4"/>
+    <w:rsid w:val="00FC7A88"/>
     <w:pPr>
       <w:spacing w:after="80" w:line="240" w:lineRule="auto"/>
       <w:contextualSpacing/>
     </w:pPr>
     <w:rPr>
       <w:rFonts w:asciiTheme="majorHAnsi" w:eastAsiaTheme="majorEastAsia" w:hAnsiTheme="majorHAnsi" w:cstheme="majorBidi"/>
+      <w:b/>
       <w:spacing w:val="-10"/>
       <w:kern w:val="28"/>
-      <w:sz w:val="56"/>
+      <w:sz w:val="60"/>
       <w:szCs w:val="56"/>
     </w:rPr>
   </w:style>
@@ -4302,12 +5184,13 @@
     <w:basedOn w:val="Absatz-Standardschriftart"/>
     <w:link w:val="Titel"/>
     <w:uiPriority w:val="10"/>
-    <w:rsid w:val="00D96EB4"/>
+    <w:rsid w:val="00FC7A88"/>
     <w:rPr>
       <w:rFonts w:asciiTheme="majorHAnsi" w:eastAsiaTheme="majorEastAsia" w:hAnsiTheme="majorHAnsi" w:cstheme="majorBidi"/>
+      <w:b/>
       <w:spacing w:val="-10"/>
       <w:kern w:val="28"/>
-      <w:sz w:val="56"/>
+      <w:sz w:val="60"/>
       <w:szCs w:val="56"/>
     </w:rPr>
   </w:style>

--- a/Project-organisation/Pflichtenheft.docx
+++ b/Project-organisation/Pflichtenheft.docx
@@ -764,6 +764,7 @@
             <w:tcW w:w="1271" w:type="dxa"/>
             <w:tcBorders>
               <w:top w:val="single" w:sz="12" w:space="0" w:color="auto"/>
+              <w:bottom w:val="single" w:sz="12" w:space="0" w:color="auto"/>
             </w:tcBorders>
             <w:vAlign w:val="center"/>
           </w:tcPr>
@@ -779,6 +780,111 @@
                 <w:rFonts w:ascii="Arial" w:hAnsi="Arial" w:cs="Arial"/>
               </w:rPr>
               <w:t>0.3</w:t>
+            </w:r>
+          </w:p>
+        </w:tc>
+        <w:tc>
+          <w:tcPr>
+            <w:tcW w:w="1559" w:type="dxa"/>
+            <w:tcBorders>
+              <w:top w:val="single" w:sz="12" w:space="0" w:color="auto"/>
+              <w:bottom w:val="single" w:sz="12" w:space="0" w:color="auto"/>
+            </w:tcBorders>
+            <w:vAlign w:val="center"/>
+          </w:tcPr>
+          <w:p>
+            <w:pPr>
+              <w:jc w:val="center"/>
+              <w:rPr>
+                <w:rFonts w:ascii="Arial" w:hAnsi="Arial" w:cs="Arial"/>
+              </w:rPr>
+            </w:pPr>
+            <w:r>
+              <w:rPr>
+                <w:rFonts w:ascii="Arial" w:hAnsi="Arial" w:cs="Arial"/>
+              </w:rPr>
+              <w:t>09.04.2025</w:t>
+            </w:r>
+          </w:p>
+        </w:tc>
+        <w:tc>
+          <w:tcPr>
+            <w:tcW w:w="2127" w:type="dxa"/>
+            <w:tcBorders>
+              <w:top w:val="single" w:sz="12" w:space="0" w:color="auto"/>
+              <w:bottom w:val="single" w:sz="12" w:space="0" w:color="auto"/>
+            </w:tcBorders>
+            <w:vAlign w:val="center"/>
+          </w:tcPr>
+          <w:p>
+            <w:pPr>
+              <w:rPr>
+                <w:rFonts w:ascii="Arial" w:hAnsi="Arial" w:cs="Arial"/>
+              </w:rPr>
+            </w:pPr>
+            <w:r>
+              <w:rPr>
+                <w:rFonts w:ascii="Arial" w:hAnsi="Arial" w:cs="Arial"/>
+              </w:rPr>
+              <w:t xml:space="preserve">Bichler Nadine </w:t>
+            </w:r>
+          </w:p>
+        </w:tc>
+        <w:tc>
+          <w:tcPr>
+            <w:tcW w:w="4105" w:type="dxa"/>
+            <w:tcBorders>
+              <w:top w:val="single" w:sz="12" w:space="0" w:color="auto"/>
+              <w:bottom w:val="single" w:sz="12" w:space="0" w:color="auto"/>
+            </w:tcBorders>
+            <w:vAlign w:val="center"/>
+          </w:tcPr>
+          <w:p>
+            <w:pPr>
+              <w:rPr>
+                <w:rFonts w:ascii="Arial" w:hAnsi="Arial" w:cs="Arial"/>
+              </w:rPr>
+            </w:pPr>
+            <w:r>
+              <w:rPr>
+                <w:rFonts w:ascii="Arial" w:hAnsi="Arial" w:cs="Arial"/>
+              </w:rPr>
+              <w:t>Erweiterung</w:t>
+            </w:r>
+            <w:r>
+              <w:rPr>
+                <w:rFonts w:ascii="Arial" w:hAnsi="Arial" w:cs="Arial"/>
+              </w:rPr>
+              <w:t xml:space="preserve"> und Anpassung</w:t>
+            </w:r>
+          </w:p>
+        </w:tc>
+      </w:tr>
+      <w:tr>
+        <w:trPr>
+          <w:trHeight w:val="677"/>
+          <w:jc w:val="center"/>
+        </w:trPr>
+        <w:tc>
+          <w:tcPr>
+            <w:tcW w:w="1271" w:type="dxa"/>
+            <w:tcBorders>
+              <w:top w:val="single" w:sz="12" w:space="0" w:color="auto"/>
+            </w:tcBorders>
+            <w:vAlign w:val="center"/>
+          </w:tcPr>
+          <w:p>
+            <w:pPr>
+              <w:jc w:val="center"/>
+              <w:rPr>
+                <w:rFonts w:ascii="Arial" w:hAnsi="Arial" w:cs="Arial"/>
+              </w:rPr>
+            </w:pPr>
+            <w:r>
+              <w:rPr>
+                <w:rFonts w:ascii="Arial" w:hAnsi="Arial" w:cs="Arial"/>
+              </w:rPr>
+              <w:t>0.4</w:t>
             </w:r>
           </w:p>
         </w:tc>
@@ -801,7 +907,7 @@
               <w:rPr>
                 <w:rFonts w:ascii="Arial" w:hAnsi="Arial" w:cs="Arial"/>
               </w:rPr>
-              <w:t>09.04.2025</w:t>
+              <w:t>11.04.2025</w:t>
             </w:r>
           </w:p>
         </w:tc>
@@ -823,7 +929,7 @@
               <w:rPr>
                 <w:rFonts w:ascii="Arial" w:hAnsi="Arial" w:cs="Arial"/>
               </w:rPr>
-              <w:t xml:space="preserve">Bichler Nadine </w:t>
+              <w:t>Bichler Nadine</w:t>
             </w:r>
           </w:p>
         </w:tc>
@@ -845,13 +951,7 @@
               <w:rPr>
                 <w:rFonts w:ascii="Arial" w:hAnsi="Arial" w:cs="Arial"/>
               </w:rPr>
-              <w:t>Erweiterung</w:t>
-            </w:r>
-            <w:r>
-              <w:rPr>
-                <w:rFonts w:ascii="Arial" w:hAnsi="Arial" w:cs="Arial"/>
-              </w:rPr>
-              <w:t xml:space="preserve"> und Anpassung</w:t>
+              <w:t>Anpassung</w:t>
             </w:r>
           </w:p>
         </w:tc>
@@ -981,6 +1081,7 @@
               <w:rPr>
                 <w:rFonts w:ascii="Arial" w:hAnsi="Arial" w:cs="Arial"/>
               </w:rPr>
+              <w:lastRenderedPageBreak/>
               <w:t>FA1.1</w:t>
             </w:r>
           </w:p>
@@ -1032,7 +1133,57 @@
               <w:rPr>
                 <w:rFonts w:ascii="Arial" w:hAnsi="Arial" w:cs="Arial"/>
               </w:rPr>
-              <w:lastRenderedPageBreak/>
+              <w:t>FA1.2</w:t>
+            </w:r>
+          </w:p>
+        </w:tc>
+        <w:tc>
+          <w:tcPr>
+            <w:tcW w:w="4219" w:type="pct"/>
+            <w:tcBorders>
+              <w:top w:val="single" w:sz="12" w:space="0" w:color="auto"/>
+            </w:tcBorders>
+            <w:vAlign w:val="center"/>
+          </w:tcPr>
+          <w:p>
+            <w:pPr>
+              <w:rPr>
+                <w:rFonts w:ascii="Arial" w:hAnsi="Arial" w:cs="Arial"/>
+              </w:rPr>
+            </w:pPr>
+            <w:r>
+              <w:rPr>
+                <w:rFonts w:ascii="Arial" w:hAnsi="Arial" w:cs="Arial"/>
+              </w:rPr>
+              <w:t>Die Anwendung kann die Sprachbefehle trotz Umgebungsgeräuschen korrekt erkennen</w:t>
+            </w:r>
+          </w:p>
+        </w:tc>
+      </w:tr>
+      <w:tr>
+        <w:trPr>
+          <w:trHeight w:val="677"/>
+          <w:jc w:val="center"/>
+        </w:trPr>
+        <w:tc>
+          <w:tcPr>
+            <w:tcW w:w="781" w:type="pct"/>
+            <w:tcBorders>
+              <w:top w:val="single" w:sz="12" w:space="0" w:color="auto"/>
+            </w:tcBorders>
+            <w:vAlign w:val="center"/>
+          </w:tcPr>
+          <w:p>
+            <w:pPr>
+              <w:jc w:val="center"/>
+              <w:rPr>
+                <w:rFonts w:ascii="Arial" w:hAnsi="Arial" w:cs="Arial"/>
+              </w:rPr>
+            </w:pPr>
+            <w:r>
+              <w:rPr>
+                <w:rFonts w:ascii="Arial" w:hAnsi="Arial" w:cs="Arial"/>
+              </w:rPr>
               <w:t>FA2.1</w:t>
             </w:r>
           </w:p>
@@ -1639,7 +1790,6 @@
         <w:pStyle w:val="berschrift1"/>
       </w:pPr>
       <w:r>
-        <w:lastRenderedPageBreak/>
         <w:t>Betriebsbedingungen</w:t>
       </w:r>
     </w:p>
@@ -2405,6 +2555,7 @@
               <w:rPr>
                 <w:rFonts w:ascii="Arial" w:hAnsi="Arial" w:cs="Arial"/>
               </w:rPr>
+              <w:lastRenderedPageBreak/>
               <w:t>Portierbarkeit</w:t>
             </w:r>
           </w:p>
@@ -2449,7 +2600,6 @@
               <w:rPr>
                 <w:rFonts w:ascii="Arial" w:hAnsi="Arial" w:cs="Arial"/>
               </w:rPr>
-              <w:lastRenderedPageBreak/>
               <w:t>Kompatibilität</w:t>
             </w:r>
           </w:p>
@@ -5015,6 +5165,7 @@
   <w:style w:type="character" w:default="1" w:styleId="Absatz-Standardschriftart">
     <w:name w:val="Default Paragraph Font"/>
     <w:uiPriority w:val="1"/>
+    <w:semiHidden/>
     <w:unhideWhenUsed/>
   </w:style>
   <w:style w:type="table" w:default="1" w:styleId="NormaleTabelle">

--- a/Project-organisation/Pflichtenheft.docx
+++ b/Project-organisation/Pflichtenheft.docx
@@ -4,7 +4,7 @@
   <w:body>
     <w:p>
       <w:pPr>
-        <w:pStyle w:val="Titel"/>
+        <w:pStyle w:val="KeinLeerraum"/>
       </w:pPr>
       <w:r>
         <w:t>Pflichtenheft</w:t>
@@ -292,13 +292,7 @@
               <w:rPr>
                 <w:rFonts w:ascii="Arial" w:hAnsi="Arial" w:cs="Arial"/>
               </w:rPr>
-              <w:t>0</w:t>
-            </w:r>
-            <w:r>
-              <w:rPr>
-                <w:rFonts w:ascii="Arial" w:hAnsi="Arial" w:cs="Arial"/>
-              </w:rPr>
-              <w:t>9</w:t>
+              <w:t>11</w:t>
             </w:r>
             <w:r>
               <w:rPr>
@@ -1081,7 +1075,6 @@
               <w:rPr>
                 <w:rFonts w:ascii="Arial" w:hAnsi="Arial" w:cs="Arial"/>
               </w:rPr>
-              <w:lastRenderedPageBreak/>
               <w:t>FA1.1</w:t>
             </w:r>
           </w:p>
@@ -1133,6 +1126,7 @@
               <w:rPr>
                 <w:rFonts w:ascii="Arial" w:hAnsi="Arial" w:cs="Arial"/>
               </w:rPr>
+              <w:lastRenderedPageBreak/>
               <w:t>FA1.2</w:t>
             </w:r>
           </w:p>
@@ -1790,6 +1784,7 @@
         <w:pStyle w:val="berschrift1"/>
       </w:pPr>
       <w:r>
+        <w:lastRenderedPageBreak/>
         <w:t>Betriebsbedingungen</w:t>
       </w:r>
     </w:p>
@@ -2555,7 +2550,6 @@
               <w:rPr>
                 <w:rFonts w:ascii="Arial" w:hAnsi="Arial" w:cs="Arial"/>
               </w:rPr>
-              <w:lastRenderedPageBreak/>
               <w:t>Portierbarkeit</w:t>
             </w:r>
           </w:p>
@@ -2600,6 +2594,7 @@
               <w:rPr>
                 <w:rFonts w:ascii="Arial" w:hAnsi="Arial" w:cs="Arial"/>
               </w:rPr>
+              <w:lastRenderedPageBreak/>
               <w:t>Kompatibilität</w:t>
             </w:r>
           </w:p>
@@ -2805,8 +2800,12 @@
     </w:p>
     <w:p/>
     <w:sectPr>
-      <w:headerReference w:type="default" r:id="rId8"/>
-      <w:footerReference w:type="default" r:id="rId9"/>
+      <w:headerReference w:type="even" r:id="rId8"/>
+      <w:headerReference w:type="default" r:id="rId9"/>
+      <w:footerReference w:type="even" r:id="rId10"/>
+      <w:footerReference w:type="default" r:id="rId11"/>
+      <w:headerReference w:type="first" r:id="rId12"/>
+      <w:footerReference w:type="first" r:id="rId13"/>
       <w:pgSz w:w="11906" w:h="16838"/>
       <w:pgMar w:top="1417" w:right="1417" w:bottom="1134" w:left="1417" w:header="708" w:footer="708" w:gutter="0"/>
       <w:cols w:space="708"/>
@@ -2842,6 +2841,16 @@
 </file>
 
 <file path=word/footer1.xml><?xml version="1.0" encoding="utf-8"?>
+<w:ftr xmlns:wpc="http://schemas.microsoft.com/office/word/2010/wordprocessingCanvas" xmlns:cx="http://schemas.microsoft.com/office/drawing/2014/chartex" xmlns:cx1="http://schemas.microsoft.com/office/drawing/2015/9/8/chartex" xmlns:cx2="http://schemas.microsoft.com/office/drawing/2015/10/21/chartex" xmlns:cx3="http://schemas.microsoft.com/office/drawing/2016/5/9/chartex" xmlns:cx4="http://schemas.microsoft.com/office/drawing/2016/5/10/chartex" xmlns:cx5="http://schemas.microsoft.com/office/drawing/2016/5/11/chartex" xmlns:cx6="http://schemas.microsoft.com/office/drawing/2016/5/12/chartex" xmlns:cx7="http://schemas.microsoft.com/office/drawing/2016/5/13/chartex" xmlns:cx8="http://schemas.microsoft.com/office/drawing/2016/5/14/chartex" xmlns:mc="http://schemas.openxmlformats.org/markup-compatibility/2006" xmlns:aink="http://schemas.microsoft.com/office/drawing/2016/ink" xmlns:am3d="http://schemas.microsoft.com/office/drawing/2017/model3d" xmlns:o="urn:schemas-microsoft-com:office:office" xmlns:oel="http://schemas.microsoft.com/office/2019/extlst" xmlns:r="http://schemas.openxmlformats.org/officeDocument/2006/relationships" xmlns:m="http://schemas.openxmlformats.org/officeDocument/2006/math" xmlns:v="urn:schemas-microsoft-com:vml" xmlns:wp14="http://schemas.microsoft.com/office/word/2010/wordprocessingDrawing" xmlns:wp="http://schemas.openxmlformats.org/drawingml/2006/wordprocessingDrawing" xmlns:w10="urn:schemas-microsoft-com:office:word" xmlns:w="http://schemas.openxmlformats.org/wordprocessingml/2006/main" xmlns:w14="http://schemas.microsoft.com/office/word/2010/wordml" xmlns:w15="http://schemas.microsoft.com/office/word/2012/wordml" xmlns:w16cex="http://schemas.microsoft.com/office/word/2018/wordml/cex" xmlns:w16cid="http://schemas.microsoft.com/office/word/2016/wordml/cid" xmlns:w16="http://schemas.microsoft.com/office/word/2018/wordml" xmlns:w16du="http://schemas.microsoft.com/office/word/2023/wordml/word16du" xmlns:w16sdtdh="http://schemas.microsoft.com/office/word/2020/wordml/sdtdatahash" xmlns:w16sdtfl="http://schemas.microsoft.com/office/word/2024/wordml/sdtformatlock" xmlns:w16se="http://schemas.microsoft.com/office/word/2015/wordml/symex" xmlns:wpg="http://schemas.microsoft.com/office/word/2010/wordprocessingGroup" xmlns:wpi="http://schemas.microsoft.com/office/word/2010/wordprocessingInk" xmlns:wne="http://schemas.microsoft.com/office/word/2006/wordml" xmlns:wps="http://schemas.microsoft.com/office/word/2010/wordprocessingShape" mc:Ignorable="w14 w15 w16se w16cid w16 w16cex w16sdtdh w16sdtfl w16du wp14">
+  <w:p>
+    <w:pPr>
+      <w:pStyle w:val="Fuzeile"/>
+    </w:pPr>
+  </w:p>
+</w:ftr>
+</file>
+
+<file path=word/footer2.xml><?xml version="1.0" encoding="utf-8"?>
 <w:ftr xmlns:wpc="http://schemas.microsoft.com/office/word/2010/wordprocessingCanvas" xmlns:cx="http://schemas.microsoft.com/office/drawing/2014/chartex" xmlns:cx1="http://schemas.microsoft.com/office/drawing/2015/9/8/chartex" xmlns:cx2="http://schemas.microsoft.com/office/drawing/2015/10/21/chartex" xmlns:cx3="http://schemas.microsoft.com/office/drawing/2016/5/9/chartex" xmlns:cx4="http://schemas.microsoft.com/office/drawing/2016/5/10/chartex" xmlns:cx5="http://schemas.microsoft.com/office/drawing/2016/5/11/chartex" xmlns:cx6="http://schemas.microsoft.com/office/drawing/2016/5/12/chartex" xmlns:cx7="http://schemas.microsoft.com/office/drawing/2016/5/13/chartex" xmlns:cx8="http://schemas.microsoft.com/office/drawing/2016/5/14/chartex" xmlns:mc="http://schemas.openxmlformats.org/markup-compatibility/2006" xmlns:aink="http://schemas.microsoft.com/office/drawing/2016/ink" xmlns:am3d="http://schemas.microsoft.com/office/drawing/2017/model3d" xmlns:o="urn:schemas-microsoft-com:office:office" xmlns:oel="http://schemas.microsoft.com/office/2019/extlst" xmlns:r="http://schemas.openxmlformats.org/officeDocument/2006/relationships" xmlns:m="http://schemas.openxmlformats.org/officeDocument/2006/math" xmlns:v="urn:schemas-microsoft-com:vml" xmlns:wp14="http://schemas.microsoft.com/office/word/2010/wordprocessingDrawing" xmlns:wp="http://schemas.openxmlformats.org/drawingml/2006/wordprocessingDrawing" xmlns:w10="urn:schemas-microsoft-com:office:word" xmlns:w="http://schemas.openxmlformats.org/wordprocessingml/2006/main" xmlns:w14="http://schemas.microsoft.com/office/word/2010/wordml" xmlns:w15="http://schemas.microsoft.com/office/word/2012/wordml" xmlns:w16cex="http://schemas.microsoft.com/office/word/2018/wordml/cex" xmlns:w16cid="http://schemas.microsoft.com/office/word/2016/wordml/cid" xmlns:w16="http://schemas.microsoft.com/office/word/2018/wordml" xmlns:w16du="http://schemas.microsoft.com/office/word/2023/wordml/word16du" xmlns:w16sdtdh="http://schemas.microsoft.com/office/word/2020/wordml/sdtdatahash" xmlns:w16sdtfl="http://schemas.microsoft.com/office/word/2024/wordml/sdtformatlock" xmlns:w16se="http://schemas.microsoft.com/office/word/2015/wordml/symex" xmlns:wpg="http://schemas.microsoft.com/office/word/2010/wordprocessingGroup" xmlns:wpi="http://schemas.microsoft.com/office/word/2010/wordprocessingInk" xmlns:wne="http://schemas.microsoft.com/office/word/2006/wordml" xmlns:wps="http://schemas.microsoft.com/office/word/2010/wordprocessingShape" mc:Ignorable="w14 w15 w16se w16cid w16 w16cex w16sdtdh w16sdtfl w16du wp14">
   <w:sdt>
     <w:sdtPr>
@@ -2883,6 +2892,16 @@
 </w:ftr>
 </file>
 
+<file path=word/footer3.xml><?xml version="1.0" encoding="utf-8"?>
+<w:ftr xmlns:wpc="http://schemas.microsoft.com/office/word/2010/wordprocessingCanvas" xmlns:cx="http://schemas.microsoft.com/office/drawing/2014/chartex" xmlns:cx1="http://schemas.microsoft.com/office/drawing/2015/9/8/chartex" xmlns:cx2="http://schemas.microsoft.com/office/drawing/2015/10/21/chartex" xmlns:cx3="http://schemas.microsoft.com/office/drawing/2016/5/9/chartex" xmlns:cx4="http://schemas.microsoft.com/office/drawing/2016/5/10/chartex" xmlns:cx5="http://schemas.microsoft.com/office/drawing/2016/5/11/chartex" xmlns:cx6="http://schemas.microsoft.com/office/drawing/2016/5/12/chartex" xmlns:cx7="http://schemas.microsoft.com/office/drawing/2016/5/13/chartex" xmlns:cx8="http://schemas.microsoft.com/office/drawing/2016/5/14/chartex" xmlns:mc="http://schemas.openxmlformats.org/markup-compatibility/2006" xmlns:aink="http://schemas.microsoft.com/office/drawing/2016/ink" xmlns:am3d="http://schemas.microsoft.com/office/drawing/2017/model3d" xmlns:o="urn:schemas-microsoft-com:office:office" xmlns:oel="http://schemas.microsoft.com/office/2019/extlst" xmlns:r="http://schemas.openxmlformats.org/officeDocument/2006/relationships" xmlns:m="http://schemas.openxmlformats.org/officeDocument/2006/math" xmlns:v="urn:schemas-microsoft-com:vml" xmlns:wp14="http://schemas.microsoft.com/office/word/2010/wordprocessingDrawing" xmlns:wp="http://schemas.openxmlformats.org/drawingml/2006/wordprocessingDrawing" xmlns:w10="urn:schemas-microsoft-com:office:word" xmlns:w="http://schemas.openxmlformats.org/wordprocessingml/2006/main" xmlns:w14="http://schemas.microsoft.com/office/word/2010/wordml" xmlns:w15="http://schemas.microsoft.com/office/word/2012/wordml" xmlns:w16cex="http://schemas.microsoft.com/office/word/2018/wordml/cex" xmlns:w16cid="http://schemas.microsoft.com/office/word/2016/wordml/cid" xmlns:w16="http://schemas.microsoft.com/office/word/2018/wordml" xmlns:w16du="http://schemas.microsoft.com/office/word/2023/wordml/word16du" xmlns:w16sdtdh="http://schemas.microsoft.com/office/word/2020/wordml/sdtdatahash" xmlns:w16sdtfl="http://schemas.microsoft.com/office/word/2024/wordml/sdtformatlock" xmlns:w16se="http://schemas.microsoft.com/office/word/2015/wordml/symex" xmlns:wpg="http://schemas.microsoft.com/office/word/2010/wordprocessingGroup" xmlns:wpi="http://schemas.microsoft.com/office/word/2010/wordprocessingInk" xmlns:wne="http://schemas.microsoft.com/office/word/2006/wordml" xmlns:wps="http://schemas.microsoft.com/office/word/2010/wordprocessingShape" mc:Ignorable="w14 w15 w16se w16cid w16 w16cex w16sdtdh w16sdtfl w16du wp14">
+  <w:p>
+    <w:pPr>
+      <w:pStyle w:val="Fuzeile"/>
+    </w:pPr>
+  </w:p>
+</w:ftr>
+</file>
+
 <file path=word/footnotes.xml><?xml version="1.0" encoding="utf-8"?>
 <w:footnotes xmlns:wpc="http://schemas.microsoft.com/office/word/2010/wordprocessingCanvas" xmlns:cx="http://schemas.microsoft.com/office/drawing/2014/chartex" xmlns:cx1="http://schemas.microsoft.com/office/drawing/2015/9/8/chartex" xmlns:cx2="http://schemas.microsoft.com/office/drawing/2015/10/21/chartex" xmlns:cx3="http://schemas.microsoft.com/office/drawing/2016/5/9/chartex" xmlns:cx4="http://schemas.microsoft.com/office/drawing/2016/5/10/chartex" xmlns:cx5="http://schemas.microsoft.com/office/drawing/2016/5/11/chartex" xmlns:cx6="http://schemas.microsoft.com/office/drawing/2016/5/12/chartex" xmlns:cx7="http://schemas.microsoft.com/office/drawing/2016/5/13/chartex" xmlns:cx8="http://schemas.microsoft.com/office/drawing/2016/5/14/chartex" xmlns:mc="http://schemas.openxmlformats.org/markup-compatibility/2006" xmlns:aink="http://schemas.microsoft.com/office/drawing/2016/ink" xmlns:am3d="http://schemas.microsoft.com/office/drawing/2017/model3d" xmlns:o="urn:schemas-microsoft-com:office:office" xmlns:oel="http://schemas.microsoft.com/office/2019/extlst" xmlns:r="http://schemas.openxmlformats.org/officeDocument/2006/relationships" xmlns:m="http://schemas.openxmlformats.org/officeDocument/2006/math" xmlns:v="urn:schemas-microsoft-com:vml" xmlns:wp14="http://schemas.microsoft.com/office/word/2010/wordprocessingDrawing" xmlns:wp="http://schemas.openxmlformats.org/drawingml/2006/wordprocessingDrawing" xmlns:w10="urn:schemas-microsoft-com:office:word" xmlns:w="http://schemas.openxmlformats.org/wordprocessingml/2006/main" xmlns:w14="http://schemas.microsoft.com/office/word/2010/wordml" xmlns:w15="http://schemas.microsoft.com/office/word/2012/wordml" xmlns:w16cex="http://schemas.microsoft.com/office/word/2018/wordml/cex" xmlns:w16cid="http://schemas.microsoft.com/office/word/2016/wordml/cid" xmlns:w16="http://schemas.microsoft.com/office/word/2018/wordml" xmlns:w16du="http://schemas.microsoft.com/office/word/2023/wordml/word16du" xmlns:w16sdtdh="http://schemas.microsoft.com/office/word/2020/wordml/sdtdatahash" xmlns:w16sdtfl="http://schemas.microsoft.com/office/word/2024/wordml/sdtformatlock" xmlns:w16se="http://schemas.microsoft.com/office/word/2015/wordml/symex" xmlns:wpg="http://schemas.microsoft.com/office/word/2010/wordprocessingGroup" xmlns:wpi="http://schemas.microsoft.com/office/word/2010/wordprocessingInk" xmlns:wne="http://schemas.microsoft.com/office/word/2006/wordml" xmlns:wps="http://schemas.microsoft.com/office/word/2010/wordprocessingShape" mc:Ignorable="w14 w15 w16se w16cid w16 w16cex w16sdtdh w16sdtfl w16du wp14">
   <w:footnote w:type="separator" w:id="-1">
@@ -2909,6 +2928,16 @@
 </file>
 
 <file path=word/header1.xml><?xml version="1.0" encoding="utf-8"?>
+<w:hdr xmlns:wpc="http://schemas.microsoft.com/office/word/2010/wordprocessingCanvas" xmlns:cx="http://schemas.microsoft.com/office/drawing/2014/chartex" xmlns:cx1="http://schemas.microsoft.com/office/drawing/2015/9/8/chartex" xmlns:cx2="http://schemas.microsoft.com/office/drawing/2015/10/21/chartex" xmlns:cx3="http://schemas.microsoft.com/office/drawing/2016/5/9/chartex" xmlns:cx4="http://schemas.microsoft.com/office/drawing/2016/5/10/chartex" xmlns:cx5="http://schemas.microsoft.com/office/drawing/2016/5/11/chartex" xmlns:cx6="http://schemas.microsoft.com/office/drawing/2016/5/12/chartex" xmlns:cx7="http://schemas.microsoft.com/office/drawing/2016/5/13/chartex" xmlns:cx8="http://schemas.microsoft.com/office/drawing/2016/5/14/chartex" xmlns:mc="http://schemas.openxmlformats.org/markup-compatibility/2006" xmlns:aink="http://schemas.microsoft.com/office/drawing/2016/ink" xmlns:am3d="http://schemas.microsoft.com/office/drawing/2017/model3d" xmlns:o="urn:schemas-microsoft-com:office:office" xmlns:oel="http://schemas.microsoft.com/office/2019/extlst" xmlns:r="http://schemas.openxmlformats.org/officeDocument/2006/relationships" xmlns:m="http://schemas.openxmlformats.org/officeDocument/2006/math" xmlns:v="urn:schemas-microsoft-com:vml" xmlns:wp14="http://schemas.microsoft.com/office/word/2010/wordprocessingDrawing" xmlns:wp="http://schemas.openxmlformats.org/drawingml/2006/wordprocessingDrawing" xmlns:w10="urn:schemas-microsoft-com:office:word" xmlns:w="http://schemas.openxmlformats.org/wordprocessingml/2006/main" xmlns:w14="http://schemas.microsoft.com/office/word/2010/wordml" xmlns:w15="http://schemas.microsoft.com/office/word/2012/wordml" xmlns:w16cex="http://schemas.microsoft.com/office/word/2018/wordml/cex" xmlns:w16cid="http://schemas.microsoft.com/office/word/2016/wordml/cid" xmlns:w16="http://schemas.microsoft.com/office/word/2018/wordml" xmlns:w16du="http://schemas.microsoft.com/office/word/2023/wordml/word16du" xmlns:w16sdtdh="http://schemas.microsoft.com/office/word/2020/wordml/sdtdatahash" xmlns:w16sdtfl="http://schemas.microsoft.com/office/word/2024/wordml/sdtformatlock" xmlns:w16se="http://schemas.microsoft.com/office/word/2015/wordml/symex" xmlns:wpg="http://schemas.microsoft.com/office/word/2010/wordprocessingGroup" xmlns:wpi="http://schemas.microsoft.com/office/word/2010/wordprocessingInk" xmlns:wne="http://schemas.microsoft.com/office/word/2006/wordml" xmlns:wps="http://schemas.microsoft.com/office/word/2010/wordprocessingShape" mc:Ignorable="w14 w15 w16se w16cid w16 w16cex w16sdtdh w16sdtfl w16du wp14">
+  <w:p>
+    <w:pPr>
+      <w:pStyle w:val="Kopfzeile"/>
+    </w:pPr>
+  </w:p>
+</w:hdr>
+</file>
+
+<file path=word/header2.xml><?xml version="1.0" encoding="utf-8"?>
 <w:hdr xmlns:wpc="http://schemas.microsoft.com/office/word/2010/wordprocessingCanvas" xmlns:cx="http://schemas.microsoft.com/office/drawing/2014/chartex" xmlns:cx1="http://schemas.microsoft.com/office/drawing/2015/9/8/chartex" xmlns:cx2="http://schemas.microsoft.com/office/drawing/2015/10/21/chartex" xmlns:cx3="http://schemas.microsoft.com/office/drawing/2016/5/9/chartex" xmlns:cx4="http://schemas.microsoft.com/office/drawing/2016/5/10/chartex" xmlns:cx5="http://schemas.microsoft.com/office/drawing/2016/5/11/chartex" xmlns:cx6="http://schemas.microsoft.com/office/drawing/2016/5/12/chartex" xmlns:cx7="http://schemas.microsoft.com/office/drawing/2016/5/13/chartex" xmlns:cx8="http://schemas.microsoft.com/office/drawing/2016/5/14/chartex" xmlns:mc="http://schemas.openxmlformats.org/markup-compatibility/2006" xmlns:aink="http://schemas.microsoft.com/office/drawing/2016/ink" xmlns:am3d="http://schemas.microsoft.com/office/drawing/2017/model3d" xmlns:o="urn:schemas-microsoft-com:office:office" xmlns:oel="http://schemas.microsoft.com/office/2019/extlst" xmlns:r="http://schemas.openxmlformats.org/officeDocument/2006/relationships" xmlns:m="http://schemas.openxmlformats.org/officeDocument/2006/math" xmlns:v="urn:schemas-microsoft-com:vml" xmlns:wp14="http://schemas.microsoft.com/office/word/2010/wordprocessingDrawing" xmlns:wp="http://schemas.openxmlformats.org/drawingml/2006/wordprocessingDrawing" xmlns:w10="urn:schemas-microsoft-com:office:word" xmlns:w="http://schemas.openxmlformats.org/wordprocessingml/2006/main" xmlns:w14="http://schemas.microsoft.com/office/word/2010/wordml" xmlns:w15="http://schemas.microsoft.com/office/word/2012/wordml" xmlns:w16cex="http://schemas.microsoft.com/office/word/2018/wordml/cex" xmlns:w16cid="http://schemas.microsoft.com/office/word/2016/wordml/cid" xmlns:w16="http://schemas.microsoft.com/office/word/2018/wordml" xmlns:w16du="http://schemas.microsoft.com/office/word/2023/wordml/word16du" xmlns:w16sdtdh="http://schemas.microsoft.com/office/word/2020/wordml/sdtdatahash" xmlns:w16sdtfl="http://schemas.microsoft.com/office/word/2024/wordml/sdtformatlock" xmlns:w16se="http://schemas.microsoft.com/office/word/2015/wordml/symex" xmlns:wpg="http://schemas.microsoft.com/office/word/2010/wordprocessingGroup" xmlns:wpi="http://schemas.microsoft.com/office/word/2010/wordprocessingInk" xmlns:wne="http://schemas.microsoft.com/office/word/2006/wordml" xmlns:wps="http://schemas.microsoft.com/office/word/2010/wordprocessingShape" mc:Ignorable="w14 w15 w16se w16cid w16 w16cex w16sdtdh w16sdtfl w16du wp14">
   <w:p>
     <w:pPr>
@@ -2930,10 +2959,7 @@
       <w:ptab w:relativeTo="margin" w:alignment="right" w:leader="none"/>
     </w:r>
     <w:r>
-      <w:t>0</w:t>
-    </w:r>
-    <w:r>
-      <w:t>9</w:t>
+      <w:t>11</w:t>
     </w:r>
     <w:r>
       <w:t>.0</w:t>
@@ -2944,6 +2970,16 @@
     <w:r>
       <w:t>.2025</w:t>
     </w:r>
+  </w:p>
+</w:hdr>
+</file>
+
+<file path=word/header3.xml><?xml version="1.0" encoding="utf-8"?>
+<w:hdr xmlns:wpc="http://schemas.microsoft.com/office/word/2010/wordprocessingCanvas" xmlns:cx="http://schemas.microsoft.com/office/drawing/2014/chartex" xmlns:cx1="http://schemas.microsoft.com/office/drawing/2015/9/8/chartex" xmlns:cx2="http://schemas.microsoft.com/office/drawing/2015/10/21/chartex" xmlns:cx3="http://schemas.microsoft.com/office/drawing/2016/5/9/chartex" xmlns:cx4="http://schemas.microsoft.com/office/drawing/2016/5/10/chartex" xmlns:cx5="http://schemas.microsoft.com/office/drawing/2016/5/11/chartex" xmlns:cx6="http://schemas.microsoft.com/office/drawing/2016/5/12/chartex" xmlns:cx7="http://schemas.microsoft.com/office/drawing/2016/5/13/chartex" xmlns:cx8="http://schemas.microsoft.com/office/drawing/2016/5/14/chartex" xmlns:mc="http://schemas.openxmlformats.org/markup-compatibility/2006" xmlns:aink="http://schemas.microsoft.com/office/drawing/2016/ink" xmlns:am3d="http://schemas.microsoft.com/office/drawing/2017/model3d" xmlns:o="urn:schemas-microsoft-com:office:office" xmlns:oel="http://schemas.microsoft.com/office/2019/extlst" xmlns:r="http://schemas.openxmlformats.org/officeDocument/2006/relationships" xmlns:m="http://schemas.openxmlformats.org/officeDocument/2006/math" xmlns:v="urn:schemas-microsoft-com:vml" xmlns:wp14="http://schemas.microsoft.com/office/word/2010/wordprocessingDrawing" xmlns:wp="http://schemas.openxmlformats.org/drawingml/2006/wordprocessingDrawing" xmlns:w10="urn:schemas-microsoft-com:office:word" xmlns:w="http://schemas.openxmlformats.org/wordprocessingml/2006/main" xmlns:w14="http://schemas.microsoft.com/office/word/2010/wordml" xmlns:w15="http://schemas.microsoft.com/office/word/2012/wordml" xmlns:w16cex="http://schemas.microsoft.com/office/word/2018/wordml/cex" xmlns:w16cid="http://schemas.microsoft.com/office/word/2016/wordml/cid" xmlns:w16="http://schemas.microsoft.com/office/word/2018/wordml" xmlns:w16du="http://schemas.microsoft.com/office/word/2023/wordml/word16du" xmlns:w16sdtdh="http://schemas.microsoft.com/office/word/2020/wordml/sdtdatahash" xmlns:w16sdtfl="http://schemas.microsoft.com/office/word/2024/wordml/sdtformatlock" xmlns:w16se="http://schemas.microsoft.com/office/word/2015/wordml/symex" xmlns:wpg="http://schemas.microsoft.com/office/word/2010/wordprocessingGroup" xmlns:wpi="http://schemas.microsoft.com/office/word/2010/wordprocessingInk" xmlns:wne="http://schemas.microsoft.com/office/word/2006/wordml" xmlns:wps="http://schemas.microsoft.com/office/word/2010/wordprocessingShape" mc:Ignorable="w14 w15 w16se w16cid w16 w16cex w16sdtdh w16sdtfl w16du wp14">
+  <w:p>
+    <w:pPr>
+      <w:pStyle w:val="Kopfzeile"/>
+    </w:pPr>
   </w:p>
 </w:hdr>
 </file>
@@ -5545,6 +5581,15 @@
       </w:tblBorders>
     </w:tblPr>
   </w:style>
+  <w:style w:type="paragraph" w:styleId="KeinLeerraum">
+    <w:name w:val="No Spacing"/>
+    <w:uiPriority w:val="1"/>
+    <w:qFormat/>
+    <w:rsid w:val="000870AD"/>
+    <w:pPr>
+      <w:spacing w:after="0" w:line="240" w:lineRule="auto"/>
+    </w:pPr>
+  </w:style>
 </w:styles>
 </file>
 
